--- a/public/labs/os/pz-25/ЛР4_ОС_Методи_відновлення_ОС.docx
+++ b/public/labs/os/pz-25/ЛР4_ОС_Методи_відновлення_ОС.docx
@@ -531,72 +531,85 @@
     <w:p>
       <w:pPr>
         <w:pStyle w:val="SourceCode"/>
-      </w:pPr>
-      <w:r>
-        <w:rPr>
-          <w:rStyle w:val="VerbatimChar"/>
-        </w:rPr>
+        <w:spacing w:before="120" w:after="0" w:line="200" w:lineRule="auto"/>
+      </w:pPr>
+      <w:r>
         <w:t xml:space="preserve">:: Перевірити, чи ввімкнено захист системи</w:t>
       </w:r>
-      <w:r>
-        <w:br/>
-      </w:r>
-      <w:r>
-        <w:rPr>
-          <w:rStyle w:val="VerbatimChar"/>
-        </w:rPr>
+    </w:p>
+    <w:p>
+      <w:pPr>
+        <w:pStyle w:val="SourceCode"/>
+        <w:spacing w:before="0" w:after="0" w:line="200" w:lineRule="auto"/>
+      </w:pPr>
+      <w:r>
         <w:t xml:space="preserve">C:\&gt; vssadmin list shadowstorage</w:t>
       </w:r>
-      <w:r>
-        <w:br/>
-      </w:r>
-      <w:r>
-        <w:br/>
-      </w:r>
-      <w:r>
-        <w:rPr>
-          <w:rStyle w:val="VerbatimChar"/>
-        </w:rPr>
+    </w:p>
+    <w:p>
+      <w:pPr>
+        <w:pStyle w:val="SourceCode"/>
+        <w:spacing w:before="0" w:after="0" w:line="200" w:lineRule="auto"/>
+      </w:pPr>
+    </w:p>
+    <w:p>
+      <w:pPr>
+        <w:pStyle w:val="SourceCode"/>
+        <w:spacing w:before="0" w:after="0" w:line="200" w:lineRule="auto"/>
+      </w:pPr>
+      <w:r>
         <w:t xml:space="preserve">:: Створити точку відновлення (PowerShell, від адміністратора)</w:t>
       </w:r>
-      <w:r>
-        <w:br/>
-      </w:r>
-      <w:r>
-        <w:rPr>
-          <w:rStyle w:val="VerbatimChar"/>
-        </w:rPr>
+    </w:p>
+    <w:p>
+      <w:pPr>
+        <w:pStyle w:val="SourceCode"/>
+        <w:spacing w:before="0" w:after="0" w:line="200" w:lineRule="auto"/>
+      </w:pPr>
+      <w:r>
         <w:t xml:space="preserve">PS C:\&gt; Enable-ComputerRestore -Drive "C:\"</w:t>
       </w:r>
-      <w:r>
-        <w:br/>
-      </w:r>
-      <w:r>
-        <w:rPr>
-          <w:rStyle w:val="VerbatimChar"/>
-        </w:rPr>
+    </w:p>
+    <w:p>
+      <w:pPr>
+        <w:pStyle w:val="SourceCode"/>
+        <w:spacing w:before="0" w:after="0" w:line="200" w:lineRule="auto"/>
+      </w:pPr>
+      <w:r>
         <w:t xml:space="preserve">PS C:\&gt; Checkpoint-Computer -Description "Before LAB4" -RestorePointType MODIFY_SETTINGS</w:t>
       </w:r>
-      <w:r>
-        <w:br/>
-      </w:r>
-      <w:r>
-        <w:br/>
-      </w:r>
-      <w:r>
-        <w:rPr>
-          <w:rStyle w:val="VerbatimChar"/>
-        </w:rPr>
+    </w:p>
+    <w:p>
+      <w:pPr>
+        <w:pStyle w:val="SourceCode"/>
+        <w:spacing w:before="0" w:after="0" w:line="200" w:lineRule="auto"/>
+      </w:pPr>
+    </w:p>
+    <w:p>
+      <w:pPr>
+        <w:pStyle w:val="SourceCode"/>
+        <w:spacing w:before="0" w:after="0" w:line="200" w:lineRule="auto"/>
+      </w:pPr>
+      <w:r>
         <w:t xml:space="preserve">:: Переглянути наявні точки</w:t>
       </w:r>
-      <w:r>
-        <w:br/>
-      </w:r>
-      <w:r>
-        <w:rPr>
-          <w:rStyle w:val="VerbatimChar"/>
-        </w:rPr>
-        <w:t xml:space="preserve">PS C:\&gt; Get-ComputerRestorePoint | Format-Table SequenceNumber, Description, CreationTime</w:t>
+    </w:p>
+    <w:p>
+      <w:pPr>
+        <w:pStyle w:val="SourceCode"/>
+        <w:spacing w:before="0" w:after="0" w:line="200" w:lineRule="auto"/>
+      </w:pPr>
+      <w:r>
+        <w:t xml:space="preserve">PS C:\&gt; Get-ComputerRestorePoint |</w:t>
+      </w:r>
+    </w:p>
+    <w:p>
+      <w:pPr>
+        <w:pStyle w:val="SourceCode"/>
+        <w:spacing w:before="0" w:after="120" w:line="200" w:lineRule="auto"/>
+      </w:pPr>
+      <w:r>
+        <w:t xml:space="preserve">&gt;&gt;     Format-Table SequenceNumber, Description, CreationTime</w:t>
       </w:r>
     </w:p>
     <w:p>
@@ -693,65 +706,167 @@
     <w:p>
       <w:pPr>
         <w:pStyle w:val="SourceCode"/>
-      </w:pPr>
+        <w:spacing w:before="120" w:after="0" w:line="200" w:lineRule="auto"/>
+      </w:pPr>
+      <w:r>
+        <w:t xml:space="preserve">C:\Windows\system32&gt; sfc /scannow</w:t>
+      </w:r>
+    </w:p>
+    <w:p>
+      <w:pPr>
+        <w:pStyle w:val="SourceCode"/>
+        <w:spacing w:before="0" w:after="0" w:line="200" w:lineRule="auto"/>
+      </w:pPr>
+    </w:p>
+    <w:p>
+      <w:pPr>
+        <w:pStyle w:val="SourceCode"/>
+        <w:spacing w:before="0" w:after="0" w:line="200" w:lineRule="auto"/>
+      </w:pPr>
+      <w:r>
+        <w:t xml:space="preserve">Beginning system scan.  This process will take some time.</w:t>
+      </w:r>
+    </w:p>
+    <w:p>
+      <w:pPr>
+        <w:pStyle w:val="SourceCode"/>
+        <w:spacing w:before="0" w:after="0" w:line="200" w:lineRule="auto"/>
+      </w:pPr>
+    </w:p>
+    <w:p>
+      <w:pPr>
+        <w:pStyle w:val="SourceCode"/>
+        <w:spacing w:before="0" w:after="0" w:line="200" w:lineRule="auto"/>
+      </w:pPr>
+      <w:r>
+        <w:t xml:space="preserve">Beginning verification phase of system scan.</w:t>
+      </w:r>
+    </w:p>
+    <w:p>
+      <w:pPr>
+        <w:pStyle w:val="SourceCode"/>
+        <w:spacing w:before="0" w:after="0" w:line="200" w:lineRule="auto"/>
+      </w:pPr>
+      <w:r>
+        <w:t xml:space="preserve">Verification 100% complete.</w:t>
+      </w:r>
+    </w:p>
+    <w:p>
+      <w:pPr>
+        <w:pStyle w:val="SourceCode"/>
+        <w:spacing w:before="0" w:after="0" w:line="200" w:lineRule="auto"/>
+      </w:pPr>
+    </w:p>
+    <w:p>
+      <w:pPr>
+        <w:pStyle w:val="SourceCode"/>
+        <w:spacing w:before="0" w:after="120" w:line="200" w:lineRule="auto"/>
+      </w:pPr>
+      <w:r>
+        <w:t xml:space="preserve">Windows Resource Protection did not find any integrity violations.</w:t>
+      </w:r>
+    </w:p>
+    <w:p>
+      <w:pPr>
+        <w:pStyle w:val="FirstParagraph"/>
+      </w:pPr>
+      <w:r>
+        <w:t xml:space="preserve">Якщо</w:t>
+      </w:r>
+      <w:r>
+        <w:t xml:space="preserve"> </w:t>
+      </w:r>
       <w:r>
         <w:rPr>
           <w:rStyle w:val="VerbatimChar"/>
         </w:rPr>
-        <w:t xml:space="preserve">C:\Windows\system32&gt; sfc /scannow</w:t>
-      </w:r>
-      <w:r>
-        <w:br/>
-      </w:r>
-      <w:r>
-        <w:br/>
+        <w:t xml:space="preserve">sfc</w:t>
+      </w:r>
+      <w:r>
+        <w:t xml:space="preserve"> </w:t>
+      </w:r>
+      <w:r>
+        <w:t xml:space="preserve">повідомляє, що не змогла відновити частину файлів, пошкоджене вже саме сховище — тоді його лікують засобами</w:t>
+      </w:r>
+      <w:r>
+        <w:t xml:space="preserve"> </w:t>
       </w:r>
       <w:r>
         <w:rPr>
           <w:rStyle w:val="VerbatimChar"/>
         </w:rPr>
-        <w:t xml:space="preserve">Beginning system scan.  This process will take some time.</w:t>
-      </w:r>
-      <w:r>
-        <w:br/>
-      </w:r>
-      <w:r>
-        <w:br/>
+        <w:t xml:space="preserve">DISM</w:t>
+      </w:r>
+      <w:r>
+        <w:t xml:space="preserve">:</w:t>
+      </w:r>
+    </w:p>
+    <w:p>
+      <w:pPr>
+        <w:pStyle w:val="SourceCode"/>
+        <w:spacing w:before="120" w:after="0" w:line="200" w:lineRule="auto"/>
+      </w:pPr>
+      <w:r>
+        <w:t xml:space="preserve">C:\Windows\system32&gt; DISM /Online /Cleanup-Image /ScanHealth</w:t>
+      </w:r>
+    </w:p>
+    <w:p>
+      <w:pPr>
+        <w:pStyle w:val="SourceCode"/>
+        <w:spacing w:before="0" w:after="120" w:line="200" w:lineRule="auto"/>
+      </w:pPr>
+      <w:r>
+        <w:t xml:space="preserve">C:\Windows\system32&gt; DISM /Online /Cleanup-Image /RestoreHealth</w:t>
+      </w:r>
+    </w:p>
+    <w:p>
+      <w:pPr>
+        <w:pStyle w:val="FirstParagraph"/>
+      </w:pPr>
+      <w:r>
+        <w:t xml:space="preserve">Правильний порядок дій:</w:t>
+      </w:r>
+      <w:r>
+        <w:t xml:space="preserve"> </w:t>
       </w:r>
       <w:r>
         <w:rPr>
           <w:rStyle w:val="VerbatimChar"/>
         </w:rPr>
-        <w:t xml:space="preserve">Beginning verification phase of system scan.</w:t>
-      </w:r>
-      <w:r>
-        <w:br/>
+        <w:t xml:space="preserve">DISM /ScanHealth</w:t>
+      </w:r>
+      <w:r>
+        <w:t xml:space="preserve"> </w:t>
+      </w:r>
+      <w:r>
+        <w:t xml:space="preserve">→ за потреби</w:t>
+      </w:r>
+      <w:r>
+        <w:t xml:space="preserve"> </w:t>
       </w:r>
       <w:r>
         <w:rPr>
           <w:rStyle w:val="VerbatimChar"/>
         </w:rPr>
-        <w:t xml:space="preserve">Verification 100% complete.</w:t>
-      </w:r>
-      <w:r>
-        <w:br/>
-      </w:r>
-      <w:r>
-        <w:br/>
+        <w:t xml:space="preserve">DISM /RestoreHealth</w:t>
+      </w:r>
+      <w:r>
+        <w:t xml:space="preserve"> </w:t>
+      </w:r>
+      <w:r>
+        <w:t xml:space="preserve">→ повторний</w:t>
+      </w:r>
+      <w:r>
+        <w:t xml:space="preserve"> </w:t>
       </w:r>
       <w:r>
         <w:rPr>
           <w:rStyle w:val="VerbatimChar"/>
         </w:rPr>
-        <w:t xml:space="preserve">Windows Resource Protection did not find any integrity violations.</w:t>
-      </w:r>
-    </w:p>
-    <w:p>
-      <w:pPr>
-        <w:pStyle w:val="FirstParagraph"/>
-      </w:pPr>
-      <w:r>
-        <w:t xml:space="preserve">Якщо</w:t>
+        <w:t xml:space="preserve">sfc /scannow</w:t>
+      </w:r>
+      <w:r>
+        <w:t xml:space="preserve">. Зворотний порядок часто дає нульовий результат, бо</w:t>
       </w:r>
       <w:r>
         <w:t xml:space="preserve"> </w:t>
@@ -766,7 +881,15 @@
         <w:t xml:space="preserve"> </w:t>
       </w:r>
       <w:r>
-        <w:t xml:space="preserve">повідомляє, що не змогла відновити частину файлів, пошкоджене вже саме сховище — тоді його лікують засобами</w:t>
+        <w:t xml:space="preserve">бере файли з того самого пошкодженого сховища.</w:t>
+      </w:r>
+    </w:p>
+    <w:p>
+      <w:pPr>
+        <w:pStyle w:val="BodyText"/>
+      </w:pPr>
+      <w:r>
+        <w:t xml:space="preserve">Звіт</w:t>
       </w:r>
       <w:r>
         <w:t xml:space="preserve"> </w:t>
@@ -775,126 +898,21 @@
         <w:rPr>
           <w:rStyle w:val="VerbatimChar"/>
         </w:rPr>
-        <w:t xml:space="preserve">DISM</w:t>
-      </w:r>
-      <w:r>
-        <w:t xml:space="preserve">:</w:t>
-      </w:r>
-    </w:p>
-    <w:p>
-      <w:pPr>
-        <w:pStyle w:val="SourceCode"/>
-      </w:pPr>
+        <w:t xml:space="preserve">sfc</w:t>
+      </w:r>
+      <w:r>
+        <w:t xml:space="preserve"> </w:t>
+      </w:r>
+      <w:r>
+        <w:t xml:space="preserve">пишеться в</w:t>
+      </w:r>
+      <w:r>
+        <w:t xml:space="preserve"> </w:t>
+      </w:r>
       <w:r>
         <w:rPr>
           <w:rStyle w:val="VerbatimChar"/>
         </w:rPr>
-        <w:t xml:space="preserve">C:\Windows\system32&gt; DISM /Online /Cleanup-Image /ScanHealth</w:t>
-      </w:r>
-      <w:r>
-        <w:br/>
-      </w:r>
-      <w:r>
-        <w:rPr>
-          <w:rStyle w:val="VerbatimChar"/>
-        </w:rPr>
-        <w:t xml:space="preserve">C:\Windows\system32&gt; DISM /Online /Cleanup-Image /RestoreHealth</w:t>
-      </w:r>
-    </w:p>
-    <w:p>
-      <w:pPr>
-        <w:pStyle w:val="FirstParagraph"/>
-      </w:pPr>
-      <w:r>
-        <w:t xml:space="preserve">Правильний порядок дій:</w:t>
-      </w:r>
-      <w:r>
-        <w:t xml:space="preserve"> </w:t>
-      </w:r>
-      <w:r>
-        <w:rPr>
-          <w:rStyle w:val="VerbatimChar"/>
-        </w:rPr>
-        <w:t xml:space="preserve">DISM /ScanHealth</w:t>
-      </w:r>
-      <w:r>
-        <w:t xml:space="preserve"> </w:t>
-      </w:r>
-      <w:r>
-        <w:t xml:space="preserve">→ за потреби</w:t>
-      </w:r>
-      <w:r>
-        <w:t xml:space="preserve"> </w:t>
-      </w:r>
-      <w:r>
-        <w:rPr>
-          <w:rStyle w:val="VerbatimChar"/>
-        </w:rPr>
-        <w:t xml:space="preserve">DISM /RestoreHealth</w:t>
-      </w:r>
-      <w:r>
-        <w:t xml:space="preserve"> </w:t>
-      </w:r>
-      <w:r>
-        <w:t xml:space="preserve">→ повторний</w:t>
-      </w:r>
-      <w:r>
-        <w:t xml:space="preserve"> </w:t>
-      </w:r>
-      <w:r>
-        <w:rPr>
-          <w:rStyle w:val="VerbatimChar"/>
-        </w:rPr>
-        <w:t xml:space="preserve">sfc /scannow</w:t>
-      </w:r>
-      <w:r>
-        <w:t xml:space="preserve">. Зворотний порядок часто дає нульовий результат, бо</w:t>
-      </w:r>
-      <w:r>
-        <w:t xml:space="preserve"> </w:t>
-      </w:r>
-      <w:r>
-        <w:rPr>
-          <w:rStyle w:val="VerbatimChar"/>
-        </w:rPr>
-        <w:t xml:space="preserve">sfc</w:t>
-      </w:r>
-      <w:r>
-        <w:t xml:space="preserve"> </w:t>
-      </w:r>
-      <w:r>
-        <w:t xml:space="preserve">бере файли з того самого пошкодженого сховища.</w:t>
-      </w:r>
-    </w:p>
-    <w:p>
-      <w:pPr>
-        <w:pStyle w:val="BodyText"/>
-      </w:pPr>
-      <w:r>
-        <w:t xml:space="preserve">Звіт</w:t>
-      </w:r>
-      <w:r>
-        <w:t xml:space="preserve"> </w:t>
-      </w:r>
-      <w:r>
-        <w:rPr>
-          <w:rStyle w:val="VerbatimChar"/>
-        </w:rPr>
-        <w:t xml:space="preserve">sfc</w:t>
-      </w:r>
-      <w:r>
-        <w:t xml:space="preserve"> </w:t>
-      </w:r>
-      <w:r>
-        <w:t xml:space="preserve">пишеться в</w:t>
-      </w:r>
-      <w:r>
-        <w:t xml:space="preserve"> </w:t>
-      </w:r>
-      <w:r>
-        <w:rPr>
-          <w:rStyle w:val="VerbatimChar"/>
-        </w:rPr>
         <w:t xml:space="preserve">%WinDir%\Logs\CBS\CBS.log</w:t>
       </w:r>
       <w:r>
@@ -904,12 +922,10 @@
     <w:p>
       <w:pPr>
         <w:pStyle w:val="SourceCode"/>
-      </w:pPr>
-      <w:r>
-        <w:rPr>
-          <w:rStyle w:val="VerbatimChar"/>
-        </w:rPr>
-        <w:t xml:space="preserve">C:\&gt; findstr /c:"[SR]" %WinDir%\Logs\CBS\CBS.log &gt; "%USERPROFILE%\Desktop\sfc-report.txt"</w:t>
+        <w:spacing w:before="120" w:after="120" w:line="200" w:lineRule="auto"/>
+      </w:pPr>
+      <w:r>
+        <w:t xml:space="preserve">C:\&gt; findstr /c:"[SR]" %WinDir%\Logs\CBS\CBS.log &gt; "%USERPROFILE%\Desktop\sfc.txt"</w:t>
       </w:r>
     </w:p>
     <w:bookmarkEnd w:id="11"/>
@@ -1195,41 +1211,42 @@
     <w:p>
       <w:pPr>
         <w:pStyle w:val="SourceCode"/>
-      </w:pPr>
-      <w:r>
-        <w:rPr>
-          <w:rStyle w:val="VerbatimChar"/>
-        </w:rPr>
+        <w:spacing w:before="120" w:after="0" w:line="200" w:lineRule="auto"/>
+      </w:pPr>
+      <w:r>
         <w:t xml:space="preserve">:: Перезавантажитися в середовище відновлення</w:t>
       </w:r>
-      <w:r>
-        <w:br/>
-      </w:r>
-      <w:r>
-        <w:rPr>
-          <w:rStyle w:val="VerbatimChar"/>
-        </w:rPr>
+    </w:p>
+    <w:p>
+      <w:pPr>
+        <w:pStyle w:val="SourceCode"/>
+        <w:spacing w:before="0" w:after="0" w:line="200" w:lineRule="auto"/>
+      </w:pPr>
+      <w:r>
         <w:t xml:space="preserve">C:\&gt; shutdown /r /o /t 0</w:t>
       </w:r>
-      <w:r>
-        <w:br/>
-      </w:r>
-      <w:r>
-        <w:br/>
-      </w:r>
-      <w:r>
-        <w:rPr>
-          <w:rStyle w:val="VerbatimChar"/>
-        </w:rPr>
+    </w:p>
+    <w:p>
+      <w:pPr>
+        <w:pStyle w:val="SourceCode"/>
+        <w:spacing w:before="0" w:after="0" w:line="200" w:lineRule="auto"/>
+      </w:pPr>
+    </w:p>
+    <w:p>
+      <w:pPr>
+        <w:pStyle w:val="SourceCode"/>
+        <w:spacing w:before="0" w:after="0" w:line="200" w:lineRule="auto"/>
+      </w:pPr>
+      <w:r>
         <w:t xml:space="preserve">:: Перевірити стан WinRE</w:t>
       </w:r>
-      <w:r>
-        <w:br/>
-      </w:r>
-      <w:r>
-        <w:rPr>
-          <w:rStyle w:val="VerbatimChar"/>
-        </w:rPr>
+    </w:p>
+    <w:p>
+      <w:pPr>
+        <w:pStyle w:val="SourceCode"/>
+        <w:spacing w:before="0" w:after="120" w:line="200" w:lineRule="auto"/>
+      </w:pPr>
+      <w:r>
         <w:t xml:space="preserve">C:\&gt; reagentc /info</w:t>
       </w:r>
     </w:p>
@@ -1244,29 +1261,27 @@
     <w:p>
       <w:pPr>
         <w:pStyle w:val="SourceCode"/>
-      </w:pPr>
-      <w:r>
-        <w:rPr>
-          <w:rStyle w:val="VerbatimChar"/>
-        </w:rPr>
+        <w:spacing w:before="120" w:after="0" w:line="200" w:lineRule="auto"/>
+      </w:pPr>
+      <w:r>
         <w:t xml:space="preserve">X:\&gt; bootrec /scanos</w:t>
       </w:r>
-      <w:r>
-        <w:br/>
-      </w:r>
-      <w:r>
-        <w:rPr>
-          <w:rStyle w:val="VerbatimChar"/>
-        </w:rPr>
+    </w:p>
+    <w:p>
+      <w:pPr>
+        <w:pStyle w:val="SourceCode"/>
+        <w:spacing w:before="0" w:after="0" w:line="200" w:lineRule="auto"/>
+      </w:pPr>
+      <w:r>
         <w:t xml:space="preserve">X:\&gt; bootrec /rebuildbcd</w:t>
       </w:r>
-      <w:r>
-        <w:br/>
-      </w:r>
-      <w:r>
-        <w:rPr>
-          <w:rStyle w:val="VerbatimChar"/>
-        </w:rPr>
+    </w:p>
+    <w:p>
+      <w:pPr>
+        <w:pStyle w:val="SourceCode"/>
+        <w:spacing w:before="0" w:after="120" w:line="200" w:lineRule="auto"/>
+      </w:pPr>
+      <w:r>
         <w:t xml:space="preserve">X:\&gt; bcdedit /enum</w:t>
       </w:r>
     </w:p>
@@ -1335,20 +1350,18 @@
     <w:p>
       <w:pPr>
         <w:pStyle w:val="SourceCode"/>
-      </w:pPr>
-      <w:r>
-        <w:rPr>
-          <w:rStyle w:val="VerbatimChar"/>
-        </w:rPr>
+        <w:spacing w:before="120" w:after="0" w:line="200" w:lineRule="auto"/>
+      </w:pPr>
+      <w:r>
         <w:t xml:space="preserve">C:\&gt; msconfig</w:t>
       </w:r>
-      <w:r>
-        <w:br/>
-      </w:r>
-      <w:r>
-        <w:rPr>
-          <w:rStyle w:val="VerbatimChar"/>
-        </w:rPr>
+    </w:p>
+    <w:p>
+      <w:pPr>
+        <w:pStyle w:val="SourceCode"/>
+        <w:spacing w:before="0" w:after="120" w:line="200" w:lineRule="auto"/>
+      </w:pPr>
+      <w:r>
         <w:t xml:space="preserve">:: вкладка «Завантаження» → Безпечний режим → Мінімальна</w:t>
       </w:r>
     </w:p>
@@ -1402,12 +1415,19 @@
     <w:p>
       <w:pPr>
         <w:pStyle w:val="SourceCode"/>
-      </w:pPr>
-      <w:r>
-        <w:rPr>
-          <w:rStyle w:val="VerbatimChar"/>
-        </w:rPr>
-        <w:t xml:space="preserve">C:\&gt; robocopy "%USERPROFILE%\Documents" "D:\Backup\Documents" /mir /r:1 /w:1 /log+:D:\Backup\backup.log</w:t>
+        <w:spacing w:before="120" w:after="0" w:line="200" w:lineRule="auto"/>
+      </w:pPr>
+      <w:r>
+        <w:t xml:space="preserve">C:\&gt; robocopy "%USERPROFILE%\Documents" "D:\Backup\Documents" ^</w:t>
+      </w:r>
+    </w:p>
+    <w:p>
+      <w:pPr>
+        <w:pStyle w:val="SourceCode"/>
+        <w:spacing w:before="0" w:after="120" w:line="200" w:lineRule="auto"/>
+      </w:pPr>
+      <w:r>
+        <w:t xml:space="preserve">More? /mir /r:1 /w:1 /log+:D:\Backup\backup.log</w:t>
       </w:r>
     </w:p>
     <w:p>
@@ -1463,20 +1483,27 @@
     <w:p>
       <w:pPr>
         <w:pStyle w:val="SourceCode"/>
-      </w:pPr>
-      <w:r>
-        <w:rPr>
-          <w:rStyle w:val="VerbatimChar"/>
-        </w:rPr>
-        <w:t xml:space="preserve">PS C:\&gt; Get-WinEvent -FilterHashtable @{LogName='System'; Level=1,2; StartTime=(Get-Date).AddDays(-7)} |</w:t>
-      </w:r>
-      <w:r>
-        <w:br/>
-      </w:r>
-      <w:r>
-        <w:rPr>
-          <w:rStyle w:val="VerbatimChar"/>
-        </w:rPr>
+        <w:spacing w:before="120" w:after="0" w:line="200" w:lineRule="auto"/>
+      </w:pPr>
+      <w:r>
+        <w:t xml:space="preserve">PS C:\&gt; Get-WinEvent -FilterHashtable @{</w:t>
+      </w:r>
+    </w:p>
+    <w:p>
+      <w:pPr>
+        <w:pStyle w:val="SourceCode"/>
+        <w:spacing w:before="0" w:after="0" w:line="200" w:lineRule="auto"/>
+      </w:pPr>
+      <w:r>
+        <w:t xml:space="preserve">&gt;&gt;     LogName='System'; Level=1,2; StartTime=(Get-Date).AddDays(-7)} |</w:t>
+      </w:r>
+    </w:p>
+    <w:p>
+      <w:pPr>
+        <w:pStyle w:val="SourceCode"/>
+        <w:spacing w:before="0" w:after="120" w:line="200" w:lineRule="auto"/>
+      </w:pPr>
+      <w:r>
         <w:t xml:space="preserve">&gt;&gt;     Select-Object -First 10 TimeCreated, Id, ProviderName, Message</w:t>
       </w:r>
     </w:p>
@@ -1511,81 +1538,85 @@
     <w:p>
       <w:pPr>
         <w:pStyle w:val="SourceCode"/>
-      </w:pPr>
-      <w:r>
-        <w:rPr>
-          <w:rStyle w:val="VerbatimChar"/>
-        </w:rPr>
+        <w:spacing w:before="120" w:after="0" w:line="200" w:lineRule="auto"/>
+      </w:pPr>
+      <w:r>
         <w:t xml:space="preserve">C:\&gt; systeminfo | findstr /c:"OS Version" /c:"System Boot Time"</w:t>
       </w:r>
-      <w:r>
-        <w:br/>
-      </w:r>
-      <w:r>
-        <w:rPr>
-          <w:rStyle w:val="VerbatimChar"/>
-        </w:rPr>
+    </w:p>
+    <w:p>
+      <w:pPr>
+        <w:pStyle w:val="SourceCode"/>
+        <w:spacing w:before="0" w:after="0" w:line="200" w:lineRule="auto"/>
+      </w:pPr>
+      <w:r>
         <w:t xml:space="preserve">OS Version:     10.0.22631 N/A Build 22631</w:t>
       </w:r>
-      <w:r>
-        <w:br/>
-      </w:r>
-      <w:r>
-        <w:rPr>
-          <w:rStyle w:val="VerbatimChar"/>
-        </w:rPr>
+    </w:p>
+    <w:p>
+      <w:pPr>
+        <w:pStyle w:val="SourceCode"/>
+        <w:spacing w:before="0" w:after="0" w:line="200" w:lineRule="auto"/>
+      </w:pPr>
+      <w:r>
         <w:t xml:space="preserve">System Boot Time:  17.09.2026, 8:42:17</w:t>
       </w:r>
-      <w:r>
-        <w:br/>
-      </w:r>
-      <w:r>
-        <w:br/>
-      </w:r>
-      <w:r>
-        <w:rPr>
-          <w:rStyle w:val="VerbatimChar"/>
-        </w:rPr>
+    </w:p>
+    <w:p>
+      <w:pPr>
+        <w:pStyle w:val="SourceCode"/>
+        <w:spacing w:before="0" w:after="0" w:line="200" w:lineRule="auto"/>
+      </w:pPr>
+    </w:p>
+    <w:p>
+      <w:pPr>
+        <w:pStyle w:val="SourceCode"/>
+        <w:spacing w:before="0" w:after="0" w:line="200" w:lineRule="auto"/>
+      </w:pPr>
+      <w:r>
         <w:t xml:space="preserve">C:\&gt; reagentc /info</w:t>
       </w:r>
-      <w:r>
-        <w:br/>
-      </w:r>
-      <w:r>
-        <w:rPr>
-          <w:rStyle w:val="VerbatimChar"/>
-        </w:rPr>
+    </w:p>
+    <w:p>
+      <w:pPr>
+        <w:pStyle w:val="SourceCode"/>
+        <w:spacing w:before="0" w:after="0" w:line="200" w:lineRule="auto"/>
+      </w:pPr>
+      <w:r>
         <w:t xml:space="preserve">Windows Recovery Environment (Windows RE) and system reset configuration</w:t>
       </w:r>
-      <w:r>
-        <w:br/>
-      </w:r>
-      <w:r>
-        <w:rPr>
-          <w:rStyle w:val="VerbatimChar"/>
-        </w:rPr>
+    </w:p>
+    <w:p>
+      <w:pPr>
+        <w:pStyle w:val="SourceCode"/>
+        <w:spacing w:before="0" w:after="0" w:line="200" w:lineRule="auto"/>
+      </w:pPr>
+      <w:r>
         <w:t xml:space="preserve">Information:</w:t>
       </w:r>
-      <w:r>
-        <w:br/>
-      </w:r>
-      <w:r>
-        <w:br/>
-      </w:r>
-      <w:r>
-        <w:rPr>
-          <w:rStyle w:val="VerbatimChar"/>
-        </w:rPr>
-        <w:t xml:space="preserve">    Windows RE status:         Enabled</w:t>
-      </w:r>
-      <w:r>
-        <w:br/>
-      </w:r>
-      <w:r>
-        <w:rPr>
-          <w:rStyle w:val="VerbatimChar"/>
-        </w:rPr>
-        <w:t xml:space="preserve">    Windows RE location:       \\?\GLOBALROOT\device\harddisk0\partition4\Recovery\WindowsRE</w:t>
+    </w:p>
+    <w:p>
+      <w:pPr>
+        <w:pStyle w:val="SourceCode"/>
+        <w:spacing w:before="0" w:after="0" w:line="200" w:lineRule="auto"/>
+      </w:pPr>
+    </w:p>
+    <w:p>
+      <w:pPr>
+        <w:pStyle w:val="SourceCode"/>
+        <w:spacing w:before="0" w:after="0" w:line="200" w:lineRule="auto"/>
+      </w:pPr>
+      <w:r>
+        <w:t xml:space="preserve">    Windows RE status:     Enabled</w:t>
+      </w:r>
+    </w:p>
+    <w:p>
+      <w:pPr>
+        <w:pStyle w:val="SourceCode"/>
+        <w:spacing w:before="0" w:after="120" w:line="200" w:lineRule="auto"/>
+      </w:pPr>
+      <w:r>
+        <w:t xml:space="preserve">    Windows RE location:   \\?\GLOBALROOT\device\harddisk0\partition4\Recovery\WindowsRE</w:t>
       </w:r>
     </w:p>
     <w:p>
@@ -1609,59 +1640,78 @@
     <w:p>
       <w:pPr>
         <w:pStyle w:val="SourceCode"/>
-      </w:pPr>
-      <w:r>
-        <w:rPr>
-          <w:rStyle w:val="VerbatimChar"/>
-        </w:rPr>
+        <w:spacing w:before="120" w:after="0" w:line="200" w:lineRule="auto"/>
+      </w:pPr>
+      <w:r>
         <w:t xml:space="preserve">PS C:\&gt; Enable-ComputerRestore -Drive "C:\"</w:t>
       </w:r>
-      <w:r>
-        <w:br/>
-      </w:r>
-      <w:r>
-        <w:rPr>
-          <w:rStyle w:val="VerbatimChar"/>
-        </w:rPr>
-        <w:t xml:space="preserve">PS C:\&gt; Checkpoint-Computer -Description "LAB4 baseline" -RestorePointType MODIFY_SETTINGS</w:t>
-      </w:r>
-      <w:r>
-        <w:br/>
-      </w:r>
-      <w:r>
-        <w:rPr>
-          <w:rStyle w:val="VerbatimChar"/>
-        </w:rPr>
-        <w:t xml:space="preserve">PS C:\&gt; Get-ComputerRestorePoint | Format-Table SequenceNumber, Description, CreationTime</w:t>
-      </w:r>
-      <w:r>
-        <w:br/>
-      </w:r>
-      <w:r>
-        <w:br/>
-      </w:r>
-      <w:r>
-        <w:rPr>
-          <w:rStyle w:val="VerbatimChar"/>
-        </w:rPr>
+    </w:p>
+    <w:p>
+      <w:pPr>
+        <w:pStyle w:val="SourceCode"/>
+        <w:spacing w:before="0" w:after="0" w:line="200" w:lineRule="auto"/>
+      </w:pPr>
+      <w:r>
+        <w:t xml:space="preserve">PS C:\&gt; Checkpoint-Computer -Description "LAB4 baseline" `</w:t>
+      </w:r>
+    </w:p>
+    <w:p>
+      <w:pPr>
+        <w:pStyle w:val="SourceCode"/>
+        <w:spacing w:before="0" w:after="0" w:line="200" w:lineRule="auto"/>
+      </w:pPr>
+      <w:r>
+        <w:t xml:space="preserve">&gt;&gt;     -RestorePointType MODIFY_SETTINGS</w:t>
+      </w:r>
+    </w:p>
+    <w:p>
+      <w:pPr>
+        <w:pStyle w:val="SourceCode"/>
+        <w:spacing w:before="0" w:after="0" w:line="200" w:lineRule="auto"/>
+      </w:pPr>
+      <w:r>
+        <w:t xml:space="preserve">PS C:\&gt; Get-ComputerRestorePoint |</w:t>
+      </w:r>
+    </w:p>
+    <w:p>
+      <w:pPr>
+        <w:pStyle w:val="SourceCode"/>
+        <w:spacing w:before="0" w:after="0" w:line="200" w:lineRule="auto"/>
+      </w:pPr>
+      <w:r>
+        <w:t xml:space="preserve">&gt;&gt;     Format-Table SequenceNumber, Description, CreationTime</w:t>
+      </w:r>
+    </w:p>
+    <w:p>
+      <w:pPr>
+        <w:pStyle w:val="SourceCode"/>
+        <w:spacing w:before="0" w:after="0" w:line="200" w:lineRule="auto"/>
+      </w:pPr>
+    </w:p>
+    <w:p>
+      <w:pPr>
+        <w:pStyle w:val="SourceCode"/>
+        <w:spacing w:before="0" w:after="0" w:line="200" w:lineRule="auto"/>
+      </w:pPr>
+      <w:r>
         <w:t xml:space="preserve">SequenceNumber Description     CreationTime</w:t>
       </w:r>
-      <w:r>
-        <w:br/>
-      </w:r>
-      <w:r>
-        <w:rPr>
-          <w:rStyle w:val="VerbatimChar"/>
-        </w:rPr>
+    </w:p>
+    <w:p>
+      <w:pPr>
+        <w:pStyle w:val="SourceCode"/>
+        <w:spacing w:before="0" w:after="0" w:line="200" w:lineRule="auto"/>
+      </w:pPr>
+      <w:r>
         <w:t xml:space="preserve">-------------- -----------     ------------</w:t>
       </w:r>
-      <w:r>
-        <w:br/>
-      </w:r>
-      <w:r>
-        <w:rPr>
-          <w:rStyle w:val="VerbatimChar"/>
-        </w:rPr>
+    </w:p>
+    <w:p>
+      <w:pPr>
+        <w:pStyle w:val="SourceCode"/>
+        <w:spacing w:before="0" w:after="120" w:line="200" w:lineRule="auto"/>
+      </w:pPr>
+      <w:r>
         <w:t xml:space="preserve">            12 LAB4 baseline   17.09.2026 22:10:03</w:t>
       </w:r>
     </w:p>
@@ -1701,134 +1751,156 @@
     <w:p>
       <w:pPr>
         <w:pStyle w:val="SourceCode"/>
-      </w:pPr>
-      <w:r>
-        <w:rPr>
-          <w:rStyle w:val="VerbatimChar"/>
-        </w:rPr>
+        <w:spacing w:before="120" w:after="0" w:line="200" w:lineRule="auto"/>
+      </w:pPr>
+      <w:r>
         <w:t xml:space="preserve">C:\Windows\system32&gt; DISM /Online /Cleanup-Image /ScanHealth</w:t>
       </w:r>
-      <w:r>
-        <w:br/>
-      </w:r>
-      <w:r>
-        <w:br/>
-      </w:r>
-      <w:r>
-        <w:rPr>
-          <w:rStyle w:val="VerbatimChar"/>
-        </w:rPr>
+    </w:p>
+    <w:p>
+      <w:pPr>
+        <w:pStyle w:val="SourceCode"/>
+        <w:spacing w:before="0" w:after="0" w:line="200" w:lineRule="auto"/>
+      </w:pPr>
+    </w:p>
+    <w:p>
+      <w:pPr>
+        <w:pStyle w:val="SourceCode"/>
+        <w:spacing w:before="0" w:after="0" w:line="200" w:lineRule="auto"/>
+      </w:pPr>
+      <w:r>
         <w:t xml:space="preserve">Deployment Image Servicing and Management tool</w:t>
       </w:r>
-      <w:r>
-        <w:br/>
-      </w:r>
-      <w:r>
-        <w:rPr>
-          <w:rStyle w:val="VerbatimChar"/>
-        </w:rPr>
+    </w:p>
+    <w:p>
+      <w:pPr>
+        <w:pStyle w:val="SourceCode"/>
+        <w:spacing w:before="0" w:after="0" w:line="200" w:lineRule="auto"/>
+      </w:pPr>
+      <w:r>
         <w:t xml:space="preserve">Version: 10.0.26100.1</w:t>
       </w:r>
-      <w:r>
-        <w:br/>
-      </w:r>
-      <w:r>
-        <w:br/>
-      </w:r>
-      <w:r>
-        <w:rPr>
-          <w:rStyle w:val="VerbatimChar"/>
-        </w:rPr>
+    </w:p>
+    <w:p>
+      <w:pPr>
+        <w:pStyle w:val="SourceCode"/>
+        <w:spacing w:before="0" w:after="0" w:line="200" w:lineRule="auto"/>
+      </w:pPr>
+    </w:p>
+    <w:p>
+      <w:pPr>
+        <w:pStyle w:val="SourceCode"/>
+        <w:spacing w:before="0" w:after="0" w:line="200" w:lineRule="auto"/>
+      </w:pPr>
+      <w:r>
         <w:t xml:space="preserve">Image Version: 10.0.26100.1</w:t>
       </w:r>
-      <w:r>
-        <w:br/>
-      </w:r>
-      <w:r>
-        <w:br/>
-      </w:r>
-      <w:r>
-        <w:rPr>
-          <w:rStyle w:val="VerbatimChar"/>
-        </w:rPr>
+    </w:p>
+    <w:p>
+      <w:pPr>
+        <w:pStyle w:val="SourceCode"/>
+        <w:spacing w:before="0" w:after="0" w:line="200" w:lineRule="auto"/>
+      </w:pPr>
+    </w:p>
+    <w:p>
+      <w:pPr>
+        <w:pStyle w:val="SourceCode"/>
+        <w:spacing w:before="0" w:after="0" w:line="200" w:lineRule="auto"/>
+      </w:pPr>
+      <w:r>
         <w:t xml:space="preserve">The component store is repairable.</w:t>
       </w:r>
-      <w:r>
-        <w:br/>
-      </w:r>
-      <w:r>
-        <w:rPr>
-          <w:rStyle w:val="VerbatimChar"/>
-        </w:rPr>
+    </w:p>
+    <w:p>
+      <w:pPr>
+        <w:pStyle w:val="SourceCode"/>
+        <w:spacing w:before="0" w:after="0" w:line="200" w:lineRule="auto"/>
+      </w:pPr>
+      <w:r>
         <w:t xml:space="preserve">The operation completed successfully.</w:t>
       </w:r>
-      <w:r>
-        <w:br/>
-      </w:r>
-      <w:r>
-        <w:br/>
-      </w:r>
-      <w:r>
-        <w:rPr>
-          <w:rStyle w:val="VerbatimChar"/>
-        </w:rPr>
+    </w:p>
+    <w:p>
+      <w:pPr>
+        <w:pStyle w:val="SourceCode"/>
+        <w:spacing w:before="0" w:after="0" w:line="200" w:lineRule="auto"/>
+      </w:pPr>
+    </w:p>
+    <w:p>
+      <w:pPr>
+        <w:pStyle w:val="SourceCode"/>
+        <w:spacing w:before="0" w:after="0" w:line="200" w:lineRule="auto"/>
+      </w:pPr>
+      <w:r>
         <w:t xml:space="preserve">C:\Windows\system32&gt; DISM /Online /Cleanup-Image /RestoreHealth</w:t>
       </w:r>
-      <w:r>
-        <w:br/>
-      </w:r>
-      <w:r>
-        <w:br/>
-      </w:r>
-      <w:r>
-        <w:rPr>
-          <w:rStyle w:val="VerbatimChar"/>
-        </w:rPr>
+    </w:p>
+    <w:p>
+      <w:pPr>
+        <w:pStyle w:val="SourceCode"/>
+        <w:spacing w:before="0" w:after="0" w:line="200" w:lineRule="auto"/>
+      </w:pPr>
+    </w:p>
+    <w:p>
+      <w:pPr>
+        <w:pStyle w:val="SourceCode"/>
+        <w:spacing w:before="0" w:after="0" w:line="200" w:lineRule="auto"/>
+      </w:pPr>
+      <w:r>
         <w:t xml:space="preserve">The restore operation completed successfully.</w:t>
       </w:r>
-      <w:r>
-        <w:br/>
-      </w:r>
-      <w:r>
-        <w:rPr>
-          <w:rStyle w:val="VerbatimChar"/>
-        </w:rPr>
+    </w:p>
+    <w:p>
+      <w:pPr>
+        <w:pStyle w:val="SourceCode"/>
+        <w:spacing w:before="0" w:after="0" w:line="200" w:lineRule="auto"/>
+      </w:pPr>
+      <w:r>
         <w:t xml:space="preserve">The operation completed successfully.</w:t>
       </w:r>
-      <w:r>
-        <w:br/>
-      </w:r>
-      <w:r>
-        <w:br/>
-      </w:r>
-      <w:r>
-        <w:rPr>
-          <w:rStyle w:val="VerbatimChar"/>
-        </w:rPr>
+    </w:p>
+    <w:p>
+      <w:pPr>
+        <w:pStyle w:val="SourceCode"/>
+        <w:spacing w:before="0" w:after="0" w:line="200" w:lineRule="auto"/>
+      </w:pPr>
+    </w:p>
+    <w:p>
+      <w:pPr>
+        <w:pStyle w:val="SourceCode"/>
+        <w:spacing w:before="0" w:after="0" w:line="200" w:lineRule="auto"/>
+      </w:pPr>
+      <w:r>
         <w:t xml:space="preserve">C:\Windows\system32&gt; sfc /scannow</w:t>
       </w:r>
-      <w:r>
-        <w:br/>
-      </w:r>
-      <w:r>
-        <w:br/>
-      </w:r>
-      <w:r>
-        <w:rPr>
-          <w:rStyle w:val="VerbatimChar"/>
-        </w:rPr>
+    </w:p>
+    <w:p>
+      <w:pPr>
+        <w:pStyle w:val="SourceCode"/>
+        <w:spacing w:before="0" w:after="0" w:line="200" w:lineRule="auto"/>
+      </w:pPr>
+    </w:p>
+    <w:p>
+      <w:pPr>
+        <w:pStyle w:val="SourceCode"/>
+        <w:spacing w:before="0" w:after="0" w:line="200" w:lineRule="auto"/>
+      </w:pPr>
+      <w:r>
         <w:t xml:space="preserve">Windows Resource Protection found corrupt files and successfully repaired them.</w:t>
       </w:r>
-      <w:r>
-        <w:br/>
-      </w:r>
-      <w:r>
-        <w:br/>
-      </w:r>
-      <w:r>
-        <w:rPr>
-          <w:rStyle w:val="VerbatimChar"/>
-        </w:rPr>
+    </w:p>
+    <w:p>
+      <w:pPr>
+        <w:pStyle w:val="SourceCode"/>
+        <w:spacing w:before="0" w:after="0" w:line="200" w:lineRule="auto"/>
+      </w:pPr>
+    </w:p>
+    <w:p>
+      <w:pPr>
+        <w:pStyle w:val="SourceCode"/>
+        <w:spacing w:before="0" w:after="120" w:line="200" w:lineRule="auto"/>
+      </w:pPr>
+      <w:r>
         <w:t xml:space="preserve">C:\&gt; findstr /c:"[SR] Cannot repair" %WinDir%\Logs\CBS\CBS.log</w:t>
       </w:r>
     </w:p>
@@ -1853,119 +1925,126 @@
     <w:p>
       <w:pPr>
         <w:pStyle w:val="SourceCode"/>
-      </w:pPr>
-      <w:r>
-        <w:rPr>
-          <w:rStyle w:val="VerbatimChar"/>
-        </w:rPr>
+        <w:spacing w:before="120" w:after="0" w:line="200" w:lineRule="auto"/>
+      </w:pPr>
+      <w:r>
         <w:t xml:space="preserve">C:\&gt; chkdsk D: /scan</w:t>
       </w:r>
-      <w:r>
-        <w:br/>
-      </w:r>
-      <w:r>
-        <w:rPr>
-          <w:rStyle w:val="VerbatimChar"/>
-        </w:rPr>
+    </w:p>
+    <w:p>
+      <w:pPr>
+        <w:pStyle w:val="SourceCode"/>
+        <w:spacing w:before="0" w:after="0" w:line="200" w:lineRule="auto"/>
+      </w:pPr>
+      <w:r>
         <w:t xml:space="preserve">The type of the file system is NTFS.</w:t>
       </w:r>
-      <w:r>
-        <w:br/>
-      </w:r>
-      <w:r>
-        <w:br/>
-      </w:r>
-      <w:r>
-        <w:rPr>
-          <w:rStyle w:val="VerbatimChar"/>
-        </w:rPr>
+    </w:p>
+    <w:p>
+      <w:pPr>
+        <w:pStyle w:val="SourceCode"/>
+        <w:spacing w:before="0" w:after="0" w:line="200" w:lineRule="auto"/>
+      </w:pPr>
+    </w:p>
+    <w:p>
+      <w:pPr>
+        <w:pStyle w:val="SourceCode"/>
+        <w:spacing w:before="0" w:after="0" w:line="200" w:lineRule="auto"/>
+      </w:pPr>
+      <w:r>
         <w:t xml:space="preserve">Stage 1: Examining basic file system structure ...</w:t>
       </w:r>
-      <w:r>
-        <w:br/>
-      </w:r>
-      <w:r>
-        <w:rPr>
-          <w:rStyle w:val="VerbatimChar"/>
-        </w:rPr>
+    </w:p>
+    <w:p>
+      <w:pPr>
+        <w:pStyle w:val="SourceCode"/>
+        <w:spacing w:before="0" w:after="0" w:line="200" w:lineRule="auto"/>
+      </w:pPr>
+      <w:r>
         <w:t xml:space="preserve">  20736 file records processed.</w:t>
       </w:r>
-      <w:r>
-        <w:br/>
-      </w:r>
-      <w:r>
-        <w:rPr>
-          <w:rStyle w:val="VerbatimChar"/>
-        </w:rPr>
+    </w:p>
+    <w:p>
+      <w:pPr>
+        <w:pStyle w:val="SourceCode"/>
+        <w:spacing w:before="0" w:after="0" w:line="200" w:lineRule="auto"/>
+      </w:pPr>
+      <w:r>
         <w:t xml:space="preserve">Windows has scanned the file system and found no problems.</w:t>
       </w:r>
-      <w:r>
-        <w:br/>
-      </w:r>
-      <w:r>
-        <w:rPr>
-          <w:rStyle w:val="VerbatimChar"/>
-        </w:rPr>
+    </w:p>
+    <w:p>
+      <w:pPr>
+        <w:pStyle w:val="SourceCode"/>
+        <w:spacing w:before="0" w:after="0" w:line="200" w:lineRule="auto"/>
+      </w:pPr>
+      <w:r>
         <w:t xml:space="preserve">No further action is required.</w:t>
       </w:r>
-      <w:r>
-        <w:br/>
-      </w:r>
-      <w:r>
-        <w:br/>
-      </w:r>
-      <w:r>
-        <w:rPr>
-          <w:rStyle w:val="VerbatimChar"/>
-        </w:rPr>
+    </w:p>
+    <w:p>
+      <w:pPr>
+        <w:pStyle w:val="SourceCode"/>
+        <w:spacing w:before="0" w:after="0" w:line="200" w:lineRule="auto"/>
+      </w:pPr>
+    </w:p>
+    <w:p>
+      <w:pPr>
+        <w:pStyle w:val="SourceCode"/>
+        <w:spacing w:before="0" w:after="0" w:line="200" w:lineRule="auto"/>
+      </w:pPr>
+      <w:r>
         <w:t xml:space="preserve">C:\&gt; chkdsk C: /f</w:t>
       </w:r>
-      <w:r>
-        <w:br/>
-      </w:r>
-      <w:r>
-        <w:rPr>
-          <w:rStyle w:val="VerbatimChar"/>
-        </w:rPr>
+    </w:p>
+    <w:p>
+      <w:pPr>
+        <w:pStyle w:val="SourceCode"/>
+        <w:spacing w:before="0" w:after="0" w:line="200" w:lineRule="auto"/>
+      </w:pPr>
+      <w:r>
         <w:t xml:space="preserve">The type of the file system is NTFS.</w:t>
       </w:r>
-      <w:r>
-        <w:br/>
-      </w:r>
-      <w:r>
-        <w:rPr>
-          <w:rStyle w:val="VerbatimChar"/>
-        </w:rPr>
+    </w:p>
+    <w:p>
+      <w:pPr>
+        <w:pStyle w:val="SourceCode"/>
+        <w:spacing w:before="0" w:after="0" w:line="200" w:lineRule="auto"/>
+      </w:pPr>
+      <w:r>
         <w:t xml:space="preserve">Cannot lock current drive.</w:t>
       </w:r>
-      <w:r>
-        <w:br/>
-      </w:r>
-      <w:r>
-        <w:br/>
-      </w:r>
-      <w:r>
-        <w:rPr>
-          <w:rStyle w:val="VerbatimChar"/>
-        </w:rPr>
+    </w:p>
+    <w:p>
+      <w:pPr>
+        <w:pStyle w:val="SourceCode"/>
+        <w:spacing w:before="0" w:after="0" w:line="200" w:lineRule="auto"/>
+      </w:pPr>
+    </w:p>
+    <w:p>
+      <w:pPr>
+        <w:pStyle w:val="SourceCode"/>
+        <w:spacing w:before="0" w:after="0" w:line="200" w:lineRule="auto"/>
+      </w:pPr>
+      <w:r>
         <w:t xml:space="preserve">Chkdsk cannot run because the volume is in use by another process.</w:t>
       </w:r>
-      <w:r>
-        <w:br/>
-      </w:r>
-      <w:r>
-        <w:rPr>
-          <w:rStyle w:val="VerbatimChar"/>
-        </w:rPr>
+    </w:p>
+    <w:p>
+      <w:pPr>
+        <w:pStyle w:val="SourceCode"/>
+        <w:spacing w:before="0" w:after="0" w:line="200" w:lineRule="auto"/>
+      </w:pPr>
+      <w:r>
         <w:t xml:space="preserve">Would you like to schedule this volume to be checked the next time the</w:t>
       </w:r>
-      <w:r>
-        <w:br/>
-      </w:r>
-      <w:r>
-        <w:rPr>
-          <w:rStyle w:val="VerbatimChar"/>
-        </w:rPr>
+    </w:p>
+    <w:p>
+      <w:pPr>
+        <w:pStyle w:val="SourceCode"/>
+        <w:spacing w:before="0" w:after="120" w:line="200" w:lineRule="auto"/>
+      </w:pPr>
+      <w:r>
         <w:t xml:space="preserve">system restarts? (Y/N) y</w:t>
       </w:r>
     </w:p>
@@ -2020,59 +2099,60 @@
     <w:p>
       <w:pPr>
         <w:pStyle w:val="SourceCode"/>
-      </w:pPr>
-      <w:r>
-        <w:rPr>
-          <w:rStyle w:val="VerbatimChar"/>
-        </w:rPr>
-        <w:t xml:space="preserve">PS C:\&gt; Get-WinEvent -FilterHashtable @{LogName='System'; Id=6008,41,1001} -MaxEvents 5 |</w:t>
-      </w:r>
-      <w:r>
-        <w:br/>
-      </w:r>
-      <w:r>
-        <w:rPr>
-          <w:rStyle w:val="VerbatimChar"/>
-        </w:rPr>
-        <w:t xml:space="preserve">&gt;&gt;     Select-Object TimeCreated, Id, ProviderName</w:t>
-      </w:r>
-      <w:r>
-        <w:br/>
-      </w:r>
-      <w:r>
-        <w:br/>
-      </w:r>
-      <w:r>
-        <w:rPr>
-          <w:rStyle w:val="VerbatimChar"/>
-        </w:rPr>
+        <w:spacing w:before="120" w:after="0" w:line="200" w:lineRule="auto"/>
+      </w:pPr>
+      <w:r>
+        <w:t xml:space="preserve">PS C:\&gt; Get-WinEvent -FilterHashtable @{LogName='System'; Id=6008,41,1001} `</w:t>
+      </w:r>
+    </w:p>
+    <w:p>
+      <w:pPr>
+        <w:pStyle w:val="SourceCode"/>
+        <w:spacing w:before="0" w:after="0" w:line="200" w:lineRule="auto"/>
+      </w:pPr>
+      <w:r>
+        <w:t xml:space="preserve">&gt;&gt;     -MaxEvents 5 | Select-Object TimeCreated, Id, ProviderName</w:t>
+      </w:r>
+    </w:p>
+    <w:p>
+      <w:pPr>
+        <w:pStyle w:val="SourceCode"/>
+        <w:spacing w:before="0" w:after="0" w:line="200" w:lineRule="auto"/>
+      </w:pPr>
+    </w:p>
+    <w:p>
+      <w:pPr>
+        <w:pStyle w:val="SourceCode"/>
+        <w:spacing w:before="0" w:after="0" w:line="200" w:lineRule="auto"/>
+      </w:pPr>
+      <w:r>
         <w:t xml:space="preserve">TimeCreated           Id ProviderName</w:t>
       </w:r>
-      <w:r>
-        <w:br/>
-      </w:r>
-      <w:r>
-        <w:rPr>
-          <w:rStyle w:val="VerbatimChar"/>
-        </w:rPr>
+    </w:p>
+    <w:p>
+      <w:pPr>
+        <w:pStyle w:val="SourceCode"/>
+        <w:spacing w:before="0" w:after="0" w:line="200" w:lineRule="auto"/>
+      </w:pPr>
+      <w:r>
         <w:t xml:space="preserve">-----------           -- ------------</w:t>
       </w:r>
-      <w:r>
-        <w:br/>
-      </w:r>
-      <w:r>
-        <w:rPr>
-          <w:rStyle w:val="VerbatimChar"/>
-        </w:rPr>
+    </w:p>
+    <w:p>
+      <w:pPr>
+        <w:pStyle w:val="SourceCode"/>
+        <w:spacing w:before="0" w:after="0" w:line="200" w:lineRule="auto"/>
+      </w:pPr>
+      <w:r>
         <w:t xml:space="preserve">16.09.2026 19:12:04 6008 EventLog</w:t>
       </w:r>
-      <w:r>
-        <w:br/>
-      </w:r>
-      <w:r>
-        <w:rPr>
-          <w:rStyle w:val="VerbatimChar"/>
-        </w:rPr>
+    </w:p>
+    <w:p>
+      <w:pPr>
+        <w:pStyle w:val="SourceCode"/>
+        <w:spacing w:before="0" w:after="120" w:line="200" w:lineRule="auto"/>
+      </w:pPr>
+      <w:r>
         <w:t xml:space="preserve">16.09.2026 19:12:31   41 Microsoft-Windows-Kernel-Power</w:t>
       </w:r>
     </w:p>
@@ -2109,56 +2189,54 @@
     <w:p>
       <w:pPr>
         <w:pStyle w:val="SourceCode"/>
-      </w:pPr>
-      <w:r>
-        <w:rPr>
-          <w:rStyle w:val="VerbatimChar"/>
-        </w:rPr>
+        <w:spacing w:before="120" w:after="0" w:line="200" w:lineRule="auto"/>
+      </w:pPr>
+      <w:r>
         <w:t xml:space="preserve">C:\&gt; md D:\Backup</w:t>
       </w:r>
-      <w:r>
-        <w:br/>
-      </w:r>
-      <w:r>
-        <w:rPr>
-          <w:rStyle w:val="VerbatimChar"/>
-        </w:rPr>
+    </w:p>
+    <w:p>
+      <w:pPr>
+        <w:pStyle w:val="SourceCode"/>
+        <w:spacing w:before="0" w:after="0" w:line="200" w:lineRule="auto"/>
+      </w:pPr>
+      <w:r>
         <w:t xml:space="preserve">C:\&gt; robocopy "%USERPROFILE%\Desktop\LAB4" "D:\Backup\LAB4" /e /njh /njs</w:t>
       </w:r>
-      <w:r>
-        <w:br/>
-      </w:r>
-      <w:r>
-        <w:rPr>
-          <w:rStyle w:val="VerbatimChar"/>
-        </w:rPr>
+    </w:p>
+    <w:p>
+      <w:pPr>
+        <w:pStyle w:val="SourceCode"/>
+        <w:spacing w:before="0" w:after="0" w:line="200" w:lineRule="auto"/>
+      </w:pPr>
+      <w:r>
         <w:t xml:space="preserve">C:\&gt; del "%USERPROFILE%\Desktop\LAB4\important.txt"</w:t>
       </w:r>
-      <w:r>
-        <w:br/>
-      </w:r>
-      <w:r>
-        <w:rPr>
-          <w:rStyle w:val="VerbatimChar"/>
-        </w:rPr>
+    </w:p>
+    <w:p>
+      <w:pPr>
+        <w:pStyle w:val="SourceCode"/>
+        <w:spacing w:before="0" w:after="0" w:line="200" w:lineRule="auto"/>
+      </w:pPr>
+      <w:r>
         <w:t xml:space="preserve">C:\&gt; robocopy "D:\Backup\LAB4" "%USERPROFILE%\Desktop\LAB4" important.txt</w:t>
       </w:r>
-      <w:r>
-        <w:br/>
-      </w:r>
-      <w:r>
-        <w:rPr>
-          <w:rStyle w:val="VerbatimChar"/>
-        </w:rPr>
+    </w:p>
+    <w:p>
+      <w:pPr>
+        <w:pStyle w:val="SourceCode"/>
+        <w:spacing w:before="0" w:after="0" w:line="200" w:lineRule="auto"/>
+      </w:pPr>
+      <w:r>
         <w:t xml:space="preserve">C:\&gt; dir "%USERPROFILE%\Desktop\LAB4\important.txt"</w:t>
       </w:r>
-      <w:r>
-        <w:br/>
-      </w:r>
-      <w:r>
-        <w:rPr>
-          <w:rStyle w:val="VerbatimChar"/>
-        </w:rPr>
+    </w:p>
+    <w:p>
+      <w:pPr>
+        <w:pStyle w:val="SourceCode"/>
+        <w:spacing w:before="0" w:after="120" w:line="200" w:lineRule="auto"/>
+      </w:pPr>
+      <w:r>
         <w:t xml:space="preserve">17.09.2026  22:31               128 important.txt</w:t>
       </w:r>
     </w:p>
@@ -5490,15 +5568,8 @@
     <w:basedOn w:val="Normal"/>
     <w:qFormat/>
     <w:pPr>
-      <w:pBdr>
-        <w:top w:color="BFBFBF" w:space="4" w:sz="4" w:val="single"/>
-        <w:left w:color="BFBFBF" w:space="4" w:sz="4" w:val="single"/>
-        <w:bottom w:color="BFBFBF" w:space="4" w:sz="4" w:val="single"/>
-        <w:right w:color="BFBFBF" w:space="4" w:sz="4" w:val="single"/>
-      </w:pBdr>
-      <w:shd w:color="auto" w:fill="F4F4F4" w:val="clear"/>
       <w:spacing w:after="120" w:before="120" w:line="200" w:lineRule="auto"/>
-      <w:ind w:firstLine="0" w:left="284" w:right="284"/>
+      <w:ind w:hanging="340" w:left="340" w:right="0"/>
       <w:jc w:val="left"/>
     </w:pPr>
     <w:rPr>

--- a/public/labs/os/pz-25/ЛР4_ОС_Методи_відновлення_ОС.docx
+++ b/public/labs/os/pz-25/ЛР4_ОС_Методи_відновлення_ОС.docx
@@ -530,87 +530,145 @@
     </w:p>
     <w:p>
       <w:pPr>
-        <w:pStyle w:val="SourceCode"/>
-        <w:spacing w:before="120" w:after="0" w:line="200" w:lineRule="auto"/>
-      </w:pPr>
-      <w:r>
-        <w:t xml:space="preserve">:: Перевірити, чи ввімкнено захист системи</w:t>
-      </w:r>
-    </w:p>
-    <w:p>
-      <w:pPr>
-        <w:pStyle w:val="SourceCode"/>
-        <w:spacing w:before="0" w:after="0" w:line="200" w:lineRule="auto"/>
-      </w:pPr>
-      <w:r>
-        <w:t xml:space="preserve">C:\&gt; vssadmin list shadowstorage</w:t>
-      </w:r>
-    </w:p>
-    <w:p>
-      <w:pPr>
-        <w:pStyle w:val="SourceCode"/>
-        <w:spacing w:before="0" w:after="0" w:line="200" w:lineRule="auto"/>
-      </w:pPr>
-    </w:p>
-    <w:p>
-      <w:pPr>
-        <w:pStyle w:val="SourceCode"/>
-        <w:spacing w:before="0" w:after="0" w:line="200" w:lineRule="auto"/>
-      </w:pPr>
-      <w:r>
-        <w:t xml:space="preserve">:: Створити точку відновлення (PowerShell, від адміністратора)</w:t>
-      </w:r>
-    </w:p>
-    <w:p>
-      <w:pPr>
-        <w:pStyle w:val="SourceCode"/>
-        <w:spacing w:before="0" w:after="0" w:line="200" w:lineRule="auto"/>
-      </w:pPr>
-      <w:r>
-        <w:t xml:space="preserve">PS C:\&gt; Enable-ComputerRestore -Drive "C:\"</w:t>
-      </w:r>
-    </w:p>
-    <w:p>
-      <w:pPr>
-        <w:pStyle w:val="SourceCode"/>
-        <w:spacing w:before="0" w:after="0" w:line="200" w:lineRule="auto"/>
-      </w:pPr>
-      <w:r>
-        <w:t xml:space="preserve">PS C:\&gt; Checkpoint-Computer -Description "Before LAB4" -RestorePointType MODIFY_SETTINGS</w:t>
-      </w:r>
-    </w:p>
-    <w:p>
-      <w:pPr>
-        <w:pStyle w:val="SourceCode"/>
-        <w:spacing w:before="0" w:after="0" w:line="200" w:lineRule="auto"/>
-      </w:pPr>
-    </w:p>
-    <w:p>
-      <w:pPr>
-        <w:pStyle w:val="SourceCode"/>
-        <w:spacing w:before="0" w:after="0" w:line="200" w:lineRule="auto"/>
-      </w:pPr>
-      <w:r>
-        <w:t xml:space="preserve">:: Переглянути наявні точки</w:t>
-      </w:r>
-    </w:p>
-    <w:p>
-      <w:pPr>
-        <w:pStyle w:val="SourceCode"/>
-        <w:spacing w:before="0" w:after="0" w:line="200" w:lineRule="auto"/>
-      </w:pPr>
-      <w:r>
-        <w:t xml:space="preserve">PS C:\&gt; Get-ComputerRestorePoint |</w:t>
-      </w:r>
-    </w:p>
-    <w:p>
-      <w:pPr>
-        <w:pStyle w:val="SourceCode"/>
-        <w:spacing w:before="0" w:after="120" w:line="200" w:lineRule="auto"/>
-      </w:pPr>
-      <w:r>
-        <w:t xml:space="preserve">&gt;&gt;     Format-Table SequenceNumber, Description, CreationTime</w:t>
-      </w:r>
+        <w:spacing w:before="0" w:after="0" w:line="120" w:lineRule="exact"/>
+        <w:rPr>
+          <w:sz w:val="4"/>
+          <w:szCs w:val="4"/>
+        </w:rPr>
+      </w:pPr>
+    </w:p>
+    <w:tbl>
+      <w:tblPr>
+        <w:tblStyle w:val="SourceCodeTable"/>
+        <w:tblW w:type="dxa" w:w="9637"/>
+        <w:tblInd w:w="0" w:type="dxa"/>
+        <w:tblBorders>
+          <w:top w:color="BFBFBF" w:space="0" w:sz="4" w:val="single"/>
+          <w:left w:color="BFBFBF" w:space="0" w:sz="4" w:val="single"/>
+          <w:bottom w:color="BFBFBF" w:space="0" w:sz="4" w:val="single"/>
+          <w:right w:color="BFBFBF" w:space="0" w:sz="4" w:val="single"/>
+        </w:tblBorders>
+        <w:tblLayout w:type="fixed"/>
+        <w:tblCellMar>
+          <w:top w:type="dxa" w:w="113"/>
+          <w:left w:type="dxa" w:w="113"/>
+          <w:bottom w:type="dxa" w:w="113"/>
+          <w:right w:type="dxa" w:w="113"/>
+        </w:tblCellMar>
+        <w:tblLook w:val="0000" w:firstRow="0" w:lastRow="0" w:firstColumn="0" w:lastColumn="0" w:noHBand="1" w:noVBand="1"/>
+      </w:tblPr>
+      <w:tblGrid>
+        <w:gridCol w:w="9637"/>
+      </w:tblGrid>
+      <w:tr>
+        <w:tc>
+          <w:tcPr>
+            <w:tcW w:type="dxa" w:w="9637"/>
+          </w:tcPr>
+          <w:p>
+            <w:pPr>
+              <w:pStyle w:val="SourceCode"/>
+              <w:spacing w:before="0" w:after="0" w:line="200" w:lineRule="auto"/>
+            </w:pPr>
+            <w:r>
+              <w:t xml:space="preserve">:: Перевірити, чи ввімкнено захист системи</w:t>
+            </w:r>
+          </w:p>
+          <w:p>
+            <w:pPr>
+              <w:pStyle w:val="SourceCode"/>
+              <w:spacing w:before="0" w:after="0" w:line="200" w:lineRule="auto"/>
+            </w:pPr>
+            <w:r>
+              <w:t xml:space="preserve">C:\&gt; vssadmin list shadowstorage</w:t>
+            </w:r>
+          </w:p>
+          <w:p>
+            <w:pPr>
+              <w:pStyle w:val="SourceCode"/>
+              <w:spacing w:before="0" w:after="0" w:line="200" w:lineRule="auto"/>
+            </w:pPr>
+          </w:p>
+          <w:p>
+            <w:pPr>
+              <w:pStyle w:val="SourceCode"/>
+              <w:spacing w:before="0" w:after="0" w:line="200" w:lineRule="auto"/>
+            </w:pPr>
+            <w:r>
+              <w:t xml:space="preserve">:: Створити точку відновлення (PowerShell, від адміністратора)</w:t>
+            </w:r>
+          </w:p>
+          <w:p>
+            <w:pPr>
+              <w:pStyle w:val="SourceCode"/>
+              <w:spacing w:before="0" w:after="0" w:line="200" w:lineRule="auto"/>
+            </w:pPr>
+            <w:r>
+              <w:t xml:space="preserve">PS C:\&gt; Enable-ComputerRestore -Drive "C:\"</w:t>
+            </w:r>
+          </w:p>
+          <w:p>
+            <w:pPr>
+              <w:pStyle w:val="SourceCode"/>
+              <w:spacing w:before="0" w:after="0" w:line="200" w:lineRule="auto"/>
+            </w:pPr>
+            <w:r>
+              <w:t xml:space="preserve">PS C:\&gt; Checkpoint-Computer -Description "Before LAB4" `</w:t>
+            </w:r>
+          </w:p>
+          <w:p>
+            <w:pPr>
+              <w:pStyle w:val="SourceCode"/>
+              <w:spacing w:before="0" w:after="0" w:line="200" w:lineRule="auto"/>
+            </w:pPr>
+            <w:r>
+              <w:t xml:space="preserve">&gt;&gt;     -RestorePointType MODIFY_SETTINGS</w:t>
+            </w:r>
+          </w:p>
+          <w:p>
+            <w:pPr>
+              <w:pStyle w:val="SourceCode"/>
+              <w:spacing w:before="0" w:after="0" w:line="200" w:lineRule="auto"/>
+            </w:pPr>
+          </w:p>
+          <w:p>
+            <w:pPr>
+              <w:pStyle w:val="SourceCode"/>
+              <w:spacing w:before="0" w:after="0" w:line="200" w:lineRule="auto"/>
+            </w:pPr>
+            <w:r>
+              <w:t xml:space="preserve">:: Переглянути наявні точки</w:t>
+            </w:r>
+          </w:p>
+          <w:p>
+            <w:pPr>
+              <w:pStyle w:val="SourceCode"/>
+              <w:spacing w:before="0" w:after="0" w:line="200" w:lineRule="auto"/>
+            </w:pPr>
+            <w:r>
+              <w:t xml:space="preserve">PS C:\&gt; Get-ComputerRestorePoint |</w:t>
+            </w:r>
+          </w:p>
+          <w:p>
+            <w:pPr>
+              <w:pStyle w:val="SourceCode"/>
+              <w:spacing w:before="0" w:after="0" w:line="200" w:lineRule="auto"/>
+            </w:pPr>
+            <w:r>
+              <w:t xml:space="preserve">&gt;&gt;     Format-Table SequenceNumber, Description, CreationTime</w:t>
+            </w:r>
+          </w:p>
+        </w:tc>
+      </w:tr>
+    </w:tbl>
+    <w:p>
+      <w:pPr>
+        <w:spacing w:before="0" w:after="0" w:line="120" w:lineRule="exact"/>
+        <w:rPr>
+          <w:sz w:val="4"/>
+          <w:szCs w:val="4"/>
+        </w:rPr>
+      </w:pPr>
     </w:p>
     <w:p>
       <w:pPr>
@@ -705,66 +763,115 @@
     </w:p>
     <w:p>
       <w:pPr>
-        <w:pStyle w:val="SourceCode"/>
-        <w:spacing w:before="120" w:after="0" w:line="200" w:lineRule="auto"/>
-      </w:pPr>
-      <w:r>
-        <w:t xml:space="preserve">C:\Windows\system32&gt; sfc /scannow</w:t>
-      </w:r>
-    </w:p>
-    <w:p>
-      <w:pPr>
-        <w:pStyle w:val="SourceCode"/>
-        <w:spacing w:before="0" w:after="0" w:line="200" w:lineRule="auto"/>
-      </w:pPr>
-    </w:p>
-    <w:p>
-      <w:pPr>
-        <w:pStyle w:val="SourceCode"/>
-        <w:spacing w:before="0" w:after="0" w:line="200" w:lineRule="auto"/>
-      </w:pPr>
-      <w:r>
-        <w:t xml:space="preserve">Beginning system scan.  This process will take some time.</w:t>
-      </w:r>
-    </w:p>
-    <w:p>
-      <w:pPr>
-        <w:pStyle w:val="SourceCode"/>
-        <w:spacing w:before="0" w:after="0" w:line="200" w:lineRule="auto"/>
-      </w:pPr>
-    </w:p>
-    <w:p>
-      <w:pPr>
-        <w:pStyle w:val="SourceCode"/>
-        <w:spacing w:before="0" w:after="0" w:line="200" w:lineRule="auto"/>
-      </w:pPr>
-      <w:r>
-        <w:t xml:space="preserve">Beginning verification phase of system scan.</w:t>
-      </w:r>
-    </w:p>
-    <w:p>
-      <w:pPr>
-        <w:pStyle w:val="SourceCode"/>
-        <w:spacing w:before="0" w:after="0" w:line="200" w:lineRule="auto"/>
-      </w:pPr>
-      <w:r>
-        <w:t xml:space="preserve">Verification 100% complete.</w:t>
-      </w:r>
-    </w:p>
-    <w:p>
-      <w:pPr>
-        <w:pStyle w:val="SourceCode"/>
-        <w:spacing w:before="0" w:after="0" w:line="200" w:lineRule="auto"/>
-      </w:pPr>
-    </w:p>
-    <w:p>
-      <w:pPr>
-        <w:pStyle w:val="SourceCode"/>
-        <w:spacing w:before="0" w:after="120" w:line="200" w:lineRule="auto"/>
-      </w:pPr>
-      <w:r>
-        <w:t xml:space="preserve">Windows Resource Protection did not find any integrity violations.</w:t>
-      </w:r>
+        <w:spacing w:before="0" w:after="0" w:line="120" w:lineRule="exact"/>
+        <w:rPr>
+          <w:sz w:val="4"/>
+          <w:szCs w:val="4"/>
+        </w:rPr>
+      </w:pPr>
+    </w:p>
+    <w:tbl>
+      <w:tblPr>
+        <w:tblStyle w:val="SourceCodeTable"/>
+        <w:tblW w:type="dxa" w:w="9637"/>
+        <w:tblInd w:w="0" w:type="dxa"/>
+        <w:tblBorders>
+          <w:top w:color="BFBFBF" w:space="0" w:sz="4" w:val="single"/>
+          <w:left w:color="BFBFBF" w:space="0" w:sz="4" w:val="single"/>
+          <w:bottom w:color="BFBFBF" w:space="0" w:sz="4" w:val="single"/>
+          <w:right w:color="BFBFBF" w:space="0" w:sz="4" w:val="single"/>
+        </w:tblBorders>
+        <w:tblLayout w:type="fixed"/>
+        <w:tblCellMar>
+          <w:top w:type="dxa" w:w="113"/>
+          <w:left w:type="dxa" w:w="113"/>
+          <w:bottom w:type="dxa" w:w="113"/>
+          <w:right w:type="dxa" w:w="113"/>
+        </w:tblCellMar>
+        <w:tblLook w:val="0000" w:firstRow="0" w:lastRow="0" w:firstColumn="0" w:lastColumn="0" w:noHBand="1" w:noVBand="1"/>
+      </w:tblPr>
+      <w:tblGrid>
+        <w:gridCol w:w="9637"/>
+      </w:tblGrid>
+      <w:tr>
+        <w:tc>
+          <w:tcPr>
+            <w:tcW w:type="dxa" w:w="9637"/>
+          </w:tcPr>
+          <w:p>
+            <w:pPr>
+              <w:pStyle w:val="SourceCode"/>
+              <w:spacing w:before="0" w:after="0" w:line="200" w:lineRule="auto"/>
+            </w:pPr>
+            <w:r>
+              <w:t xml:space="preserve">C:\Windows\system32&gt; sfc /scannow</w:t>
+            </w:r>
+          </w:p>
+          <w:p>
+            <w:pPr>
+              <w:pStyle w:val="SourceCode"/>
+              <w:spacing w:before="0" w:after="0" w:line="200" w:lineRule="auto"/>
+            </w:pPr>
+          </w:p>
+          <w:p>
+            <w:pPr>
+              <w:pStyle w:val="SourceCode"/>
+              <w:spacing w:before="0" w:after="0" w:line="200" w:lineRule="auto"/>
+            </w:pPr>
+            <w:r>
+              <w:t xml:space="preserve">Beginning system scan.  This process will take some time.</w:t>
+            </w:r>
+          </w:p>
+          <w:p>
+            <w:pPr>
+              <w:pStyle w:val="SourceCode"/>
+              <w:spacing w:before="0" w:after="0" w:line="200" w:lineRule="auto"/>
+            </w:pPr>
+          </w:p>
+          <w:p>
+            <w:pPr>
+              <w:pStyle w:val="SourceCode"/>
+              <w:spacing w:before="0" w:after="0" w:line="200" w:lineRule="auto"/>
+            </w:pPr>
+            <w:r>
+              <w:t xml:space="preserve">Beginning verification phase of system scan.</w:t>
+            </w:r>
+          </w:p>
+          <w:p>
+            <w:pPr>
+              <w:pStyle w:val="SourceCode"/>
+              <w:spacing w:before="0" w:after="0" w:line="200" w:lineRule="auto"/>
+            </w:pPr>
+            <w:r>
+              <w:t xml:space="preserve">Verification 100% complete.</w:t>
+            </w:r>
+          </w:p>
+          <w:p>
+            <w:pPr>
+              <w:pStyle w:val="SourceCode"/>
+              <w:spacing w:before="0" w:after="0" w:line="200" w:lineRule="auto"/>
+            </w:pPr>
+          </w:p>
+          <w:p>
+            <w:pPr>
+              <w:pStyle w:val="SourceCode"/>
+              <w:spacing w:before="0" w:after="0" w:line="200" w:lineRule="auto"/>
+            </w:pPr>
+            <w:r>
+              <w:t xml:space="preserve">Windows Resource Protection did not find any integrity violations.</w:t>
+            </w:r>
+          </w:p>
+        </w:tc>
+      </w:tr>
+    </w:tbl>
+    <w:p>
+      <w:pPr>
+        <w:spacing w:before="0" w:after="0" w:line="120" w:lineRule="exact"/>
+        <w:rPr>
+          <w:sz w:val="4"/>
+          <w:szCs w:val="4"/>
+        </w:rPr>
+      </w:pPr>
     </w:p>
     <w:p>
       <w:pPr>
@@ -803,21 +910,70 @@
     </w:p>
     <w:p>
       <w:pPr>
-        <w:pStyle w:val="SourceCode"/>
-        <w:spacing w:before="120" w:after="0" w:line="200" w:lineRule="auto"/>
-      </w:pPr>
-      <w:r>
-        <w:t xml:space="preserve">C:\Windows\system32&gt; DISM /Online /Cleanup-Image /ScanHealth</w:t>
-      </w:r>
-    </w:p>
-    <w:p>
-      <w:pPr>
-        <w:pStyle w:val="SourceCode"/>
-        <w:spacing w:before="0" w:after="120" w:line="200" w:lineRule="auto"/>
-      </w:pPr>
-      <w:r>
-        <w:t xml:space="preserve">C:\Windows\system32&gt; DISM /Online /Cleanup-Image /RestoreHealth</w:t>
-      </w:r>
+        <w:spacing w:before="0" w:after="0" w:line="120" w:lineRule="exact"/>
+        <w:rPr>
+          <w:sz w:val="4"/>
+          <w:szCs w:val="4"/>
+        </w:rPr>
+      </w:pPr>
+    </w:p>
+    <w:tbl>
+      <w:tblPr>
+        <w:tblStyle w:val="SourceCodeTable"/>
+        <w:tblW w:type="dxa" w:w="9637"/>
+        <w:tblInd w:w="0" w:type="dxa"/>
+        <w:tblBorders>
+          <w:top w:color="BFBFBF" w:space="0" w:sz="4" w:val="single"/>
+          <w:left w:color="BFBFBF" w:space="0" w:sz="4" w:val="single"/>
+          <w:bottom w:color="BFBFBF" w:space="0" w:sz="4" w:val="single"/>
+          <w:right w:color="BFBFBF" w:space="0" w:sz="4" w:val="single"/>
+        </w:tblBorders>
+        <w:tblLayout w:type="fixed"/>
+        <w:tblCellMar>
+          <w:top w:type="dxa" w:w="113"/>
+          <w:left w:type="dxa" w:w="113"/>
+          <w:bottom w:type="dxa" w:w="113"/>
+          <w:right w:type="dxa" w:w="113"/>
+        </w:tblCellMar>
+        <w:tblLook w:val="0000" w:firstRow="0" w:lastRow="0" w:firstColumn="0" w:lastColumn="0" w:noHBand="1" w:noVBand="1"/>
+      </w:tblPr>
+      <w:tblGrid>
+        <w:gridCol w:w="9637"/>
+      </w:tblGrid>
+      <w:tr>
+        <w:tc>
+          <w:tcPr>
+            <w:tcW w:type="dxa" w:w="9637"/>
+          </w:tcPr>
+          <w:p>
+            <w:pPr>
+              <w:pStyle w:val="SourceCode"/>
+              <w:spacing w:before="0" w:after="0" w:line="200" w:lineRule="auto"/>
+            </w:pPr>
+            <w:r>
+              <w:t xml:space="preserve">C:\Windows\system32&gt; DISM /Online /Cleanup-Image /ScanHealth</w:t>
+            </w:r>
+          </w:p>
+          <w:p>
+            <w:pPr>
+              <w:pStyle w:val="SourceCode"/>
+              <w:spacing w:before="0" w:after="0" w:line="200" w:lineRule="auto"/>
+            </w:pPr>
+            <w:r>
+              <w:t xml:space="preserve">C:\Windows\system32&gt; DISM /Online /Cleanup-Image /RestoreHealth</w:t>
+            </w:r>
+          </w:p>
+        </w:tc>
+      </w:tr>
+    </w:tbl>
+    <w:p>
+      <w:pPr>
+        <w:spacing w:before="0" w:after="0" w:line="120" w:lineRule="exact"/>
+        <w:rPr>
+          <w:sz w:val="4"/>
+          <w:szCs w:val="4"/>
+        </w:rPr>
+      </w:pPr>
     </w:p>
     <w:p>
       <w:pPr>
@@ -921,12 +1077,61 @@
     </w:p>
     <w:p>
       <w:pPr>
-        <w:pStyle w:val="SourceCode"/>
-        <w:spacing w:before="120" w:after="120" w:line="200" w:lineRule="auto"/>
-      </w:pPr>
-      <w:r>
-        <w:t xml:space="preserve">C:\&gt; findstr /c:"[SR]" %WinDir%\Logs\CBS\CBS.log &gt; "%USERPROFILE%\Desktop\sfc.txt"</w:t>
-      </w:r>
+        <w:spacing w:before="0" w:after="0" w:line="120" w:lineRule="exact"/>
+        <w:rPr>
+          <w:sz w:val="4"/>
+          <w:szCs w:val="4"/>
+        </w:rPr>
+      </w:pPr>
+    </w:p>
+    <w:tbl>
+      <w:tblPr>
+        <w:tblStyle w:val="SourceCodeTable"/>
+        <w:tblW w:type="dxa" w:w="9637"/>
+        <w:tblInd w:w="0" w:type="dxa"/>
+        <w:tblBorders>
+          <w:top w:color="BFBFBF" w:space="0" w:sz="4" w:val="single"/>
+          <w:left w:color="BFBFBF" w:space="0" w:sz="4" w:val="single"/>
+          <w:bottom w:color="BFBFBF" w:space="0" w:sz="4" w:val="single"/>
+          <w:right w:color="BFBFBF" w:space="0" w:sz="4" w:val="single"/>
+        </w:tblBorders>
+        <w:tblLayout w:type="fixed"/>
+        <w:tblCellMar>
+          <w:top w:type="dxa" w:w="113"/>
+          <w:left w:type="dxa" w:w="113"/>
+          <w:bottom w:type="dxa" w:w="113"/>
+          <w:right w:type="dxa" w:w="113"/>
+        </w:tblCellMar>
+        <w:tblLook w:val="0000" w:firstRow="0" w:lastRow="0" w:firstColumn="0" w:lastColumn="0" w:noHBand="1" w:noVBand="1"/>
+      </w:tblPr>
+      <w:tblGrid>
+        <w:gridCol w:w="9637"/>
+      </w:tblGrid>
+      <w:tr>
+        <w:tc>
+          <w:tcPr>
+            <w:tcW w:type="dxa" w:w="9637"/>
+          </w:tcPr>
+          <w:p>
+            <w:pPr>
+              <w:pStyle w:val="SourceCode"/>
+              <w:spacing w:before="0" w:after="0" w:line="200" w:lineRule="auto"/>
+            </w:pPr>
+            <w:r>
+              <w:t xml:space="preserve">C:\&gt; findstr /c:"[SR]" %WinDir%\Logs\CBS\CBS.log &gt; "%USERPROFILE%\Desktop\sfc.txt"</w:t>
+            </w:r>
+          </w:p>
+        </w:tc>
+      </w:tr>
+    </w:tbl>
+    <w:p>
+      <w:pPr>
+        <w:spacing w:before="0" w:after="0" w:line="120" w:lineRule="exact"/>
+        <w:rPr>
+          <w:sz w:val="4"/>
+          <w:szCs w:val="4"/>
+        </w:rPr>
+      </w:pPr>
     </w:p>
     <w:bookmarkEnd w:id="11"/>
     <w:bookmarkStart w:id="12" w:name="перевірка-файлової-системи"/>
@@ -1210,45 +1415,94 @@
     </w:p>
     <w:p>
       <w:pPr>
-        <w:pStyle w:val="SourceCode"/>
-        <w:spacing w:before="120" w:after="0" w:line="200" w:lineRule="auto"/>
-      </w:pPr>
-      <w:r>
-        <w:t xml:space="preserve">:: Перезавантажитися в середовище відновлення</w:t>
-      </w:r>
-    </w:p>
-    <w:p>
-      <w:pPr>
-        <w:pStyle w:val="SourceCode"/>
-        <w:spacing w:before="0" w:after="0" w:line="200" w:lineRule="auto"/>
-      </w:pPr>
-      <w:r>
-        <w:t xml:space="preserve">C:\&gt; shutdown /r /o /t 0</w:t>
-      </w:r>
-    </w:p>
-    <w:p>
-      <w:pPr>
-        <w:pStyle w:val="SourceCode"/>
-        <w:spacing w:before="0" w:after="0" w:line="200" w:lineRule="auto"/>
-      </w:pPr>
-    </w:p>
-    <w:p>
-      <w:pPr>
-        <w:pStyle w:val="SourceCode"/>
-        <w:spacing w:before="0" w:after="0" w:line="200" w:lineRule="auto"/>
-      </w:pPr>
-      <w:r>
-        <w:t xml:space="preserve">:: Перевірити стан WinRE</w:t>
-      </w:r>
-    </w:p>
-    <w:p>
-      <w:pPr>
-        <w:pStyle w:val="SourceCode"/>
-        <w:spacing w:before="0" w:after="120" w:line="200" w:lineRule="auto"/>
-      </w:pPr>
-      <w:r>
-        <w:t xml:space="preserve">C:\&gt; reagentc /info</w:t>
-      </w:r>
+        <w:spacing w:before="0" w:after="0" w:line="120" w:lineRule="exact"/>
+        <w:rPr>
+          <w:sz w:val="4"/>
+          <w:szCs w:val="4"/>
+        </w:rPr>
+      </w:pPr>
+    </w:p>
+    <w:tbl>
+      <w:tblPr>
+        <w:tblStyle w:val="SourceCodeTable"/>
+        <w:tblW w:type="dxa" w:w="9637"/>
+        <w:tblInd w:w="0" w:type="dxa"/>
+        <w:tblBorders>
+          <w:top w:color="BFBFBF" w:space="0" w:sz="4" w:val="single"/>
+          <w:left w:color="BFBFBF" w:space="0" w:sz="4" w:val="single"/>
+          <w:bottom w:color="BFBFBF" w:space="0" w:sz="4" w:val="single"/>
+          <w:right w:color="BFBFBF" w:space="0" w:sz="4" w:val="single"/>
+        </w:tblBorders>
+        <w:tblLayout w:type="fixed"/>
+        <w:tblCellMar>
+          <w:top w:type="dxa" w:w="113"/>
+          <w:left w:type="dxa" w:w="113"/>
+          <w:bottom w:type="dxa" w:w="113"/>
+          <w:right w:type="dxa" w:w="113"/>
+        </w:tblCellMar>
+        <w:tblLook w:val="0000" w:firstRow="0" w:lastRow="0" w:firstColumn="0" w:lastColumn="0" w:noHBand="1" w:noVBand="1"/>
+      </w:tblPr>
+      <w:tblGrid>
+        <w:gridCol w:w="9637"/>
+      </w:tblGrid>
+      <w:tr>
+        <w:tc>
+          <w:tcPr>
+            <w:tcW w:type="dxa" w:w="9637"/>
+          </w:tcPr>
+          <w:p>
+            <w:pPr>
+              <w:pStyle w:val="SourceCode"/>
+              <w:spacing w:before="0" w:after="0" w:line="200" w:lineRule="auto"/>
+            </w:pPr>
+            <w:r>
+              <w:t xml:space="preserve">:: Перезавантажитися в середовище відновлення</w:t>
+            </w:r>
+          </w:p>
+          <w:p>
+            <w:pPr>
+              <w:pStyle w:val="SourceCode"/>
+              <w:spacing w:before="0" w:after="0" w:line="200" w:lineRule="auto"/>
+            </w:pPr>
+            <w:r>
+              <w:t xml:space="preserve">C:\&gt; shutdown /r /o /t 0</w:t>
+            </w:r>
+          </w:p>
+          <w:p>
+            <w:pPr>
+              <w:pStyle w:val="SourceCode"/>
+              <w:spacing w:before="0" w:after="0" w:line="200" w:lineRule="auto"/>
+            </w:pPr>
+          </w:p>
+          <w:p>
+            <w:pPr>
+              <w:pStyle w:val="SourceCode"/>
+              <w:spacing w:before="0" w:after="0" w:line="200" w:lineRule="auto"/>
+            </w:pPr>
+            <w:r>
+              <w:t xml:space="preserve">:: Перевірити стан WinRE</w:t>
+            </w:r>
+          </w:p>
+          <w:p>
+            <w:pPr>
+              <w:pStyle w:val="SourceCode"/>
+              <w:spacing w:before="0" w:after="0" w:line="200" w:lineRule="auto"/>
+            </w:pPr>
+            <w:r>
+              <w:t xml:space="preserve">C:\&gt; reagentc /info</w:t>
+            </w:r>
+          </w:p>
+        </w:tc>
+      </w:tr>
+    </w:tbl>
+    <w:p>
+      <w:pPr>
+        <w:spacing w:before="0" w:after="0" w:line="120" w:lineRule="exact"/>
+        <w:rPr>
+          <w:sz w:val="4"/>
+          <w:szCs w:val="4"/>
+        </w:rPr>
+      </w:pPr>
     </w:p>
     <w:p>
       <w:pPr>
@@ -1260,30 +1514,79 @@
     </w:p>
     <w:p>
       <w:pPr>
-        <w:pStyle w:val="SourceCode"/>
-        <w:spacing w:before="120" w:after="0" w:line="200" w:lineRule="auto"/>
-      </w:pPr>
-      <w:r>
-        <w:t xml:space="preserve">X:\&gt; bootrec /scanos</w:t>
-      </w:r>
-    </w:p>
-    <w:p>
-      <w:pPr>
-        <w:pStyle w:val="SourceCode"/>
-        <w:spacing w:before="0" w:after="0" w:line="200" w:lineRule="auto"/>
-      </w:pPr>
-      <w:r>
-        <w:t xml:space="preserve">X:\&gt; bootrec /rebuildbcd</w:t>
-      </w:r>
-    </w:p>
-    <w:p>
-      <w:pPr>
-        <w:pStyle w:val="SourceCode"/>
-        <w:spacing w:before="0" w:after="120" w:line="200" w:lineRule="auto"/>
-      </w:pPr>
-      <w:r>
-        <w:t xml:space="preserve">X:\&gt; bcdedit /enum</w:t>
-      </w:r>
+        <w:spacing w:before="0" w:after="0" w:line="120" w:lineRule="exact"/>
+        <w:rPr>
+          <w:sz w:val="4"/>
+          <w:szCs w:val="4"/>
+        </w:rPr>
+      </w:pPr>
+    </w:p>
+    <w:tbl>
+      <w:tblPr>
+        <w:tblStyle w:val="SourceCodeTable"/>
+        <w:tblW w:type="dxa" w:w="9637"/>
+        <w:tblInd w:w="0" w:type="dxa"/>
+        <w:tblBorders>
+          <w:top w:color="BFBFBF" w:space="0" w:sz="4" w:val="single"/>
+          <w:left w:color="BFBFBF" w:space="0" w:sz="4" w:val="single"/>
+          <w:bottom w:color="BFBFBF" w:space="0" w:sz="4" w:val="single"/>
+          <w:right w:color="BFBFBF" w:space="0" w:sz="4" w:val="single"/>
+        </w:tblBorders>
+        <w:tblLayout w:type="fixed"/>
+        <w:tblCellMar>
+          <w:top w:type="dxa" w:w="113"/>
+          <w:left w:type="dxa" w:w="113"/>
+          <w:bottom w:type="dxa" w:w="113"/>
+          <w:right w:type="dxa" w:w="113"/>
+        </w:tblCellMar>
+        <w:tblLook w:val="0000" w:firstRow="0" w:lastRow="0" w:firstColumn="0" w:lastColumn="0" w:noHBand="1" w:noVBand="1"/>
+      </w:tblPr>
+      <w:tblGrid>
+        <w:gridCol w:w="9637"/>
+      </w:tblGrid>
+      <w:tr>
+        <w:tc>
+          <w:tcPr>
+            <w:tcW w:type="dxa" w:w="9637"/>
+          </w:tcPr>
+          <w:p>
+            <w:pPr>
+              <w:pStyle w:val="SourceCode"/>
+              <w:spacing w:before="0" w:after="0" w:line="200" w:lineRule="auto"/>
+            </w:pPr>
+            <w:r>
+              <w:t xml:space="preserve">X:\&gt; bootrec /scanos</w:t>
+            </w:r>
+          </w:p>
+          <w:p>
+            <w:pPr>
+              <w:pStyle w:val="SourceCode"/>
+              <w:spacing w:before="0" w:after="0" w:line="200" w:lineRule="auto"/>
+            </w:pPr>
+            <w:r>
+              <w:t xml:space="preserve">X:\&gt; bootrec /rebuildbcd</w:t>
+            </w:r>
+          </w:p>
+          <w:p>
+            <w:pPr>
+              <w:pStyle w:val="SourceCode"/>
+              <w:spacing w:before="0" w:after="0" w:line="200" w:lineRule="auto"/>
+            </w:pPr>
+            <w:r>
+              <w:t xml:space="preserve">X:\&gt; bcdedit /enum</w:t>
+            </w:r>
+          </w:p>
+        </w:tc>
+      </w:tr>
+    </w:tbl>
+    <w:p>
+      <w:pPr>
+        <w:spacing w:before="0" w:after="0" w:line="120" w:lineRule="exact"/>
+        <w:rPr>
+          <w:sz w:val="4"/>
+          <w:szCs w:val="4"/>
+        </w:rPr>
+      </w:pPr>
     </w:p>
     <w:p>
       <w:pPr>
@@ -1349,21 +1652,70 @@
     </w:p>
     <w:p>
       <w:pPr>
-        <w:pStyle w:val="SourceCode"/>
-        <w:spacing w:before="120" w:after="0" w:line="200" w:lineRule="auto"/>
-      </w:pPr>
-      <w:r>
-        <w:t xml:space="preserve">C:\&gt; msconfig</w:t>
-      </w:r>
-    </w:p>
-    <w:p>
-      <w:pPr>
-        <w:pStyle w:val="SourceCode"/>
-        <w:spacing w:before="0" w:after="120" w:line="200" w:lineRule="auto"/>
-      </w:pPr>
-      <w:r>
-        <w:t xml:space="preserve">:: вкладка «Завантаження» → Безпечний режим → Мінімальна</w:t>
-      </w:r>
+        <w:spacing w:before="0" w:after="0" w:line="120" w:lineRule="exact"/>
+        <w:rPr>
+          <w:sz w:val="4"/>
+          <w:szCs w:val="4"/>
+        </w:rPr>
+      </w:pPr>
+    </w:p>
+    <w:tbl>
+      <w:tblPr>
+        <w:tblStyle w:val="SourceCodeTable"/>
+        <w:tblW w:type="dxa" w:w="9637"/>
+        <w:tblInd w:w="0" w:type="dxa"/>
+        <w:tblBorders>
+          <w:top w:color="BFBFBF" w:space="0" w:sz="4" w:val="single"/>
+          <w:left w:color="BFBFBF" w:space="0" w:sz="4" w:val="single"/>
+          <w:bottom w:color="BFBFBF" w:space="0" w:sz="4" w:val="single"/>
+          <w:right w:color="BFBFBF" w:space="0" w:sz="4" w:val="single"/>
+        </w:tblBorders>
+        <w:tblLayout w:type="fixed"/>
+        <w:tblCellMar>
+          <w:top w:type="dxa" w:w="113"/>
+          <w:left w:type="dxa" w:w="113"/>
+          <w:bottom w:type="dxa" w:w="113"/>
+          <w:right w:type="dxa" w:w="113"/>
+        </w:tblCellMar>
+        <w:tblLook w:val="0000" w:firstRow="0" w:lastRow="0" w:firstColumn="0" w:lastColumn="0" w:noHBand="1" w:noVBand="1"/>
+      </w:tblPr>
+      <w:tblGrid>
+        <w:gridCol w:w="9637"/>
+      </w:tblGrid>
+      <w:tr>
+        <w:tc>
+          <w:tcPr>
+            <w:tcW w:type="dxa" w:w="9637"/>
+          </w:tcPr>
+          <w:p>
+            <w:pPr>
+              <w:pStyle w:val="SourceCode"/>
+              <w:spacing w:before="0" w:after="0" w:line="200" w:lineRule="auto"/>
+            </w:pPr>
+            <w:r>
+              <w:t xml:space="preserve">C:\&gt; msconfig</w:t>
+            </w:r>
+          </w:p>
+          <w:p>
+            <w:pPr>
+              <w:pStyle w:val="SourceCode"/>
+              <w:spacing w:before="0" w:after="0" w:line="200" w:lineRule="auto"/>
+            </w:pPr>
+            <w:r>
+              <w:t xml:space="preserve">:: вкладка «Завантаження» → Безпечний режим → Мінімальна</w:t>
+            </w:r>
+          </w:p>
+        </w:tc>
+      </w:tr>
+    </w:tbl>
+    <w:p>
+      <w:pPr>
+        <w:spacing w:before="0" w:after="0" w:line="120" w:lineRule="exact"/>
+        <w:rPr>
+          <w:sz w:val="4"/>
+          <w:szCs w:val="4"/>
+        </w:rPr>
+      </w:pPr>
     </w:p>
     <w:p>
       <w:pPr>
@@ -1414,21 +1766,70 @@
     </w:p>
     <w:p>
       <w:pPr>
-        <w:pStyle w:val="SourceCode"/>
-        <w:spacing w:before="120" w:after="0" w:line="200" w:lineRule="auto"/>
-      </w:pPr>
-      <w:r>
-        <w:t xml:space="preserve">C:\&gt; robocopy "%USERPROFILE%\Documents" "D:\Backup\Documents" ^</w:t>
-      </w:r>
-    </w:p>
-    <w:p>
-      <w:pPr>
-        <w:pStyle w:val="SourceCode"/>
-        <w:spacing w:before="0" w:after="120" w:line="200" w:lineRule="auto"/>
-      </w:pPr>
-      <w:r>
-        <w:t xml:space="preserve">More? /mir /r:1 /w:1 /log+:D:\Backup\backup.log</w:t>
-      </w:r>
+        <w:spacing w:before="0" w:after="0" w:line="120" w:lineRule="exact"/>
+        <w:rPr>
+          <w:sz w:val="4"/>
+          <w:szCs w:val="4"/>
+        </w:rPr>
+      </w:pPr>
+    </w:p>
+    <w:tbl>
+      <w:tblPr>
+        <w:tblStyle w:val="SourceCodeTable"/>
+        <w:tblW w:type="dxa" w:w="9637"/>
+        <w:tblInd w:w="0" w:type="dxa"/>
+        <w:tblBorders>
+          <w:top w:color="BFBFBF" w:space="0" w:sz="4" w:val="single"/>
+          <w:left w:color="BFBFBF" w:space="0" w:sz="4" w:val="single"/>
+          <w:bottom w:color="BFBFBF" w:space="0" w:sz="4" w:val="single"/>
+          <w:right w:color="BFBFBF" w:space="0" w:sz="4" w:val="single"/>
+        </w:tblBorders>
+        <w:tblLayout w:type="fixed"/>
+        <w:tblCellMar>
+          <w:top w:type="dxa" w:w="113"/>
+          <w:left w:type="dxa" w:w="113"/>
+          <w:bottom w:type="dxa" w:w="113"/>
+          <w:right w:type="dxa" w:w="113"/>
+        </w:tblCellMar>
+        <w:tblLook w:val="0000" w:firstRow="0" w:lastRow="0" w:firstColumn="0" w:lastColumn="0" w:noHBand="1" w:noVBand="1"/>
+      </w:tblPr>
+      <w:tblGrid>
+        <w:gridCol w:w="9637"/>
+      </w:tblGrid>
+      <w:tr>
+        <w:tc>
+          <w:tcPr>
+            <w:tcW w:type="dxa" w:w="9637"/>
+          </w:tcPr>
+          <w:p>
+            <w:pPr>
+              <w:pStyle w:val="SourceCode"/>
+              <w:spacing w:before="0" w:after="0" w:line="200" w:lineRule="auto"/>
+            </w:pPr>
+            <w:r>
+              <w:t xml:space="preserve">C:\&gt; robocopy "%USERPROFILE%\Documents" "D:\Backup\Documents" ^</w:t>
+            </w:r>
+          </w:p>
+          <w:p>
+            <w:pPr>
+              <w:pStyle w:val="SourceCode"/>
+              <w:spacing w:before="0" w:after="0" w:line="200" w:lineRule="auto"/>
+            </w:pPr>
+            <w:r>
+              <w:t xml:space="preserve">More? /mir /r:1 /w:1 /log+:D:\Backup\backup.log</w:t>
+            </w:r>
+          </w:p>
+        </w:tc>
+      </w:tr>
+    </w:tbl>
+    <w:p>
+      <w:pPr>
+        <w:spacing w:before="0" w:after="0" w:line="120" w:lineRule="exact"/>
+        <w:rPr>
+          <w:sz w:val="4"/>
+          <w:szCs w:val="4"/>
+        </w:rPr>
+      </w:pPr>
     </w:p>
     <w:p>
       <w:pPr>
@@ -1482,30 +1883,79 @@
     </w:p>
     <w:p>
       <w:pPr>
-        <w:pStyle w:val="SourceCode"/>
-        <w:spacing w:before="120" w:after="0" w:line="200" w:lineRule="auto"/>
-      </w:pPr>
-      <w:r>
-        <w:t xml:space="preserve">PS C:\&gt; Get-WinEvent -FilterHashtable @{</w:t>
-      </w:r>
-    </w:p>
-    <w:p>
-      <w:pPr>
-        <w:pStyle w:val="SourceCode"/>
-        <w:spacing w:before="0" w:after="0" w:line="200" w:lineRule="auto"/>
-      </w:pPr>
-      <w:r>
-        <w:t xml:space="preserve">&gt;&gt;     LogName='System'; Level=1,2; StartTime=(Get-Date).AddDays(-7)} |</w:t>
-      </w:r>
-    </w:p>
-    <w:p>
-      <w:pPr>
-        <w:pStyle w:val="SourceCode"/>
-        <w:spacing w:before="0" w:after="120" w:line="200" w:lineRule="auto"/>
-      </w:pPr>
-      <w:r>
-        <w:t xml:space="preserve">&gt;&gt;     Select-Object -First 10 TimeCreated, Id, ProviderName, Message</w:t>
-      </w:r>
+        <w:spacing w:before="0" w:after="0" w:line="120" w:lineRule="exact"/>
+        <w:rPr>
+          <w:sz w:val="4"/>
+          <w:szCs w:val="4"/>
+        </w:rPr>
+      </w:pPr>
+    </w:p>
+    <w:tbl>
+      <w:tblPr>
+        <w:tblStyle w:val="SourceCodeTable"/>
+        <w:tblW w:type="dxa" w:w="9637"/>
+        <w:tblInd w:w="0" w:type="dxa"/>
+        <w:tblBorders>
+          <w:top w:color="BFBFBF" w:space="0" w:sz="4" w:val="single"/>
+          <w:left w:color="BFBFBF" w:space="0" w:sz="4" w:val="single"/>
+          <w:bottom w:color="BFBFBF" w:space="0" w:sz="4" w:val="single"/>
+          <w:right w:color="BFBFBF" w:space="0" w:sz="4" w:val="single"/>
+        </w:tblBorders>
+        <w:tblLayout w:type="fixed"/>
+        <w:tblCellMar>
+          <w:top w:type="dxa" w:w="113"/>
+          <w:left w:type="dxa" w:w="113"/>
+          <w:bottom w:type="dxa" w:w="113"/>
+          <w:right w:type="dxa" w:w="113"/>
+        </w:tblCellMar>
+        <w:tblLook w:val="0000" w:firstRow="0" w:lastRow="0" w:firstColumn="0" w:lastColumn="0" w:noHBand="1" w:noVBand="1"/>
+      </w:tblPr>
+      <w:tblGrid>
+        <w:gridCol w:w="9637"/>
+      </w:tblGrid>
+      <w:tr>
+        <w:tc>
+          <w:tcPr>
+            <w:tcW w:type="dxa" w:w="9637"/>
+          </w:tcPr>
+          <w:p>
+            <w:pPr>
+              <w:pStyle w:val="SourceCode"/>
+              <w:spacing w:before="0" w:after="0" w:line="200" w:lineRule="auto"/>
+            </w:pPr>
+            <w:r>
+              <w:t xml:space="preserve">PS C:\&gt; Get-WinEvent -FilterHashtable @{</w:t>
+            </w:r>
+          </w:p>
+          <w:p>
+            <w:pPr>
+              <w:pStyle w:val="SourceCode"/>
+              <w:spacing w:before="0" w:after="0" w:line="200" w:lineRule="auto"/>
+            </w:pPr>
+            <w:r>
+              <w:t xml:space="preserve">&gt;&gt;     LogName='System'; Level=1,2; StartTime=(Get-Date).AddDays(-7)} |</w:t>
+            </w:r>
+          </w:p>
+          <w:p>
+            <w:pPr>
+              <w:pStyle w:val="SourceCode"/>
+              <w:spacing w:before="0" w:after="0" w:line="200" w:lineRule="auto"/>
+            </w:pPr>
+            <w:r>
+              <w:t xml:space="preserve">&gt;&gt;     Select-Object -First 10 TimeCreated, Id, ProviderName, Message</w:t>
+            </w:r>
+          </w:p>
+        </w:tc>
+      </w:tr>
+    </w:tbl>
+    <w:p>
+      <w:pPr>
+        <w:spacing w:before="0" w:after="0" w:line="120" w:lineRule="exact"/>
+        <w:rPr>
+          <w:sz w:val="4"/>
+          <w:szCs w:val="4"/>
+        </w:rPr>
+      </w:pPr>
     </w:p>
     <w:p>
       <w:pPr>
@@ -1537,87 +1987,136 @@
     </w:p>
     <w:p>
       <w:pPr>
-        <w:pStyle w:val="SourceCode"/>
-        <w:spacing w:before="120" w:after="0" w:line="200" w:lineRule="auto"/>
-      </w:pPr>
-      <w:r>
-        <w:t xml:space="preserve">C:\&gt; systeminfo | findstr /c:"OS Version" /c:"System Boot Time"</w:t>
-      </w:r>
-    </w:p>
-    <w:p>
-      <w:pPr>
-        <w:pStyle w:val="SourceCode"/>
-        <w:spacing w:before="0" w:after="0" w:line="200" w:lineRule="auto"/>
-      </w:pPr>
-      <w:r>
-        <w:t xml:space="preserve">OS Version:     10.0.22631 N/A Build 22631</w:t>
-      </w:r>
-    </w:p>
-    <w:p>
-      <w:pPr>
-        <w:pStyle w:val="SourceCode"/>
-        <w:spacing w:before="0" w:after="0" w:line="200" w:lineRule="auto"/>
-      </w:pPr>
-      <w:r>
-        <w:t xml:space="preserve">System Boot Time:  17.09.2026, 8:42:17</w:t>
-      </w:r>
-    </w:p>
-    <w:p>
-      <w:pPr>
-        <w:pStyle w:val="SourceCode"/>
-        <w:spacing w:before="0" w:after="0" w:line="200" w:lineRule="auto"/>
-      </w:pPr>
-    </w:p>
-    <w:p>
-      <w:pPr>
-        <w:pStyle w:val="SourceCode"/>
-        <w:spacing w:before="0" w:after="0" w:line="200" w:lineRule="auto"/>
-      </w:pPr>
-      <w:r>
-        <w:t xml:space="preserve">C:\&gt; reagentc /info</w:t>
-      </w:r>
-    </w:p>
-    <w:p>
-      <w:pPr>
-        <w:pStyle w:val="SourceCode"/>
-        <w:spacing w:before="0" w:after="0" w:line="200" w:lineRule="auto"/>
-      </w:pPr>
-      <w:r>
-        <w:t xml:space="preserve">Windows Recovery Environment (Windows RE) and system reset configuration</w:t>
-      </w:r>
-    </w:p>
-    <w:p>
-      <w:pPr>
-        <w:pStyle w:val="SourceCode"/>
-        <w:spacing w:before="0" w:after="0" w:line="200" w:lineRule="auto"/>
-      </w:pPr>
-      <w:r>
-        <w:t xml:space="preserve">Information:</w:t>
-      </w:r>
-    </w:p>
-    <w:p>
-      <w:pPr>
-        <w:pStyle w:val="SourceCode"/>
-        <w:spacing w:before="0" w:after="0" w:line="200" w:lineRule="auto"/>
-      </w:pPr>
-    </w:p>
-    <w:p>
-      <w:pPr>
-        <w:pStyle w:val="SourceCode"/>
-        <w:spacing w:before="0" w:after="0" w:line="200" w:lineRule="auto"/>
-      </w:pPr>
-      <w:r>
-        <w:t xml:space="preserve">    Windows RE status:     Enabled</w:t>
-      </w:r>
-    </w:p>
-    <w:p>
-      <w:pPr>
-        <w:pStyle w:val="SourceCode"/>
-        <w:spacing w:before="0" w:after="120" w:line="200" w:lineRule="auto"/>
-      </w:pPr>
-      <w:r>
-        <w:t xml:space="preserve">    Windows RE location:   \\?\GLOBALROOT\device\harddisk0\partition4\Recovery\WindowsRE</w:t>
-      </w:r>
+        <w:spacing w:before="0" w:after="0" w:line="120" w:lineRule="exact"/>
+        <w:rPr>
+          <w:sz w:val="4"/>
+          <w:szCs w:val="4"/>
+        </w:rPr>
+      </w:pPr>
+    </w:p>
+    <w:tbl>
+      <w:tblPr>
+        <w:tblStyle w:val="SourceCodeTable"/>
+        <w:tblW w:type="dxa" w:w="9637"/>
+        <w:tblInd w:w="0" w:type="dxa"/>
+        <w:tblBorders>
+          <w:top w:color="BFBFBF" w:space="0" w:sz="4" w:val="single"/>
+          <w:left w:color="BFBFBF" w:space="0" w:sz="4" w:val="single"/>
+          <w:bottom w:color="BFBFBF" w:space="0" w:sz="4" w:val="single"/>
+          <w:right w:color="BFBFBF" w:space="0" w:sz="4" w:val="single"/>
+        </w:tblBorders>
+        <w:tblLayout w:type="fixed"/>
+        <w:tblCellMar>
+          <w:top w:type="dxa" w:w="113"/>
+          <w:left w:type="dxa" w:w="113"/>
+          <w:bottom w:type="dxa" w:w="113"/>
+          <w:right w:type="dxa" w:w="113"/>
+        </w:tblCellMar>
+        <w:tblLook w:val="0000" w:firstRow="0" w:lastRow="0" w:firstColumn="0" w:lastColumn="0" w:noHBand="1" w:noVBand="1"/>
+      </w:tblPr>
+      <w:tblGrid>
+        <w:gridCol w:w="9637"/>
+      </w:tblGrid>
+      <w:tr>
+        <w:tc>
+          <w:tcPr>
+            <w:tcW w:type="dxa" w:w="9637"/>
+          </w:tcPr>
+          <w:p>
+            <w:pPr>
+              <w:pStyle w:val="SourceCode"/>
+              <w:spacing w:before="0" w:after="0" w:line="200" w:lineRule="auto"/>
+            </w:pPr>
+            <w:r>
+              <w:t xml:space="preserve">C:\&gt; systeminfo | findstr /c:"OS Version" /c:"System Boot Time"</w:t>
+            </w:r>
+          </w:p>
+          <w:p>
+            <w:pPr>
+              <w:pStyle w:val="SourceCode"/>
+              <w:spacing w:before="0" w:after="0" w:line="200" w:lineRule="auto"/>
+            </w:pPr>
+            <w:r>
+              <w:t xml:space="preserve">OS Version:     10.0.22631 N/A Build 22631</w:t>
+            </w:r>
+          </w:p>
+          <w:p>
+            <w:pPr>
+              <w:pStyle w:val="SourceCode"/>
+              <w:spacing w:before="0" w:after="0" w:line="200" w:lineRule="auto"/>
+            </w:pPr>
+            <w:r>
+              <w:t xml:space="preserve">System Boot Time:  17.09.2026, 8:42:17</w:t>
+            </w:r>
+          </w:p>
+          <w:p>
+            <w:pPr>
+              <w:pStyle w:val="SourceCode"/>
+              <w:spacing w:before="0" w:after="0" w:line="200" w:lineRule="auto"/>
+            </w:pPr>
+          </w:p>
+          <w:p>
+            <w:pPr>
+              <w:pStyle w:val="SourceCode"/>
+              <w:spacing w:before="0" w:after="0" w:line="200" w:lineRule="auto"/>
+            </w:pPr>
+            <w:r>
+              <w:t xml:space="preserve">C:\&gt; reagentc /info</w:t>
+            </w:r>
+          </w:p>
+          <w:p>
+            <w:pPr>
+              <w:pStyle w:val="SourceCode"/>
+              <w:spacing w:before="0" w:after="0" w:line="200" w:lineRule="auto"/>
+            </w:pPr>
+            <w:r>
+              <w:t xml:space="preserve">Windows Recovery Environment (Windows RE) and system reset configuration</w:t>
+            </w:r>
+          </w:p>
+          <w:p>
+            <w:pPr>
+              <w:pStyle w:val="SourceCode"/>
+              <w:spacing w:before="0" w:after="0" w:line="200" w:lineRule="auto"/>
+            </w:pPr>
+            <w:r>
+              <w:t xml:space="preserve">Information:</w:t>
+            </w:r>
+          </w:p>
+          <w:p>
+            <w:pPr>
+              <w:pStyle w:val="SourceCode"/>
+              <w:spacing w:before="0" w:after="0" w:line="200" w:lineRule="auto"/>
+            </w:pPr>
+          </w:p>
+          <w:p>
+            <w:pPr>
+              <w:pStyle w:val="SourceCode"/>
+              <w:spacing w:before="0" w:after="0" w:line="200" w:lineRule="auto"/>
+            </w:pPr>
+            <w:r>
+              <w:t xml:space="preserve">    Windows RE status:   Enabled</w:t>
+            </w:r>
+          </w:p>
+          <w:p>
+            <w:pPr>
+              <w:pStyle w:val="SourceCode"/>
+              <w:spacing w:before="0" w:after="0" w:line="200" w:lineRule="auto"/>
+            </w:pPr>
+            <w:r>
+              <w:t xml:space="preserve">    Windows RE location: \\?\GLOBALROOT\device\harddisk0\partition4\Recovery\WindowsRE</w:t>
+            </w:r>
+          </w:p>
+        </w:tc>
+      </w:tr>
+    </w:tbl>
+    <w:p>
+      <w:pPr>
+        <w:spacing w:before="0" w:after="0" w:line="120" w:lineRule="exact"/>
+        <w:rPr>
+          <w:sz w:val="4"/>
+          <w:szCs w:val="4"/>
+        </w:rPr>
+      </w:pPr>
     </w:p>
     <w:p>
       <w:pPr>
@@ -1639,81 +2138,130 @@
     </w:p>
     <w:p>
       <w:pPr>
-        <w:pStyle w:val="SourceCode"/>
-        <w:spacing w:before="120" w:after="0" w:line="200" w:lineRule="auto"/>
-      </w:pPr>
-      <w:r>
-        <w:t xml:space="preserve">PS C:\&gt; Enable-ComputerRestore -Drive "C:\"</w:t>
-      </w:r>
-    </w:p>
-    <w:p>
-      <w:pPr>
-        <w:pStyle w:val="SourceCode"/>
-        <w:spacing w:before="0" w:after="0" w:line="200" w:lineRule="auto"/>
-      </w:pPr>
-      <w:r>
-        <w:t xml:space="preserve">PS C:\&gt; Checkpoint-Computer -Description "LAB4 baseline" `</w:t>
-      </w:r>
-    </w:p>
-    <w:p>
-      <w:pPr>
-        <w:pStyle w:val="SourceCode"/>
-        <w:spacing w:before="0" w:after="0" w:line="200" w:lineRule="auto"/>
-      </w:pPr>
-      <w:r>
-        <w:t xml:space="preserve">&gt;&gt;     -RestorePointType MODIFY_SETTINGS</w:t>
-      </w:r>
-    </w:p>
-    <w:p>
-      <w:pPr>
-        <w:pStyle w:val="SourceCode"/>
-        <w:spacing w:before="0" w:after="0" w:line="200" w:lineRule="auto"/>
-      </w:pPr>
-      <w:r>
-        <w:t xml:space="preserve">PS C:\&gt; Get-ComputerRestorePoint |</w:t>
-      </w:r>
-    </w:p>
-    <w:p>
-      <w:pPr>
-        <w:pStyle w:val="SourceCode"/>
-        <w:spacing w:before="0" w:after="0" w:line="200" w:lineRule="auto"/>
-      </w:pPr>
-      <w:r>
-        <w:t xml:space="preserve">&gt;&gt;     Format-Table SequenceNumber, Description, CreationTime</w:t>
-      </w:r>
-    </w:p>
-    <w:p>
-      <w:pPr>
-        <w:pStyle w:val="SourceCode"/>
-        <w:spacing w:before="0" w:after="0" w:line="200" w:lineRule="auto"/>
-      </w:pPr>
-    </w:p>
-    <w:p>
-      <w:pPr>
-        <w:pStyle w:val="SourceCode"/>
-        <w:spacing w:before="0" w:after="0" w:line="200" w:lineRule="auto"/>
-      </w:pPr>
-      <w:r>
-        <w:t xml:space="preserve">SequenceNumber Description     CreationTime</w:t>
-      </w:r>
-    </w:p>
-    <w:p>
-      <w:pPr>
-        <w:pStyle w:val="SourceCode"/>
-        <w:spacing w:before="0" w:after="0" w:line="200" w:lineRule="auto"/>
-      </w:pPr>
-      <w:r>
-        <w:t xml:space="preserve">-------------- -----------     ------------</w:t>
-      </w:r>
-    </w:p>
-    <w:p>
-      <w:pPr>
-        <w:pStyle w:val="SourceCode"/>
-        <w:spacing w:before="0" w:after="120" w:line="200" w:lineRule="auto"/>
-      </w:pPr>
-      <w:r>
-        <w:t xml:space="preserve">            12 LAB4 baseline   17.09.2026 22:10:03</w:t>
-      </w:r>
+        <w:spacing w:before="0" w:after="0" w:line="120" w:lineRule="exact"/>
+        <w:rPr>
+          <w:sz w:val="4"/>
+          <w:szCs w:val="4"/>
+        </w:rPr>
+      </w:pPr>
+    </w:p>
+    <w:tbl>
+      <w:tblPr>
+        <w:tblStyle w:val="SourceCodeTable"/>
+        <w:tblW w:type="dxa" w:w="9637"/>
+        <w:tblInd w:w="0" w:type="dxa"/>
+        <w:tblBorders>
+          <w:top w:color="BFBFBF" w:space="0" w:sz="4" w:val="single"/>
+          <w:left w:color="BFBFBF" w:space="0" w:sz="4" w:val="single"/>
+          <w:bottom w:color="BFBFBF" w:space="0" w:sz="4" w:val="single"/>
+          <w:right w:color="BFBFBF" w:space="0" w:sz="4" w:val="single"/>
+        </w:tblBorders>
+        <w:tblLayout w:type="fixed"/>
+        <w:tblCellMar>
+          <w:top w:type="dxa" w:w="113"/>
+          <w:left w:type="dxa" w:w="113"/>
+          <w:bottom w:type="dxa" w:w="113"/>
+          <w:right w:type="dxa" w:w="113"/>
+        </w:tblCellMar>
+        <w:tblLook w:val="0000" w:firstRow="0" w:lastRow="0" w:firstColumn="0" w:lastColumn="0" w:noHBand="1" w:noVBand="1"/>
+      </w:tblPr>
+      <w:tblGrid>
+        <w:gridCol w:w="9637"/>
+      </w:tblGrid>
+      <w:tr>
+        <w:tc>
+          <w:tcPr>
+            <w:tcW w:type="dxa" w:w="9637"/>
+          </w:tcPr>
+          <w:p>
+            <w:pPr>
+              <w:pStyle w:val="SourceCode"/>
+              <w:spacing w:before="0" w:after="0" w:line="200" w:lineRule="auto"/>
+            </w:pPr>
+            <w:r>
+              <w:t xml:space="preserve">PS C:\&gt; Enable-ComputerRestore -Drive "C:\"</w:t>
+            </w:r>
+          </w:p>
+          <w:p>
+            <w:pPr>
+              <w:pStyle w:val="SourceCode"/>
+              <w:spacing w:before="0" w:after="0" w:line="200" w:lineRule="auto"/>
+            </w:pPr>
+            <w:r>
+              <w:t xml:space="preserve">PS C:\&gt; Checkpoint-Computer -Description "LAB4 baseline" `</w:t>
+            </w:r>
+          </w:p>
+          <w:p>
+            <w:pPr>
+              <w:pStyle w:val="SourceCode"/>
+              <w:spacing w:before="0" w:after="0" w:line="200" w:lineRule="auto"/>
+            </w:pPr>
+            <w:r>
+              <w:t xml:space="preserve">&gt;&gt;     -RestorePointType MODIFY_SETTINGS</w:t>
+            </w:r>
+          </w:p>
+          <w:p>
+            <w:pPr>
+              <w:pStyle w:val="SourceCode"/>
+              <w:spacing w:before="0" w:after="0" w:line="200" w:lineRule="auto"/>
+            </w:pPr>
+            <w:r>
+              <w:t xml:space="preserve">PS C:\&gt; Get-ComputerRestorePoint |</w:t>
+            </w:r>
+          </w:p>
+          <w:p>
+            <w:pPr>
+              <w:pStyle w:val="SourceCode"/>
+              <w:spacing w:before="0" w:after="0" w:line="200" w:lineRule="auto"/>
+            </w:pPr>
+            <w:r>
+              <w:t xml:space="preserve">&gt;&gt;     Format-Table SequenceNumber, Description, CreationTime</w:t>
+            </w:r>
+          </w:p>
+          <w:p>
+            <w:pPr>
+              <w:pStyle w:val="SourceCode"/>
+              <w:spacing w:before="0" w:after="0" w:line="200" w:lineRule="auto"/>
+            </w:pPr>
+          </w:p>
+          <w:p>
+            <w:pPr>
+              <w:pStyle w:val="SourceCode"/>
+              <w:spacing w:before="0" w:after="0" w:line="200" w:lineRule="auto"/>
+            </w:pPr>
+            <w:r>
+              <w:t xml:space="preserve">SequenceNumber Description     CreationTime</w:t>
+            </w:r>
+          </w:p>
+          <w:p>
+            <w:pPr>
+              <w:pStyle w:val="SourceCode"/>
+              <w:spacing w:before="0" w:after="0" w:line="200" w:lineRule="auto"/>
+            </w:pPr>
+            <w:r>
+              <w:t xml:space="preserve">-------------- -----------     ------------</w:t>
+            </w:r>
+          </w:p>
+          <w:p>
+            <w:pPr>
+              <w:pStyle w:val="SourceCode"/>
+              <w:spacing w:before="0" w:after="0" w:line="200" w:lineRule="auto"/>
+            </w:pPr>
+            <w:r>
+              <w:t xml:space="preserve">            12 LAB4 baseline   17.09.2026 22:10:03</w:t>
+            </w:r>
+          </w:p>
+        </w:tc>
+      </w:tr>
+    </w:tbl>
+    <w:p>
+      <w:pPr>
+        <w:spacing w:before="0" w:after="0" w:line="120" w:lineRule="exact"/>
+        <w:rPr>
+          <w:sz w:val="4"/>
+          <w:szCs w:val="4"/>
+        </w:rPr>
+      </w:pPr>
     </w:p>
     <w:p>
       <w:pPr>
@@ -1750,159 +2298,208 @@
     </w:p>
     <w:p>
       <w:pPr>
-        <w:pStyle w:val="SourceCode"/>
-        <w:spacing w:before="120" w:after="0" w:line="200" w:lineRule="auto"/>
-      </w:pPr>
-      <w:r>
-        <w:t xml:space="preserve">C:\Windows\system32&gt; DISM /Online /Cleanup-Image /ScanHealth</w:t>
-      </w:r>
-    </w:p>
-    <w:p>
-      <w:pPr>
-        <w:pStyle w:val="SourceCode"/>
-        <w:spacing w:before="0" w:after="0" w:line="200" w:lineRule="auto"/>
-      </w:pPr>
-    </w:p>
-    <w:p>
-      <w:pPr>
-        <w:pStyle w:val="SourceCode"/>
-        <w:spacing w:before="0" w:after="0" w:line="200" w:lineRule="auto"/>
-      </w:pPr>
-      <w:r>
-        <w:t xml:space="preserve">Deployment Image Servicing and Management tool</w:t>
-      </w:r>
-    </w:p>
-    <w:p>
-      <w:pPr>
-        <w:pStyle w:val="SourceCode"/>
-        <w:spacing w:before="0" w:after="0" w:line="200" w:lineRule="auto"/>
-      </w:pPr>
-      <w:r>
-        <w:t xml:space="preserve">Version: 10.0.26100.1</w:t>
-      </w:r>
-    </w:p>
-    <w:p>
-      <w:pPr>
-        <w:pStyle w:val="SourceCode"/>
-        <w:spacing w:before="0" w:after="0" w:line="200" w:lineRule="auto"/>
-      </w:pPr>
-    </w:p>
-    <w:p>
-      <w:pPr>
-        <w:pStyle w:val="SourceCode"/>
-        <w:spacing w:before="0" w:after="0" w:line="200" w:lineRule="auto"/>
-      </w:pPr>
-      <w:r>
-        <w:t xml:space="preserve">Image Version: 10.0.26100.1</w:t>
-      </w:r>
-    </w:p>
-    <w:p>
-      <w:pPr>
-        <w:pStyle w:val="SourceCode"/>
-        <w:spacing w:before="0" w:after="0" w:line="200" w:lineRule="auto"/>
-      </w:pPr>
-    </w:p>
-    <w:p>
-      <w:pPr>
-        <w:pStyle w:val="SourceCode"/>
-        <w:spacing w:before="0" w:after="0" w:line="200" w:lineRule="auto"/>
-      </w:pPr>
-      <w:r>
-        <w:t xml:space="preserve">The component store is repairable.</w:t>
-      </w:r>
-    </w:p>
-    <w:p>
-      <w:pPr>
-        <w:pStyle w:val="SourceCode"/>
-        <w:spacing w:before="0" w:after="0" w:line="200" w:lineRule="auto"/>
-      </w:pPr>
-      <w:r>
-        <w:t xml:space="preserve">The operation completed successfully.</w:t>
-      </w:r>
-    </w:p>
-    <w:p>
-      <w:pPr>
-        <w:pStyle w:val="SourceCode"/>
-        <w:spacing w:before="0" w:after="0" w:line="200" w:lineRule="auto"/>
-      </w:pPr>
-    </w:p>
-    <w:p>
-      <w:pPr>
-        <w:pStyle w:val="SourceCode"/>
-        <w:spacing w:before="0" w:after="0" w:line="200" w:lineRule="auto"/>
-      </w:pPr>
-      <w:r>
-        <w:t xml:space="preserve">C:\Windows\system32&gt; DISM /Online /Cleanup-Image /RestoreHealth</w:t>
-      </w:r>
-    </w:p>
-    <w:p>
-      <w:pPr>
-        <w:pStyle w:val="SourceCode"/>
-        <w:spacing w:before="0" w:after="0" w:line="200" w:lineRule="auto"/>
-      </w:pPr>
-    </w:p>
-    <w:p>
-      <w:pPr>
-        <w:pStyle w:val="SourceCode"/>
-        <w:spacing w:before="0" w:after="0" w:line="200" w:lineRule="auto"/>
-      </w:pPr>
-      <w:r>
-        <w:t xml:space="preserve">The restore operation completed successfully.</w:t>
-      </w:r>
-    </w:p>
-    <w:p>
-      <w:pPr>
-        <w:pStyle w:val="SourceCode"/>
-        <w:spacing w:before="0" w:after="0" w:line="200" w:lineRule="auto"/>
-      </w:pPr>
-      <w:r>
-        <w:t xml:space="preserve">The operation completed successfully.</w:t>
-      </w:r>
-    </w:p>
-    <w:p>
-      <w:pPr>
-        <w:pStyle w:val="SourceCode"/>
-        <w:spacing w:before="0" w:after="0" w:line="200" w:lineRule="auto"/>
-      </w:pPr>
-    </w:p>
-    <w:p>
-      <w:pPr>
-        <w:pStyle w:val="SourceCode"/>
-        <w:spacing w:before="0" w:after="0" w:line="200" w:lineRule="auto"/>
-      </w:pPr>
-      <w:r>
-        <w:t xml:space="preserve">C:\Windows\system32&gt; sfc /scannow</w:t>
-      </w:r>
-    </w:p>
-    <w:p>
-      <w:pPr>
-        <w:pStyle w:val="SourceCode"/>
-        <w:spacing w:before="0" w:after="0" w:line="200" w:lineRule="auto"/>
-      </w:pPr>
-    </w:p>
-    <w:p>
-      <w:pPr>
-        <w:pStyle w:val="SourceCode"/>
-        <w:spacing w:before="0" w:after="0" w:line="200" w:lineRule="auto"/>
-      </w:pPr>
-      <w:r>
-        <w:t xml:space="preserve">Windows Resource Protection found corrupt files and successfully repaired them.</w:t>
-      </w:r>
-    </w:p>
-    <w:p>
-      <w:pPr>
-        <w:pStyle w:val="SourceCode"/>
-        <w:spacing w:before="0" w:after="0" w:line="200" w:lineRule="auto"/>
-      </w:pPr>
-    </w:p>
-    <w:p>
-      <w:pPr>
-        <w:pStyle w:val="SourceCode"/>
-        <w:spacing w:before="0" w:after="120" w:line="200" w:lineRule="auto"/>
-      </w:pPr>
-      <w:r>
-        <w:t xml:space="preserve">C:\&gt; findstr /c:"[SR] Cannot repair" %WinDir%\Logs\CBS\CBS.log</w:t>
-      </w:r>
+        <w:spacing w:before="0" w:after="0" w:line="120" w:lineRule="exact"/>
+        <w:rPr>
+          <w:sz w:val="4"/>
+          <w:szCs w:val="4"/>
+        </w:rPr>
+      </w:pPr>
+    </w:p>
+    <w:tbl>
+      <w:tblPr>
+        <w:tblStyle w:val="SourceCodeTable"/>
+        <w:tblW w:type="dxa" w:w="9637"/>
+        <w:tblInd w:w="0" w:type="dxa"/>
+        <w:tblBorders>
+          <w:top w:color="BFBFBF" w:space="0" w:sz="4" w:val="single"/>
+          <w:left w:color="BFBFBF" w:space="0" w:sz="4" w:val="single"/>
+          <w:bottom w:color="BFBFBF" w:space="0" w:sz="4" w:val="single"/>
+          <w:right w:color="BFBFBF" w:space="0" w:sz="4" w:val="single"/>
+        </w:tblBorders>
+        <w:tblLayout w:type="fixed"/>
+        <w:tblCellMar>
+          <w:top w:type="dxa" w:w="113"/>
+          <w:left w:type="dxa" w:w="113"/>
+          <w:bottom w:type="dxa" w:w="113"/>
+          <w:right w:type="dxa" w:w="113"/>
+        </w:tblCellMar>
+        <w:tblLook w:val="0000" w:firstRow="0" w:lastRow="0" w:firstColumn="0" w:lastColumn="0" w:noHBand="1" w:noVBand="1"/>
+      </w:tblPr>
+      <w:tblGrid>
+        <w:gridCol w:w="9637"/>
+      </w:tblGrid>
+      <w:tr>
+        <w:tc>
+          <w:tcPr>
+            <w:tcW w:type="dxa" w:w="9637"/>
+          </w:tcPr>
+          <w:p>
+            <w:pPr>
+              <w:pStyle w:val="SourceCode"/>
+              <w:spacing w:before="0" w:after="0" w:line="200" w:lineRule="auto"/>
+            </w:pPr>
+            <w:r>
+              <w:t xml:space="preserve">C:\Windows\system32&gt; DISM /Online /Cleanup-Image /ScanHealth</w:t>
+            </w:r>
+          </w:p>
+          <w:p>
+            <w:pPr>
+              <w:pStyle w:val="SourceCode"/>
+              <w:spacing w:before="0" w:after="0" w:line="200" w:lineRule="auto"/>
+            </w:pPr>
+          </w:p>
+          <w:p>
+            <w:pPr>
+              <w:pStyle w:val="SourceCode"/>
+              <w:spacing w:before="0" w:after="0" w:line="200" w:lineRule="auto"/>
+            </w:pPr>
+            <w:r>
+              <w:t xml:space="preserve">Deployment Image Servicing and Management tool</w:t>
+            </w:r>
+          </w:p>
+          <w:p>
+            <w:pPr>
+              <w:pStyle w:val="SourceCode"/>
+              <w:spacing w:before="0" w:after="0" w:line="200" w:lineRule="auto"/>
+            </w:pPr>
+            <w:r>
+              <w:t xml:space="preserve">Version: 10.0.26100.1</w:t>
+            </w:r>
+          </w:p>
+          <w:p>
+            <w:pPr>
+              <w:pStyle w:val="SourceCode"/>
+              <w:spacing w:before="0" w:after="0" w:line="200" w:lineRule="auto"/>
+            </w:pPr>
+          </w:p>
+          <w:p>
+            <w:pPr>
+              <w:pStyle w:val="SourceCode"/>
+              <w:spacing w:before="0" w:after="0" w:line="200" w:lineRule="auto"/>
+            </w:pPr>
+            <w:r>
+              <w:t xml:space="preserve">Image Version: 10.0.26100.1</w:t>
+            </w:r>
+          </w:p>
+          <w:p>
+            <w:pPr>
+              <w:pStyle w:val="SourceCode"/>
+              <w:spacing w:before="0" w:after="0" w:line="200" w:lineRule="auto"/>
+            </w:pPr>
+          </w:p>
+          <w:p>
+            <w:pPr>
+              <w:pStyle w:val="SourceCode"/>
+              <w:spacing w:before="0" w:after="0" w:line="200" w:lineRule="auto"/>
+            </w:pPr>
+            <w:r>
+              <w:t xml:space="preserve">The component store is repairable.</w:t>
+            </w:r>
+          </w:p>
+          <w:p>
+            <w:pPr>
+              <w:pStyle w:val="SourceCode"/>
+              <w:spacing w:before="0" w:after="0" w:line="200" w:lineRule="auto"/>
+            </w:pPr>
+            <w:r>
+              <w:t xml:space="preserve">The operation completed successfully.</w:t>
+            </w:r>
+          </w:p>
+          <w:p>
+            <w:pPr>
+              <w:pStyle w:val="SourceCode"/>
+              <w:spacing w:before="0" w:after="0" w:line="200" w:lineRule="auto"/>
+            </w:pPr>
+          </w:p>
+          <w:p>
+            <w:pPr>
+              <w:pStyle w:val="SourceCode"/>
+              <w:spacing w:before="0" w:after="0" w:line="200" w:lineRule="auto"/>
+            </w:pPr>
+            <w:r>
+              <w:t xml:space="preserve">C:\Windows\system32&gt; DISM /Online /Cleanup-Image /RestoreHealth</w:t>
+            </w:r>
+          </w:p>
+          <w:p>
+            <w:pPr>
+              <w:pStyle w:val="SourceCode"/>
+              <w:spacing w:before="0" w:after="0" w:line="200" w:lineRule="auto"/>
+            </w:pPr>
+          </w:p>
+          <w:p>
+            <w:pPr>
+              <w:pStyle w:val="SourceCode"/>
+              <w:spacing w:before="0" w:after="0" w:line="200" w:lineRule="auto"/>
+            </w:pPr>
+            <w:r>
+              <w:t xml:space="preserve">The restore operation completed successfully.</w:t>
+            </w:r>
+          </w:p>
+          <w:p>
+            <w:pPr>
+              <w:pStyle w:val="SourceCode"/>
+              <w:spacing w:before="0" w:after="0" w:line="200" w:lineRule="auto"/>
+            </w:pPr>
+            <w:r>
+              <w:t xml:space="preserve">The operation completed successfully.</w:t>
+            </w:r>
+          </w:p>
+          <w:p>
+            <w:pPr>
+              <w:pStyle w:val="SourceCode"/>
+              <w:spacing w:before="0" w:after="0" w:line="200" w:lineRule="auto"/>
+            </w:pPr>
+          </w:p>
+          <w:p>
+            <w:pPr>
+              <w:pStyle w:val="SourceCode"/>
+              <w:spacing w:before="0" w:after="0" w:line="200" w:lineRule="auto"/>
+            </w:pPr>
+            <w:r>
+              <w:t xml:space="preserve">C:\Windows\system32&gt; sfc /scannow</w:t>
+            </w:r>
+          </w:p>
+          <w:p>
+            <w:pPr>
+              <w:pStyle w:val="SourceCode"/>
+              <w:spacing w:before="0" w:after="0" w:line="200" w:lineRule="auto"/>
+            </w:pPr>
+          </w:p>
+          <w:p>
+            <w:pPr>
+              <w:pStyle w:val="SourceCode"/>
+              <w:spacing w:before="0" w:after="0" w:line="200" w:lineRule="auto"/>
+            </w:pPr>
+            <w:r>
+              <w:t xml:space="preserve">Windows Resource Protection found corrupt files and successfully repaired them.</w:t>
+            </w:r>
+          </w:p>
+          <w:p>
+            <w:pPr>
+              <w:pStyle w:val="SourceCode"/>
+              <w:spacing w:before="0" w:after="0" w:line="200" w:lineRule="auto"/>
+            </w:pPr>
+          </w:p>
+          <w:p>
+            <w:pPr>
+              <w:pStyle w:val="SourceCode"/>
+              <w:spacing w:before="0" w:after="0" w:line="200" w:lineRule="auto"/>
+            </w:pPr>
+            <w:r>
+              <w:t xml:space="preserve">C:\&gt; findstr /c:"[SR] Cannot repair" %WinDir%\Logs\CBS\CBS.log</w:t>
+            </w:r>
+          </w:p>
+        </w:tc>
+      </w:tr>
+    </w:tbl>
+    <w:p>
+      <w:pPr>
+        <w:spacing w:before="0" w:after="0" w:line="120" w:lineRule="exact"/>
+        <w:rPr>
+          <w:sz w:val="4"/>
+          <w:szCs w:val="4"/>
+        </w:rPr>
+      </w:pPr>
     </w:p>
     <w:p>
       <w:pPr>
@@ -1924,129 +2521,178 @@
     </w:p>
     <w:p>
       <w:pPr>
-        <w:pStyle w:val="SourceCode"/>
-        <w:spacing w:before="120" w:after="0" w:line="200" w:lineRule="auto"/>
-      </w:pPr>
-      <w:r>
-        <w:t xml:space="preserve">C:\&gt; chkdsk D: /scan</w:t>
-      </w:r>
-    </w:p>
-    <w:p>
-      <w:pPr>
-        <w:pStyle w:val="SourceCode"/>
-        <w:spacing w:before="0" w:after="0" w:line="200" w:lineRule="auto"/>
-      </w:pPr>
-      <w:r>
-        <w:t xml:space="preserve">The type of the file system is NTFS.</w:t>
-      </w:r>
-    </w:p>
-    <w:p>
-      <w:pPr>
-        <w:pStyle w:val="SourceCode"/>
-        <w:spacing w:before="0" w:after="0" w:line="200" w:lineRule="auto"/>
-      </w:pPr>
-    </w:p>
-    <w:p>
-      <w:pPr>
-        <w:pStyle w:val="SourceCode"/>
-        <w:spacing w:before="0" w:after="0" w:line="200" w:lineRule="auto"/>
-      </w:pPr>
-      <w:r>
-        <w:t xml:space="preserve">Stage 1: Examining basic file system structure ...</w:t>
-      </w:r>
-    </w:p>
-    <w:p>
-      <w:pPr>
-        <w:pStyle w:val="SourceCode"/>
-        <w:spacing w:before="0" w:after="0" w:line="200" w:lineRule="auto"/>
-      </w:pPr>
-      <w:r>
-        <w:t xml:space="preserve">  20736 file records processed.</w:t>
-      </w:r>
-    </w:p>
-    <w:p>
-      <w:pPr>
-        <w:pStyle w:val="SourceCode"/>
-        <w:spacing w:before="0" w:after="0" w:line="200" w:lineRule="auto"/>
-      </w:pPr>
-      <w:r>
-        <w:t xml:space="preserve">Windows has scanned the file system and found no problems.</w:t>
-      </w:r>
-    </w:p>
-    <w:p>
-      <w:pPr>
-        <w:pStyle w:val="SourceCode"/>
-        <w:spacing w:before="0" w:after="0" w:line="200" w:lineRule="auto"/>
-      </w:pPr>
-      <w:r>
-        <w:t xml:space="preserve">No further action is required.</w:t>
-      </w:r>
-    </w:p>
-    <w:p>
-      <w:pPr>
-        <w:pStyle w:val="SourceCode"/>
-        <w:spacing w:before="0" w:after="0" w:line="200" w:lineRule="auto"/>
-      </w:pPr>
-    </w:p>
-    <w:p>
-      <w:pPr>
-        <w:pStyle w:val="SourceCode"/>
-        <w:spacing w:before="0" w:after="0" w:line="200" w:lineRule="auto"/>
-      </w:pPr>
-      <w:r>
-        <w:t xml:space="preserve">C:\&gt; chkdsk C: /f</w:t>
-      </w:r>
-    </w:p>
-    <w:p>
-      <w:pPr>
-        <w:pStyle w:val="SourceCode"/>
-        <w:spacing w:before="0" w:after="0" w:line="200" w:lineRule="auto"/>
-      </w:pPr>
-      <w:r>
-        <w:t xml:space="preserve">The type of the file system is NTFS.</w:t>
-      </w:r>
-    </w:p>
-    <w:p>
-      <w:pPr>
-        <w:pStyle w:val="SourceCode"/>
-        <w:spacing w:before="0" w:after="0" w:line="200" w:lineRule="auto"/>
-      </w:pPr>
-      <w:r>
-        <w:t xml:space="preserve">Cannot lock current drive.</w:t>
-      </w:r>
-    </w:p>
-    <w:p>
-      <w:pPr>
-        <w:pStyle w:val="SourceCode"/>
-        <w:spacing w:before="0" w:after="0" w:line="200" w:lineRule="auto"/>
-      </w:pPr>
-    </w:p>
-    <w:p>
-      <w:pPr>
-        <w:pStyle w:val="SourceCode"/>
-        <w:spacing w:before="0" w:after="0" w:line="200" w:lineRule="auto"/>
-      </w:pPr>
-      <w:r>
-        <w:t xml:space="preserve">Chkdsk cannot run because the volume is in use by another process.</w:t>
-      </w:r>
-    </w:p>
-    <w:p>
-      <w:pPr>
-        <w:pStyle w:val="SourceCode"/>
-        <w:spacing w:before="0" w:after="0" w:line="200" w:lineRule="auto"/>
-      </w:pPr>
-      <w:r>
-        <w:t xml:space="preserve">Would you like to schedule this volume to be checked the next time the</w:t>
-      </w:r>
-    </w:p>
-    <w:p>
-      <w:pPr>
-        <w:pStyle w:val="SourceCode"/>
-        <w:spacing w:before="0" w:after="120" w:line="200" w:lineRule="auto"/>
-      </w:pPr>
-      <w:r>
-        <w:t xml:space="preserve">system restarts? (Y/N) y</w:t>
-      </w:r>
+        <w:spacing w:before="0" w:after="0" w:line="120" w:lineRule="exact"/>
+        <w:rPr>
+          <w:sz w:val="4"/>
+          <w:szCs w:val="4"/>
+        </w:rPr>
+      </w:pPr>
+    </w:p>
+    <w:tbl>
+      <w:tblPr>
+        <w:tblStyle w:val="SourceCodeTable"/>
+        <w:tblW w:type="dxa" w:w="9637"/>
+        <w:tblInd w:w="0" w:type="dxa"/>
+        <w:tblBorders>
+          <w:top w:color="BFBFBF" w:space="0" w:sz="4" w:val="single"/>
+          <w:left w:color="BFBFBF" w:space="0" w:sz="4" w:val="single"/>
+          <w:bottom w:color="BFBFBF" w:space="0" w:sz="4" w:val="single"/>
+          <w:right w:color="BFBFBF" w:space="0" w:sz="4" w:val="single"/>
+        </w:tblBorders>
+        <w:tblLayout w:type="fixed"/>
+        <w:tblCellMar>
+          <w:top w:type="dxa" w:w="113"/>
+          <w:left w:type="dxa" w:w="113"/>
+          <w:bottom w:type="dxa" w:w="113"/>
+          <w:right w:type="dxa" w:w="113"/>
+        </w:tblCellMar>
+        <w:tblLook w:val="0000" w:firstRow="0" w:lastRow="0" w:firstColumn="0" w:lastColumn="0" w:noHBand="1" w:noVBand="1"/>
+      </w:tblPr>
+      <w:tblGrid>
+        <w:gridCol w:w="9637"/>
+      </w:tblGrid>
+      <w:tr>
+        <w:tc>
+          <w:tcPr>
+            <w:tcW w:type="dxa" w:w="9637"/>
+          </w:tcPr>
+          <w:p>
+            <w:pPr>
+              <w:pStyle w:val="SourceCode"/>
+              <w:spacing w:before="0" w:after="0" w:line="200" w:lineRule="auto"/>
+            </w:pPr>
+            <w:r>
+              <w:t xml:space="preserve">C:\&gt; chkdsk D: /scan</w:t>
+            </w:r>
+          </w:p>
+          <w:p>
+            <w:pPr>
+              <w:pStyle w:val="SourceCode"/>
+              <w:spacing w:before="0" w:after="0" w:line="200" w:lineRule="auto"/>
+            </w:pPr>
+            <w:r>
+              <w:t xml:space="preserve">The type of the file system is NTFS.</w:t>
+            </w:r>
+          </w:p>
+          <w:p>
+            <w:pPr>
+              <w:pStyle w:val="SourceCode"/>
+              <w:spacing w:before="0" w:after="0" w:line="200" w:lineRule="auto"/>
+            </w:pPr>
+          </w:p>
+          <w:p>
+            <w:pPr>
+              <w:pStyle w:val="SourceCode"/>
+              <w:spacing w:before="0" w:after="0" w:line="200" w:lineRule="auto"/>
+            </w:pPr>
+            <w:r>
+              <w:t xml:space="preserve">Stage 1: Examining basic file system structure ...</w:t>
+            </w:r>
+          </w:p>
+          <w:p>
+            <w:pPr>
+              <w:pStyle w:val="SourceCode"/>
+              <w:spacing w:before="0" w:after="0" w:line="200" w:lineRule="auto"/>
+            </w:pPr>
+            <w:r>
+              <w:t xml:space="preserve">  20736 file records processed.</w:t>
+            </w:r>
+          </w:p>
+          <w:p>
+            <w:pPr>
+              <w:pStyle w:val="SourceCode"/>
+              <w:spacing w:before="0" w:after="0" w:line="200" w:lineRule="auto"/>
+            </w:pPr>
+            <w:r>
+              <w:t xml:space="preserve">Windows has scanned the file system and found no problems.</w:t>
+            </w:r>
+          </w:p>
+          <w:p>
+            <w:pPr>
+              <w:pStyle w:val="SourceCode"/>
+              <w:spacing w:before="0" w:after="0" w:line="200" w:lineRule="auto"/>
+            </w:pPr>
+            <w:r>
+              <w:t xml:space="preserve">No further action is required.</w:t>
+            </w:r>
+          </w:p>
+          <w:p>
+            <w:pPr>
+              <w:pStyle w:val="SourceCode"/>
+              <w:spacing w:before="0" w:after="0" w:line="200" w:lineRule="auto"/>
+            </w:pPr>
+          </w:p>
+          <w:p>
+            <w:pPr>
+              <w:pStyle w:val="SourceCode"/>
+              <w:spacing w:before="0" w:after="0" w:line="200" w:lineRule="auto"/>
+            </w:pPr>
+            <w:r>
+              <w:t xml:space="preserve">C:\&gt; chkdsk C: /f</w:t>
+            </w:r>
+          </w:p>
+          <w:p>
+            <w:pPr>
+              <w:pStyle w:val="SourceCode"/>
+              <w:spacing w:before="0" w:after="0" w:line="200" w:lineRule="auto"/>
+            </w:pPr>
+            <w:r>
+              <w:t xml:space="preserve">The type of the file system is NTFS.</w:t>
+            </w:r>
+          </w:p>
+          <w:p>
+            <w:pPr>
+              <w:pStyle w:val="SourceCode"/>
+              <w:spacing w:before="0" w:after="0" w:line="200" w:lineRule="auto"/>
+            </w:pPr>
+            <w:r>
+              <w:t xml:space="preserve">Cannot lock current drive.</w:t>
+            </w:r>
+          </w:p>
+          <w:p>
+            <w:pPr>
+              <w:pStyle w:val="SourceCode"/>
+              <w:spacing w:before="0" w:after="0" w:line="200" w:lineRule="auto"/>
+            </w:pPr>
+          </w:p>
+          <w:p>
+            <w:pPr>
+              <w:pStyle w:val="SourceCode"/>
+              <w:spacing w:before="0" w:after="0" w:line="200" w:lineRule="auto"/>
+            </w:pPr>
+            <w:r>
+              <w:t xml:space="preserve">Chkdsk cannot run because the volume is in use by another process.</w:t>
+            </w:r>
+          </w:p>
+          <w:p>
+            <w:pPr>
+              <w:pStyle w:val="SourceCode"/>
+              <w:spacing w:before="0" w:after="0" w:line="200" w:lineRule="auto"/>
+            </w:pPr>
+            <w:r>
+              <w:t xml:space="preserve">Would you like to schedule this volume to be checked the next time the</w:t>
+            </w:r>
+          </w:p>
+          <w:p>
+            <w:pPr>
+              <w:pStyle w:val="SourceCode"/>
+              <w:spacing w:before="0" w:after="0" w:line="200" w:lineRule="auto"/>
+            </w:pPr>
+            <w:r>
+              <w:t xml:space="preserve">system restarts? (Y/N) y</w:t>
+            </w:r>
+          </w:p>
+        </w:tc>
+      </w:tr>
+    </w:tbl>
+    <w:p>
+      <w:pPr>
+        <w:spacing w:before="0" w:after="0" w:line="120" w:lineRule="exact"/>
+        <w:rPr>
+          <w:sz w:val="4"/>
+          <w:szCs w:val="4"/>
+        </w:rPr>
+      </w:pPr>
     </w:p>
     <w:p>
       <w:pPr>
@@ -2098,63 +2744,112 @@
     </w:p>
     <w:p>
       <w:pPr>
-        <w:pStyle w:val="SourceCode"/>
-        <w:spacing w:before="120" w:after="0" w:line="200" w:lineRule="auto"/>
-      </w:pPr>
-      <w:r>
-        <w:t xml:space="preserve">PS C:\&gt; Get-WinEvent -FilterHashtable @{LogName='System'; Id=6008,41,1001} `</w:t>
-      </w:r>
-    </w:p>
-    <w:p>
-      <w:pPr>
-        <w:pStyle w:val="SourceCode"/>
-        <w:spacing w:before="0" w:after="0" w:line="200" w:lineRule="auto"/>
-      </w:pPr>
-      <w:r>
-        <w:t xml:space="preserve">&gt;&gt;     -MaxEvents 5 | Select-Object TimeCreated, Id, ProviderName</w:t>
-      </w:r>
-    </w:p>
-    <w:p>
-      <w:pPr>
-        <w:pStyle w:val="SourceCode"/>
-        <w:spacing w:before="0" w:after="0" w:line="200" w:lineRule="auto"/>
-      </w:pPr>
-    </w:p>
-    <w:p>
-      <w:pPr>
-        <w:pStyle w:val="SourceCode"/>
-        <w:spacing w:before="0" w:after="0" w:line="200" w:lineRule="auto"/>
-      </w:pPr>
-      <w:r>
-        <w:t xml:space="preserve">TimeCreated           Id ProviderName</w:t>
-      </w:r>
-    </w:p>
-    <w:p>
-      <w:pPr>
-        <w:pStyle w:val="SourceCode"/>
-        <w:spacing w:before="0" w:after="0" w:line="200" w:lineRule="auto"/>
-      </w:pPr>
-      <w:r>
-        <w:t xml:space="preserve">-----------           -- ------------</w:t>
-      </w:r>
-    </w:p>
-    <w:p>
-      <w:pPr>
-        <w:pStyle w:val="SourceCode"/>
-        <w:spacing w:before="0" w:after="0" w:line="200" w:lineRule="auto"/>
-      </w:pPr>
-      <w:r>
-        <w:t xml:space="preserve">16.09.2026 19:12:04 6008 EventLog</w:t>
-      </w:r>
-    </w:p>
-    <w:p>
-      <w:pPr>
-        <w:pStyle w:val="SourceCode"/>
-        <w:spacing w:before="0" w:after="120" w:line="200" w:lineRule="auto"/>
-      </w:pPr>
-      <w:r>
-        <w:t xml:space="preserve">16.09.2026 19:12:31   41 Microsoft-Windows-Kernel-Power</w:t>
-      </w:r>
+        <w:spacing w:before="0" w:after="0" w:line="120" w:lineRule="exact"/>
+        <w:rPr>
+          <w:sz w:val="4"/>
+          <w:szCs w:val="4"/>
+        </w:rPr>
+      </w:pPr>
+    </w:p>
+    <w:tbl>
+      <w:tblPr>
+        <w:tblStyle w:val="SourceCodeTable"/>
+        <w:tblW w:type="dxa" w:w="9637"/>
+        <w:tblInd w:w="0" w:type="dxa"/>
+        <w:tblBorders>
+          <w:top w:color="BFBFBF" w:space="0" w:sz="4" w:val="single"/>
+          <w:left w:color="BFBFBF" w:space="0" w:sz="4" w:val="single"/>
+          <w:bottom w:color="BFBFBF" w:space="0" w:sz="4" w:val="single"/>
+          <w:right w:color="BFBFBF" w:space="0" w:sz="4" w:val="single"/>
+        </w:tblBorders>
+        <w:tblLayout w:type="fixed"/>
+        <w:tblCellMar>
+          <w:top w:type="dxa" w:w="113"/>
+          <w:left w:type="dxa" w:w="113"/>
+          <w:bottom w:type="dxa" w:w="113"/>
+          <w:right w:type="dxa" w:w="113"/>
+        </w:tblCellMar>
+        <w:tblLook w:val="0000" w:firstRow="0" w:lastRow="0" w:firstColumn="0" w:lastColumn="0" w:noHBand="1" w:noVBand="1"/>
+      </w:tblPr>
+      <w:tblGrid>
+        <w:gridCol w:w="9637"/>
+      </w:tblGrid>
+      <w:tr>
+        <w:tc>
+          <w:tcPr>
+            <w:tcW w:type="dxa" w:w="9637"/>
+          </w:tcPr>
+          <w:p>
+            <w:pPr>
+              <w:pStyle w:val="SourceCode"/>
+              <w:spacing w:before="0" w:after="0" w:line="200" w:lineRule="auto"/>
+            </w:pPr>
+            <w:r>
+              <w:t xml:space="preserve">PS C:\&gt; Get-WinEvent -FilterHashtable @{LogName='System'; Id=6008,41,1001} `</w:t>
+            </w:r>
+          </w:p>
+          <w:p>
+            <w:pPr>
+              <w:pStyle w:val="SourceCode"/>
+              <w:spacing w:before="0" w:after="0" w:line="200" w:lineRule="auto"/>
+            </w:pPr>
+            <w:r>
+              <w:t xml:space="preserve">&gt;&gt;     -MaxEvents 5 | Select-Object TimeCreated, Id, ProviderName</w:t>
+            </w:r>
+          </w:p>
+          <w:p>
+            <w:pPr>
+              <w:pStyle w:val="SourceCode"/>
+              <w:spacing w:before="0" w:after="0" w:line="200" w:lineRule="auto"/>
+            </w:pPr>
+          </w:p>
+          <w:p>
+            <w:pPr>
+              <w:pStyle w:val="SourceCode"/>
+              <w:spacing w:before="0" w:after="0" w:line="200" w:lineRule="auto"/>
+            </w:pPr>
+            <w:r>
+              <w:t xml:space="preserve">TimeCreated           Id ProviderName</w:t>
+            </w:r>
+          </w:p>
+          <w:p>
+            <w:pPr>
+              <w:pStyle w:val="SourceCode"/>
+              <w:spacing w:before="0" w:after="0" w:line="200" w:lineRule="auto"/>
+            </w:pPr>
+            <w:r>
+              <w:t xml:space="preserve">-----------           -- ------------</w:t>
+            </w:r>
+          </w:p>
+          <w:p>
+            <w:pPr>
+              <w:pStyle w:val="SourceCode"/>
+              <w:spacing w:before="0" w:after="0" w:line="200" w:lineRule="auto"/>
+            </w:pPr>
+            <w:r>
+              <w:t xml:space="preserve">16.09.2026 19:12:04 6008 EventLog</w:t>
+            </w:r>
+          </w:p>
+          <w:p>
+            <w:pPr>
+              <w:pStyle w:val="SourceCode"/>
+              <w:spacing w:before="0" w:after="0" w:line="200" w:lineRule="auto"/>
+            </w:pPr>
+            <w:r>
+              <w:t xml:space="preserve">16.09.2026 19:12:31   41 Microsoft-Windows-Kernel-Power</w:t>
+            </w:r>
+          </w:p>
+        </w:tc>
+      </w:tr>
+    </w:tbl>
+    <w:p>
+      <w:pPr>
+        <w:spacing w:before="0" w:after="0" w:line="120" w:lineRule="exact"/>
+        <w:rPr>
+          <w:sz w:val="4"/>
+          <w:szCs w:val="4"/>
+        </w:rPr>
+      </w:pPr>
     </w:p>
     <w:p>
       <w:pPr>
@@ -2188,57 +2883,106 @@
     </w:p>
     <w:p>
       <w:pPr>
-        <w:pStyle w:val="SourceCode"/>
-        <w:spacing w:before="120" w:after="0" w:line="200" w:lineRule="auto"/>
-      </w:pPr>
-      <w:r>
-        <w:t xml:space="preserve">C:\&gt; md D:\Backup</w:t>
-      </w:r>
-    </w:p>
-    <w:p>
-      <w:pPr>
-        <w:pStyle w:val="SourceCode"/>
-        <w:spacing w:before="0" w:after="0" w:line="200" w:lineRule="auto"/>
-      </w:pPr>
-      <w:r>
-        <w:t xml:space="preserve">C:\&gt; robocopy "%USERPROFILE%\Desktop\LAB4" "D:\Backup\LAB4" /e /njh /njs</w:t>
-      </w:r>
-    </w:p>
-    <w:p>
-      <w:pPr>
-        <w:pStyle w:val="SourceCode"/>
-        <w:spacing w:before="0" w:after="0" w:line="200" w:lineRule="auto"/>
-      </w:pPr>
-      <w:r>
-        <w:t xml:space="preserve">C:\&gt; del "%USERPROFILE%\Desktop\LAB4\important.txt"</w:t>
-      </w:r>
-    </w:p>
-    <w:p>
-      <w:pPr>
-        <w:pStyle w:val="SourceCode"/>
-        <w:spacing w:before="0" w:after="0" w:line="200" w:lineRule="auto"/>
-      </w:pPr>
-      <w:r>
-        <w:t xml:space="preserve">C:\&gt; robocopy "D:\Backup\LAB4" "%USERPROFILE%\Desktop\LAB4" important.txt</w:t>
-      </w:r>
-    </w:p>
-    <w:p>
-      <w:pPr>
-        <w:pStyle w:val="SourceCode"/>
-        <w:spacing w:before="0" w:after="0" w:line="200" w:lineRule="auto"/>
-      </w:pPr>
-      <w:r>
-        <w:t xml:space="preserve">C:\&gt; dir "%USERPROFILE%\Desktop\LAB4\important.txt"</w:t>
-      </w:r>
-    </w:p>
-    <w:p>
-      <w:pPr>
-        <w:pStyle w:val="SourceCode"/>
-        <w:spacing w:before="0" w:after="120" w:line="200" w:lineRule="auto"/>
-      </w:pPr>
-      <w:r>
-        <w:t xml:space="preserve">17.09.2026  22:31               128 important.txt</w:t>
-      </w:r>
+        <w:spacing w:before="0" w:after="0" w:line="120" w:lineRule="exact"/>
+        <w:rPr>
+          <w:sz w:val="4"/>
+          <w:szCs w:val="4"/>
+        </w:rPr>
+      </w:pPr>
+    </w:p>
+    <w:tbl>
+      <w:tblPr>
+        <w:tblStyle w:val="SourceCodeTable"/>
+        <w:tblW w:type="dxa" w:w="9637"/>
+        <w:tblInd w:w="0" w:type="dxa"/>
+        <w:tblBorders>
+          <w:top w:color="BFBFBF" w:space="0" w:sz="4" w:val="single"/>
+          <w:left w:color="BFBFBF" w:space="0" w:sz="4" w:val="single"/>
+          <w:bottom w:color="BFBFBF" w:space="0" w:sz="4" w:val="single"/>
+          <w:right w:color="BFBFBF" w:space="0" w:sz="4" w:val="single"/>
+        </w:tblBorders>
+        <w:tblLayout w:type="fixed"/>
+        <w:tblCellMar>
+          <w:top w:type="dxa" w:w="113"/>
+          <w:left w:type="dxa" w:w="113"/>
+          <w:bottom w:type="dxa" w:w="113"/>
+          <w:right w:type="dxa" w:w="113"/>
+        </w:tblCellMar>
+        <w:tblLook w:val="0000" w:firstRow="0" w:lastRow="0" w:firstColumn="0" w:lastColumn="0" w:noHBand="1" w:noVBand="1"/>
+      </w:tblPr>
+      <w:tblGrid>
+        <w:gridCol w:w="9637"/>
+      </w:tblGrid>
+      <w:tr>
+        <w:tc>
+          <w:tcPr>
+            <w:tcW w:type="dxa" w:w="9637"/>
+          </w:tcPr>
+          <w:p>
+            <w:pPr>
+              <w:pStyle w:val="SourceCode"/>
+              <w:spacing w:before="0" w:after="0" w:line="200" w:lineRule="auto"/>
+            </w:pPr>
+            <w:r>
+              <w:t xml:space="preserve">C:\&gt; md D:\Backup</w:t>
+            </w:r>
+          </w:p>
+          <w:p>
+            <w:pPr>
+              <w:pStyle w:val="SourceCode"/>
+              <w:spacing w:before="0" w:after="0" w:line="200" w:lineRule="auto"/>
+            </w:pPr>
+            <w:r>
+              <w:t xml:space="preserve">C:\&gt; robocopy "%USERPROFILE%\Desktop\LAB4" "D:\Backup\LAB4" /e /njh /njs</w:t>
+            </w:r>
+          </w:p>
+          <w:p>
+            <w:pPr>
+              <w:pStyle w:val="SourceCode"/>
+              <w:spacing w:before="0" w:after="0" w:line="200" w:lineRule="auto"/>
+            </w:pPr>
+            <w:r>
+              <w:t xml:space="preserve">C:\&gt; del "%USERPROFILE%\Desktop\LAB4\important.txt"</w:t>
+            </w:r>
+          </w:p>
+          <w:p>
+            <w:pPr>
+              <w:pStyle w:val="SourceCode"/>
+              <w:spacing w:before="0" w:after="0" w:line="200" w:lineRule="auto"/>
+            </w:pPr>
+            <w:r>
+              <w:t xml:space="preserve">C:\&gt; robocopy "D:\Backup\LAB4" "%USERPROFILE%\Desktop\LAB4" important.txt</w:t>
+            </w:r>
+          </w:p>
+          <w:p>
+            <w:pPr>
+              <w:pStyle w:val="SourceCode"/>
+              <w:spacing w:before="0" w:after="0" w:line="200" w:lineRule="auto"/>
+            </w:pPr>
+            <w:r>
+              <w:t xml:space="preserve">C:\&gt; dir "%USERPROFILE%\Desktop\LAB4\important.txt"</w:t>
+            </w:r>
+          </w:p>
+          <w:p>
+            <w:pPr>
+              <w:pStyle w:val="SourceCode"/>
+              <w:spacing w:before="0" w:after="0" w:line="200" w:lineRule="auto"/>
+            </w:pPr>
+            <w:r>
+              <w:t xml:space="preserve">17.09.2026  22:31               128 important.txt</w:t>
+            </w:r>
+          </w:p>
+        </w:tc>
+      </w:tr>
+    </w:tbl>
+    <w:p>
+      <w:pPr>
+        <w:spacing w:before="0" w:after="0" w:line="120" w:lineRule="exact"/>
+        <w:rPr>
+          <w:sz w:val="4"/>
+          <w:szCs w:val="4"/>
+        </w:rPr>
+      </w:pPr>
     </w:p>
     <w:p>
       <w:pPr>
@@ -5568,7 +6312,7 @@
     <w:basedOn w:val="Normal"/>
     <w:qFormat/>
     <w:pPr>
-      <w:spacing w:after="120" w:before="120" w:line="200" w:lineRule="auto"/>
+      <w:spacing w:after="0" w:before="0" w:line="200" w:lineRule="auto"/>
       <w:ind w:hanging="340" w:left="340" w:right="0"/>
       <w:jc w:val="left"/>
     </w:pPr>
@@ -5577,6 +6321,26 @@
       <w:sz w:val="18"/>
       <w:szCs w:val="18"/>
     </w:rPr>
+  </w:style>
+  <w:style w:customStyle="1" w:styleId="SourceCodeTable" w:type="table">
+    <w:name w:val="Source Code Table"/>
+    <w:basedOn w:val="TableNormal"/>
+    <w:qFormat/>
+    <w:tblPr>
+      <w:tblInd w:type="dxa" w:w="0"/>
+      <w:tblBorders>
+        <w:top w:color="BFBFBF" w:space="0" w:sz="4" w:val="single"/>
+        <w:left w:color="BFBFBF" w:space="0" w:sz="4" w:val="single"/>
+        <w:bottom w:color="BFBFBF" w:space="0" w:sz="4" w:val="single"/>
+        <w:right w:color="BFBFBF" w:space="0" w:sz="4" w:val="single"/>
+      </w:tblBorders>
+      <w:tblCellMar>
+        <w:top w:type="dxa" w:w="113"/>
+        <w:left w:type="dxa" w:w="113"/>
+        <w:bottom w:type="dxa" w:w="113"/>
+        <w:right w:type="dxa" w:w="113"/>
+      </w:tblCellMar>
+    </w:tblPr>
   </w:style>
   <w:style w:type="paragraph" w:customStyle="1" w:styleId="TableCaption">
     <w:name w:val="TableCaption"/>

--- a/public/labs/os/pz-25/ЛР4_ОС_Методи_відновлення_ОС.docx
+++ b/public/labs/os/pz-25/ЛР4_ОС_Методи_відновлення_ОС.docx
@@ -548,6 +548,7 @@
           <w:bottom w:color="BFBFBF" w:space="0" w:sz="4" w:val="single"/>
           <w:right w:color="BFBFBF" w:space="0" w:sz="4" w:val="single"/>
         </w:tblBorders>
+        <w:shd w:color="auto" w:fill="F4F4F4" w:val="clear"/>
         <w:tblLayout w:type="fixed"/>
         <w:tblCellMar>
           <w:top w:type="dxa" w:w="113"/>
@@ -564,6 +565,7 @@
         <w:tc>
           <w:tcPr>
             <w:tcW w:type="dxa" w:w="9637"/>
+            <w:shd w:color="auto" w:fill="F4F4F4" w:val="clear"/>
           </w:tcPr>
           <w:p>
             <w:pPr>
@@ -781,6 +783,7 @@
           <w:bottom w:color="BFBFBF" w:space="0" w:sz="4" w:val="single"/>
           <w:right w:color="BFBFBF" w:space="0" w:sz="4" w:val="single"/>
         </w:tblBorders>
+        <w:shd w:color="auto" w:fill="F4F4F4" w:val="clear"/>
         <w:tblLayout w:type="fixed"/>
         <w:tblCellMar>
           <w:top w:type="dxa" w:w="113"/>
@@ -797,6 +800,7 @@
         <w:tc>
           <w:tcPr>
             <w:tcW w:type="dxa" w:w="9637"/>
+            <w:shd w:color="auto" w:fill="F4F4F4" w:val="clear"/>
           </w:tcPr>
           <w:p>
             <w:pPr>
@@ -928,6 +932,7 @@
           <w:bottom w:color="BFBFBF" w:space="0" w:sz="4" w:val="single"/>
           <w:right w:color="BFBFBF" w:space="0" w:sz="4" w:val="single"/>
         </w:tblBorders>
+        <w:shd w:color="auto" w:fill="F4F4F4" w:val="clear"/>
         <w:tblLayout w:type="fixed"/>
         <w:tblCellMar>
           <w:top w:type="dxa" w:w="113"/>
@@ -944,6 +949,7 @@
         <w:tc>
           <w:tcPr>
             <w:tcW w:type="dxa" w:w="9637"/>
+            <w:shd w:color="auto" w:fill="F4F4F4" w:val="clear"/>
           </w:tcPr>
           <w:p>
             <w:pPr>
@@ -1095,6 +1101,7 @@
           <w:bottom w:color="BFBFBF" w:space="0" w:sz="4" w:val="single"/>
           <w:right w:color="BFBFBF" w:space="0" w:sz="4" w:val="single"/>
         </w:tblBorders>
+        <w:shd w:color="auto" w:fill="F4F4F4" w:val="clear"/>
         <w:tblLayout w:type="fixed"/>
         <w:tblCellMar>
           <w:top w:type="dxa" w:w="113"/>
@@ -1111,6 +1118,7 @@
         <w:tc>
           <w:tcPr>
             <w:tcW w:type="dxa" w:w="9637"/>
+            <w:shd w:color="auto" w:fill="F4F4F4" w:val="clear"/>
           </w:tcPr>
           <w:p>
             <w:pPr>
@@ -1433,6 +1441,7 @@
           <w:bottom w:color="BFBFBF" w:space="0" w:sz="4" w:val="single"/>
           <w:right w:color="BFBFBF" w:space="0" w:sz="4" w:val="single"/>
         </w:tblBorders>
+        <w:shd w:color="auto" w:fill="F4F4F4" w:val="clear"/>
         <w:tblLayout w:type="fixed"/>
         <w:tblCellMar>
           <w:top w:type="dxa" w:w="113"/>
@@ -1449,6 +1458,7 @@
         <w:tc>
           <w:tcPr>
             <w:tcW w:type="dxa" w:w="9637"/>
+            <w:shd w:color="auto" w:fill="F4F4F4" w:val="clear"/>
           </w:tcPr>
           <w:p>
             <w:pPr>
@@ -1532,6 +1542,7 @@
           <w:bottom w:color="BFBFBF" w:space="0" w:sz="4" w:val="single"/>
           <w:right w:color="BFBFBF" w:space="0" w:sz="4" w:val="single"/>
         </w:tblBorders>
+        <w:shd w:color="auto" w:fill="F4F4F4" w:val="clear"/>
         <w:tblLayout w:type="fixed"/>
         <w:tblCellMar>
           <w:top w:type="dxa" w:w="113"/>
@@ -1548,6 +1559,7 @@
         <w:tc>
           <w:tcPr>
             <w:tcW w:type="dxa" w:w="9637"/>
+            <w:shd w:color="auto" w:fill="F4F4F4" w:val="clear"/>
           </w:tcPr>
           <w:p>
             <w:pPr>
@@ -1670,6 +1682,7 @@
           <w:bottom w:color="BFBFBF" w:space="0" w:sz="4" w:val="single"/>
           <w:right w:color="BFBFBF" w:space="0" w:sz="4" w:val="single"/>
         </w:tblBorders>
+        <w:shd w:color="auto" w:fill="F4F4F4" w:val="clear"/>
         <w:tblLayout w:type="fixed"/>
         <w:tblCellMar>
           <w:top w:type="dxa" w:w="113"/>
@@ -1686,6 +1699,7 @@
         <w:tc>
           <w:tcPr>
             <w:tcW w:type="dxa" w:w="9637"/>
+            <w:shd w:color="auto" w:fill="F4F4F4" w:val="clear"/>
           </w:tcPr>
           <w:p>
             <w:pPr>
@@ -1784,6 +1798,7 @@
           <w:bottom w:color="BFBFBF" w:space="0" w:sz="4" w:val="single"/>
           <w:right w:color="BFBFBF" w:space="0" w:sz="4" w:val="single"/>
         </w:tblBorders>
+        <w:shd w:color="auto" w:fill="F4F4F4" w:val="clear"/>
         <w:tblLayout w:type="fixed"/>
         <w:tblCellMar>
           <w:top w:type="dxa" w:w="113"/>
@@ -1800,6 +1815,7 @@
         <w:tc>
           <w:tcPr>
             <w:tcW w:type="dxa" w:w="9637"/>
+            <w:shd w:color="auto" w:fill="F4F4F4" w:val="clear"/>
           </w:tcPr>
           <w:p>
             <w:pPr>
@@ -1901,6 +1917,7 @@
           <w:bottom w:color="BFBFBF" w:space="0" w:sz="4" w:val="single"/>
           <w:right w:color="BFBFBF" w:space="0" w:sz="4" w:val="single"/>
         </w:tblBorders>
+        <w:shd w:color="auto" w:fill="F4F4F4" w:val="clear"/>
         <w:tblLayout w:type="fixed"/>
         <w:tblCellMar>
           <w:top w:type="dxa" w:w="113"/>
@@ -1917,6 +1934,7 @@
         <w:tc>
           <w:tcPr>
             <w:tcW w:type="dxa" w:w="9637"/>
+            <w:shd w:color="auto" w:fill="F4F4F4" w:val="clear"/>
           </w:tcPr>
           <w:p>
             <w:pPr>
@@ -2005,6 +2023,7 @@
           <w:bottom w:color="BFBFBF" w:space="0" w:sz="4" w:val="single"/>
           <w:right w:color="BFBFBF" w:space="0" w:sz="4" w:val="single"/>
         </w:tblBorders>
+        <w:shd w:color="auto" w:fill="F4F4F4" w:val="clear"/>
         <w:tblLayout w:type="fixed"/>
         <w:tblCellMar>
           <w:top w:type="dxa" w:w="113"/>
@@ -2021,6 +2040,7 @@
         <w:tc>
           <w:tcPr>
             <w:tcW w:type="dxa" w:w="9637"/>
+            <w:shd w:color="auto" w:fill="F4F4F4" w:val="clear"/>
           </w:tcPr>
           <w:p>
             <w:pPr>
@@ -2156,6 +2176,7 @@
           <w:bottom w:color="BFBFBF" w:space="0" w:sz="4" w:val="single"/>
           <w:right w:color="BFBFBF" w:space="0" w:sz="4" w:val="single"/>
         </w:tblBorders>
+        <w:shd w:color="auto" w:fill="F4F4F4" w:val="clear"/>
         <w:tblLayout w:type="fixed"/>
         <w:tblCellMar>
           <w:top w:type="dxa" w:w="113"/>
@@ -2172,6 +2193,7 @@
         <w:tc>
           <w:tcPr>
             <w:tcW w:type="dxa" w:w="9637"/>
+            <w:shd w:color="auto" w:fill="F4F4F4" w:val="clear"/>
           </w:tcPr>
           <w:p>
             <w:pPr>
@@ -2316,6 +2338,7 @@
           <w:bottom w:color="BFBFBF" w:space="0" w:sz="4" w:val="single"/>
           <w:right w:color="BFBFBF" w:space="0" w:sz="4" w:val="single"/>
         </w:tblBorders>
+        <w:shd w:color="auto" w:fill="F4F4F4" w:val="clear"/>
         <w:tblLayout w:type="fixed"/>
         <w:tblCellMar>
           <w:top w:type="dxa" w:w="113"/>
@@ -2332,6 +2355,7 @@
         <w:tc>
           <w:tcPr>
             <w:tcW w:type="dxa" w:w="9637"/>
+            <w:shd w:color="auto" w:fill="F4F4F4" w:val="clear"/>
           </w:tcPr>
           <w:p>
             <w:pPr>
@@ -2539,6 +2563,7 @@
           <w:bottom w:color="BFBFBF" w:space="0" w:sz="4" w:val="single"/>
           <w:right w:color="BFBFBF" w:space="0" w:sz="4" w:val="single"/>
         </w:tblBorders>
+        <w:shd w:color="auto" w:fill="F4F4F4" w:val="clear"/>
         <w:tblLayout w:type="fixed"/>
         <w:tblCellMar>
           <w:top w:type="dxa" w:w="113"/>
@@ -2555,6 +2580,7 @@
         <w:tc>
           <w:tcPr>
             <w:tcW w:type="dxa" w:w="9637"/>
+            <w:shd w:color="auto" w:fill="F4F4F4" w:val="clear"/>
           </w:tcPr>
           <w:p>
             <w:pPr>
@@ -2762,6 +2788,7 @@
           <w:bottom w:color="BFBFBF" w:space="0" w:sz="4" w:val="single"/>
           <w:right w:color="BFBFBF" w:space="0" w:sz="4" w:val="single"/>
         </w:tblBorders>
+        <w:shd w:color="auto" w:fill="F4F4F4" w:val="clear"/>
         <w:tblLayout w:type="fixed"/>
         <w:tblCellMar>
           <w:top w:type="dxa" w:w="113"/>
@@ -2778,6 +2805,7 @@
         <w:tc>
           <w:tcPr>
             <w:tcW w:type="dxa" w:w="9637"/>
+            <w:shd w:color="auto" w:fill="F4F4F4" w:val="clear"/>
           </w:tcPr>
           <w:p>
             <w:pPr>
@@ -2901,6 +2929,7 @@
           <w:bottom w:color="BFBFBF" w:space="0" w:sz="4" w:val="single"/>
           <w:right w:color="BFBFBF" w:space="0" w:sz="4" w:val="single"/>
         </w:tblBorders>
+        <w:shd w:color="auto" w:fill="F4F4F4" w:val="clear"/>
         <w:tblLayout w:type="fixed"/>
         <w:tblCellMar>
           <w:top w:type="dxa" w:w="113"/>
@@ -2917,6 +2946,7 @@
         <w:tc>
           <w:tcPr>
             <w:tcW w:type="dxa" w:w="9637"/>
+            <w:shd w:color="auto" w:fill="F4F4F4" w:val="clear"/>
           </w:tcPr>
           <w:p>
             <w:pPr>
@@ -6334,6 +6364,7 @@
         <w:bottom w:color="BFBFBF" w:space="0" w:sz="4" w:val="single"/>
         <w:right w:color="BFBFBF" w:space="0" w:sz="4" w:val="single"/>
       </w:tblBorders>
+      <w:shd w:color="auto" w:fill="F4F4F4" w:val="clear"/>
       <w:tblCellMar>
         <w:top w:type="dxa" w:w="113"/>
         <w:left w:type="dxa" w:w="113"/>

--- a/public/labs/os/pz-25/ЛР4_ОС_Методи_відновлення_ОС.docx
+++ b/public/labs/os/pz-25/ЛР4_ОС_Методи_відновлення_ОС.docx
@@ -530,74 +530,147 @@
     </w:p>
     <w:p>
       <w:pPr>
-        <w:pStyle w:val="SourceCode"/>
-      </w:pPr>
-      <w:r>
-        <w:rPr>
-          <w:rStyle w:val="VerbatimChar"/>
-        </w:rPr>
-        <w:t xml:space="preserve">:: Перевірити, чи ввімкнено захист системи</w:t>
-      </w:r>
-      <w:r>
-        <w:br/>
-      </w:r>
-      <w:r>
-        <w:rPr>
-          <w:rStyle w:val="VerbatimChar"/>
-        </w:rPr>
-        <w:t xml:space="preserve">C:\&gt; vssadmin list shadowstorage</w:t>
-      </w:r>
-      <w:r>
-        <w:br/>
-      </w:r>
-      <w:r>
-        <w:br/>
-      </w:r>
-      <w:r>
-        <w:rPr>
-          <w:rStyle w:val="VerbatimChar"/>
-        </w:rPr>
-        <w:t xml:space="preserve">:: Створити точку відновлення (PowerShell, від адміністратора)</w:t>
-      </w:r>
-      <w:r>
-        <w:br/>
-      </w:r>
-      <w:r>
-        <w:rPr>
-          <w:rStyle w:val="VerbatimChar"/>
-        </w:rPr>
-        <w:t xml:space="preserve">PS C:\&gt; Enable-ComputerRestore -Drive "C:\"</w:t>
-      </w:r>
-      <w:r>
-        <w:br/>
-      </w:r>
-      <w:r>
-        <w:rPr>
-          <w:rStyle w:val="VerbatimChar"/>
-        </w:rPr>
-        <w:t xml:space="preserve">PS C:\&gt; Checkpoint-Computer -Description "Before LAB4" -RestorePointType MODIFY_SETTINGS</w:t>
-      </w:r>
-      <w:r>
-        <w:br/>
-      </w:r>
-      <w:r>
-        <w:br/>
-      </w:r>
-      <w:r>
-        <w:rPr>
-          <w:rStyle w:val="VerbatimChar"/>
-        </w:rPr>
-        <w:t xml:space="preserve">:: Переглянути наявні точки</w:t>
-      </w:r>
-      <w:r>
-        <w:br/>
-      </w:r>
-      <w:r>
-        <w:rPr>
-          <w:rStyle w:val="VerbatimChar"/>
-        </w:rPr>
-        <w:t xml:space="preserve">PS C:\&gt; Get-ComputerRestorePoint | Format-Table SequenceNumber, Description, CreationTime</w:t>
-      </w:r>
+        <w:spacing w:before="0" w:after="0" w:line="120" w:lineRule="exact"/>
+        <w:rPr>
+          <w:sz w:val="4"/>
+          <w:szCs w:val="4"/>
+        </w:rPr>
+      </w:pPr>
+    </w:p>
+    <w:tbl>
+      <w:tblPr>
+        <w:tblStyle w:val="SourceCodeTable"/>
+        <w:tblW w:type="dxa" w:w="9637"/>
+        <w:tblInd w:w="0" w:type="dxa"/>
+        <w:tblBorders>
+          <w:top w:color="BFBFBF" w:space="0" w:sz="4" w:val="single"/>
+          <w:left w:color="BFBFBF" w:space="0" w:sz="4" w:val="single"/>
+          <w:bottom w:color="BFBFBF" w:space="0" w:sz="4" w:val="single"/>
+          <w:right w:color="BFBFBF" w:space="0" w:sz="4" w:val="single"/>
+        </w:tblBorders>
+        <w:shd w:color="auto" w:fill="F4F4F4" w:val="clear"/>
+        <w:tblLayout w:type="fixed"/>
+        <w:tblCellMar>
+          <w:top w:type="dxa" w:w="113"/>
+          <w:left w:type="dxa" w:w="113"/>
+          <w:bottom w:type="dxa" w:w="113"/>
+          <w:right w:type="dxa" w:w="113"/>
+        </w:tblCellMar>
+        <w:tblLook w:val="0000" w:firstRow="0" w:lastRow="0" w:firstColumn="0" w:lastColumn="0" w:noHBand="1" w:noVBand="1"/>
+      </w:tblPr>
+      <w:tblGrid>
+        <w:gridCol w:w="9637"/>
+      </w:tblGrid>
+      <w:tr>
+        <w:tc>
+          <w:tcPr>
+            <w:tcW w:type="dxa" w:w="9637"/>
+            <w:shd w:color="auto" w:fill="F4F4F4" w:val="clear"/>
+          </w:tcPr>
+          <w:p>
+            <w:pPr>
+              <w:pStyle w:val="SourceCode"/>
+              <w:spacing w:before="0" w:after="0" w:line="200" w:lineRule="auto"/>
+            </w:pPr>
+            <w:r>
+              <w:t xml:space="preserve">:: Перевірити, чи ввімкнено захист системи</w:t>
+            </w:r>
+          </w:p>
+          <w:p>
+            <w:pPr>
+              <w:pStyle w:val="SourceCode"/>
+              <w:spacing w:before="0" w:after="0" w:line="200" w:lineRule="auto"/>
+            </w:pPr>
+            <w:r>
+              <w:t xml:space="preserve">C:\&gt; vssadmin list shadowstorage</w:t>
+            </w:r>
+          </w:p>
+          <w:p>
+            <w:pPr>
+              <w:pStyle w:val="SourceCode"/>
+              <w:spacing w:before="0" w:after="0" w:line="200" w:lineRule="auto"/>
+            </w:pPr>
+          </w:p>
+          <w:p>
+            <w:pPr>
+              <w:pStyle w:val="SourceCode"/>
+              <w:spacing w:before="0" w:after="0" w:line="200" w:lineRule="auto"/>
+            </w:pPr>
+            <w:r>
+              <w:t xml:space="preserve">:: Створити точку відновлення (PowerShell, від адміністратора)</w:t>
+            </w:r>
+          </w:p>
+          <w:p>
+            <w:pPr>
+              <w:pStyle w:val="SourceCode"/>
+              <w:spacing w:before="0" w:after="0" w:line="200" w:lineRule="auto"/>
+            </w:pPr>
+            <w:r>
+              <w:t xml:space="preserve">PS C:\&gt; Enable-ComputerRestore -Drive "C:\"</w:t>
+            </w:r>
+          </w:p>
+          <w:p>
+            <w:pPr>
+              <w:pStyle w:val="SourceCode"/>
+              <w:spacing w:before="0" w:after="0" w:line="200" w:lineRule="auto"/>
+            </w:pPr>
+            <w:r>
+              <w:t xml:space="preserve">PS C:\&gt; Checkpoint-Computer -Description "Before LAB4" `</w:t>
+            </w:r>
+          </w:p>
+          <w:p>
+            <w:pPr>
+              <w:pStyle w:val="SourceCode"/>
+              <w:spacing w:before="0" w:after="0" w:line="200" w:lineRule="auto"/>
+            </w:pPr>
+            <w:r>
+              <w:t xml:space="preserve">&gt;&gt;     -RestorePointType MODIFY_SETTINGS</w:t>
+            </w:r>
+          </w:p>
+          <w:p>
+            <w:pPr>
+              <w:pStyle w:val="SourceCode"/>
+              <w:spacing w:before="0" w:after="0" w:line="200" w:lineRule="auto"/>
+            </w:pPr>
+          </w:p>
+          <w:p>
+            <w:pPr>
+              <w:pStyle w:val="SourceCode"/>
+              <w:spacing w:before="0" w:after="0" w:line="200" w:lineRule="auto"/>
+            </w:pPr>
+            <w:r>
+              <w:t xml:space="preserve">:: Переглянути наявні точки</w:t>
+            </w:r>
+          </w:p>
+          <w:p>
+            <w:pPr>
+              <w:pStyle w:val="SourceCode"/>
+              <w:spacing w:before="0" w:after="0" w:line="200" w:lineRule="auto"/>
+            </w:pPr>
+            <w:r>
+              <w:t xml:space="preserve">PS C:\&gt; Get-ComputerRestorePoint |</w:t>
+            </w:r>
+          </w:p>
+          <w:p>
+            <w:pPr>
+              <w:pStyle w:val="SourceCode"/>
+              <w:spacing w:before="0" w:after="0" w:line="200" w:lineRule="auto"/>
+            </w:pPr>
+            <w:r>
+              <w:t xml:space="preserve">&gt;&gt;     Format-Table SequenceNumber, Description, CreationTime</w:t>
+            </w:r>
+          </w:p>
+        </w:tc>
+      </w:tr>
+    </w:tbl>
+    <w:p>
+      <w:pPr>
+        <w:spacing w:before="0" w:after="0" w:line="120" w:lineRule="exact"/>
+        <w:rPr>
+          <w:sz w:val="4"/>
+          <w:szCs w:val="4"/>
+        </w:rPr>
+      </w:pPr>
     </w:p>
     <w:p>
       <w:pPr>
@@ -692,66 +765,270 @@
     </w:p>
     <w:p>
       <w:pPr>
-        <w:pStyle w:val="SourceCode"/>
-      </w:pPr>
+        <w:spacing w:before="0" w:after="0" w:line="120" w:lineRule="exact"/>
+        <w:rPr>
+          <w:sz w:val="4"/>
+          <w:szCs w:val="4"/>
+        </w:rPr>
+      </w:pPr>
+    </w:p>
+    <w:tbl>
+      <w:tblPr>
+        <w:tblStyle w:val="SourceCodeTable"/>
+        <w:tblW w:type="dxa" w:w="9637"/>
+        <w:tblInd w:w="0" w:type="dxa"/>
+        <w:tblBorders>
+          <w:top w:color="BFBFBF" w:space="0" w:sz="4" w:val="single"/>
+          <w:left w:color="BFBFBF" w:space="0" w:sz="4" w:val="single"/>
+          <w:bottom w:color="BFBFBF" w:space="0" w:sz="4" w:val="single"/>
+          <w:right w:color="BFBFBF" w:space="0" w:sz="4" w:val="single"/>
+        </w:tblBorders>
+        <w:shd w:color="auto" w:fill="F4F4F4" w:val="clear"/>
+        <w:tblLayout w:type="fixed"/>
+        <w:tblCellMar>
+          <w:top w:type="dxa" w:w="113"/>
+          <w:left w:type="dxa" w:w="113"/>
+          <w:bottom w:type="dxa" w:w="113"/>
+          <w:right w:type="dxa" w:w="113"/>
+        </w:tblCellMar>
+        <w:tblLook w:val="0000" w:firstRow="0" w:lastRow="0" w:firstColumn="0" w:lastColumn="0" w:noHBand="1" w:noVBand="1"/>
+      </w:tblPr>
+      <w:tblGrid>
+        <w:gridCol w:w="9637"/>
+      </w:tblGrid>
+      <w:tr>
+        <w:tc>
+          <w:tcPr>
+            <w:tcW w:type="dxa" w:w="9637"/>
+            <w:shd w:color="auto" w:fill="F4F4F4" w:val="clear"/>
+          </w:tcPr>
+          <w:p>
+            <w:pPr>
+              <w:pStyle w:val="SourceCode"/>
+              <w:spacing w:before="0" w:after="0" w:line="200" w:lineRule="auto"/>
+            </w:pPr>
+            <w:r>
+              <w:t xml:space="preserve">C:\Windows\system32&gt; sfc /scannow</w:t>
+            </w:r>
+          </w:p>
+          <w:p>
+            <w:pPr>
+              <w:pStyle w:val="SourceCode"/>
+              <w:spacing w:before="0" w:after="0" w:line="200" w:lineRule="auto"/>
+            </w:pPr>
+          </w:p>
+          <w:p>
+            <w:pPr>
+              <w:pStyle w:val="SourceCode"/>
+              <w:spacing w:before="0" w:after="0" w:line="200" w:lineRule="auto"/>
+            </w:pPr>
+            <w:r>
+              <w:t xml:space="preserve">Beginning system scan.  This process will take some time.</w:t>
+            </w:r>
+          </w:p>
+          <w:p>
+            <w:pPr>
+              <w:pStyle w:val="SourceCode"/>
+              <w:spacing w:before="0" w:after="0" w:line="200" w:lineRule="auto"/>
+            </w:pPr>
+          </w:p>
+          <w:p>
+            <w:pPr>
+              <w:pStyle w:val="SourceCode"/>
+              <w:spacing w:before="0" w:after="0" w:line="200" w:lineRule="auto"/>
+            </w:pPr>
+            <w:r>
+              <w:t xml:space="preserve">Beginning verification phase of system scan.</w:t>
+            </w:r>
+          </w:p>
+          <w:p>
+            <w:pPr>
+              <w:pStyle w:val="SourceCode"/>
+              <w:spacing w:before="0" w:after="0" w:line="200" w:lineRule="auto"/>
+            </w:pPr>
+            <w:r>
+              <w:t xml:space="preserve">Verification 100% complete.</w:t>
+            </w:r>
+          </w:p>
+          <w:p>
+            <w:pPr>
+              <w:pStyle w:val="SourceCode"/>
+              <w:spacing w:before="0" w:after="0" w:line="200" w:lineRule="auto"/>
+            </w:pPr>
+          </w:p>
+          <w:p>
+            <w:pPr>
+              <w:pStyle w:val="SourceCode"/>
+              <w:spacing w:before="0" w:after="0" w:line="200" w:lineRule="auto"/>
+            </w:pPr>
+            <w:r>
+              <w:t xml:space="preserve">Windows Resource Protection did not find any integrity violations.</w:t>
+            </w:r>
+          </w:p>
+        </w:tc>
+      </w:tr>
+    </w:tbl>
+    <w:p>
+      <w:pPr>
+        <w:spacing w:before="0" w:after="0" w:line="120" w:lineRule="exact"/>
+        <w:rPr>
+          <w:sz w:val="4"/>
+          <w:szCs w:val="4"/>
+        </w:rPr>
+      </w:pPr>
+    </w:p>
+    <w:p>
+      <w:pPr>
+        <w:pStyle w:val="FirstParagraph"/>
+      </w:pPr>
+      <w:r>
+        <w:t xml:space="preserve">Якщо</w:t>
+      </w:r>
+      <w:r>
+        <w:t xml:space="preserve"> </w:t>
+      </w:r>
       <w:r>
         <w:rPr>
           <w:rStyle w:val="VerbatimChar"/>
         </w:rPr>
-        <w:t xml:space="preserve">C:\Windows\system32&gt; sfc /scannow</w:t>
-      </w:r>
-      <w:r>
-        <w:br/>
-      </w:r>
-      <w:r>
-        <w:br/>
+        <w:t xml:space="preserve">sfc</w:t>
+      </w:r>
+      <w:r>
+        <w:t xml:space="preserve"> </w:t>
+      </w:r>
+      <w:r>
+        <w:t xml:space="preserve">повідомляє, що не змогла відновити частину файлів, пошкоджене вже саме сховище — тоді його лікують засобами</w:t>
+      </w:r>
+      <w:r>
+        <w:t xml:space="preserve"> </w:t>
       </w:r>
       <w:r>
         <w:rPr>
           <w:rStyle w:val="VerbatimChar"/>
         </w:rPr>
-        <w:t xml:space="preserve">Beginning system scan.  This process will take some time.</w:t>
-      </w:r>
-      <w:r>
-        <w:br/>
-      </w:r>
-      <w:r>
-        <w:br/>
+        <w:t xml:space="preserve">DISM</w:t>
+      </w:r>
+      <w:r>
+        <w:t xml:space="preserve">:</w:t>
+      </w:r>
+    </w:p>
+    <w:p>
+      <w:pPr>
+        <w:spacing w:before="0" w:after="0" w:line="120" w:lineRule="exact"/>
+        <w:rPr>
+          <w:sz w:val="4"/>
+          <w:szCs w:val="4"/>
+        </w:rPr>
+      </w:pPr>
+    </w:p>
+    <w:tbl>
+      <w:tblPr>
+        <w:tblStyle w:val="SourceCodeTable"/>
+        <w:tblW w:type="dxa" w:w="9637"/>
+        <w:tblInd w:w="0" w:type="dxa"/>
+        <w:tblBorders>
+          <w:top w:color="BFBFBF" w:space="0" w:sz="4" w:val="single"/>
+          <w:left w:color="BFBFBF" w:space="0" w:sz="4" w:val="single"/>
+          <w:bottom w:color="BFBFBF" w:space="0" w:sz="4" w:val="single"/>
+          <w:right w:color="BFBFBF" w:space="0" w:sz="4" w:val="single"/>
+        </w:tblBorders>
+        <w:shd w:color="auto" w:fill="F4F4F4" w:val="clear"/>
+        <w:tblLayout w:type="fixed"/>
+        <w:tblCellMar>
+          <w:top w:type="dxa" w:w="113"/>
+          <w:left w:type="dxa" w:w="113"/>
+          <w:bottom w:type="dxa" w:w="113"/>
+          <w:right w:type="dxa" w:w="113"/>
+        </w:tblCellMar>
+        <w:tblLook w:val="0000" w:firstRow="0" w:lastRow="0" w:firstColumn="0" w:lastColumn="0" w:noHBand="1" w:noVBand="1"/>
+      </w:tblPr>
+      <w:tblGrid>
+        <w:gridCol w:w="9637"/>
+      </w:tblGrid>
+      <w:tr>
+        <w:tc>
+          <w:tcPr>
+            <w:tcW w:type="dxa" w:w="9637"/>
+            <w:shd w:color="auto" w:fill="F4F4F4" w:val="clear"/>
+          </w:tcPr>
+          <w:p>
+            <w:pPr>
+              <w:pStyle w:val="SourceCode"/>
+              <w:spacing w:before="0" w:after="0" w:line="200" w:lineRule="auto"/>
+            </w:pPr>
+            <w:r>
+              <w:t xml:space="preserve">C:\Windows\system32&gt; DISM /Online /Cleanup-Image /ScanHealth</w:t>
+            </w:r>
+          </w:p>
+          <w:p>
+            <w:pPr>
+              <w:pStyle w:val="SourceCode"/>
+              <w:spacing w:before="0" w:after="0" w:line="200" w:lineRule="auto"/>
+            </w:pPr>
+            <w:r>
+              <w:t xml:space="preserve">C:\Windows\system32&gt; DISM /Online /Cleanup-Image /RestoreHealth</w:t>
+            </w:r>
+          </w:p>
+        </w:tc>
+      </w:tr>
+    </w:tbl>
+    <w:p>
+      <w:pPr>
+        <w:spacing w:before="0" w:after="0" w:line="120" w:lineRule="exact"/>
+        <w:rPr>
+          <w:sz w:val="4"/>
+          <w:szCs w:val="4"/>
+        </w:rPr>
+      </w:pPr>
+    </w:p>
+    <w:p>
+      <w:pPr>
+        <w:pStyle w:val="FirstParagraph"/>
+      </w:pPr>
+      <w:r>
+        <w:t xml:space="preserve">Правильний порядок дій:</w:t>
+      </w:r>
+      <w:r>
+        <w:t xml:space="preserve"> </w:t>
       </w:r>
       <w:r>
         <w:rPr>
           <w:rStyle w:val="VerbatimChar"/>
         </w:rPr>
-        <w:t xml:space="preserve">Beginning verification phase of system scan.</w:t>
-      </w:r>
-      <w:r>
-        <w:br/>
+        <w:t xml:space="preserve">DISM /ScanHealth</w:t>
+      </w:r>
+      <w:r>
+        <w:t xml:space="preserve"> </w:t>
+      </w:r>
+      <w:r>
+        <w:t xml:space="preserve">→ за потреби</w:t>
+      </w:r>
+      <w:r>
+        <w:t xml:space="preserve"> </w:t>
       </w:r>
       <w:r>
         <w:rPr>
           <w:rStyle w:val="VerbatimChar"/>
         </w:rPr>
-        <w:t xml:space="preserve">Verification 100% complete.</w:t>
-      </w:r>
-      <w:r>
-        <w:br/>
-      </w:r>
-      <w:r>
-        <w:br/>
+        <w:t xml:space="preserve">DISM /RestoreHealth</w:t>
+      </w:r>
+      <w:r>
+        <w:t xml:space="preserve"> </w:t>
+      </w:r>
+      <w:r>
+        <w:t xml:space="preserve">→ повторний</w:t>
+      </w:r>
+      <w:r>
+        <w:t xml:space="preserve"> </w:t>
       </w:r>
       <w:r>
         <w:rPr>
           <w:rStyle w:val="VerbatimChar"/>
         </w:rPr>
-        <w:t xml:space="preserve">Windows Resource Protection did not find any integrity violations.</w:t>
-      </w:r>
-    </w:p>
-    <w:p>
-      <w:pPr>
-        <w:pStyle w:val="FirstParagraph"/>
-      </w:pPr>
-      <w:r>
-        <w:t xml:space="preserve">Якщо</w:t>
+        <w:t xml:space="preserve">sfc /scannow</w:t>
+      </w:r>
+      <w:r>
+        <w:t xml:space="preserve">. Зворотний порядок часто дає нульовий результат, бо</w:t>
       </w:r>
       <w:r>
         <w:t xml:space="preserve"> </w:t>
@@ -766,7 +1043,15 @@
         <w:t xml:space="preserve"> </w:t>
       </w:r>
       <w:r>
-        <w:t xml:space="preserve">повідомляє, що не змогла відновити частину файлів, пошкоджене вже саме сховище — тоді його лікують засобами</w:t>
+        <w:t xml:space="preserve">бере файли з того самого пошкодженого сховища.</w:t>
+      </w:r>
+    </w:p>
+    <w:p>
+      <w:pPr>
+        <w:pStyle w:val="BodyText"/>
+      </w:pPr>
+      <w:r>
+        <w:t xml:space="preserve">Звіт</w:t>
       </w:r>
       <w:r>
         <w:t xml:space="preserve"> </w:t>
@@ -775,126 +1060,21 @@
         <w:rPr>
           <w:rStyle w:val="VerbatimChar"/>
         </w:rPr>
-        <w:t xml:space="preserve">DISM</w:t>
-      </w:r>
-      <w:r>
-        <w:t xml:space="preserve">:</w:t>
-      </w:r>
-    </w:p>
-    <w:p>
-      <w:pPr>
-        <w:pStyle w:val="SourceCode"/>
-      </w:pPr>
+        <w:t xml:space="preserve">sfc</w:t>
+      </w:r>
+      <w:r>
+        <w:t xml:space="preserve"> </w:t>
+      </w:r>
+      <w:r>
+        <w:t xml:space="preserve">пишеться в</w:t>
+      </w:r>
+      <w:r>
+        <w:t xml:space="preserve"> </w:t>
+      </w:r>
       <w:r>
         <w:rPr>
           <w:rStyle w:val="VerbatimChar"/>
         </w:rPr>
-        <w:t xml:space="preserve">C:\Windows\system32&gt; DISM /Online /Cleanup-Image /ScanHealth</w:t>
-      </w:r>
-      <w:r>
-        <w:br/>
-      </w:r>
-      <w:r>
-        <w:rPr>
-          <w:rStyle w:val="VerbatimChar"/>
-        </w:rPr>
-        <w:t xml:space="preserve">C:\Windows\system32&gt; DISM /Online /Cleanup-Image /RestoreHealth</w:t>
-      </w:r>
-    </w:p>
-    <w:p>
-      <w:pPr>
-        <w:pStyle w:val="FirstParagraph"/>
-      </w:pPr>
-      <w:r>
-        <w:t xml:space="preserve">Правильний порядок дій:</w:t>
-      </w:r>
-      <w:r>
-        <w:t xml:space="preserve"> </w:t>
-      </w:r>
-      <w:r>
-        <w:rPr>
-          <w:rStyle w:val="VerbatimChar"/>
-        </w:rPr>
-        <w:t xml:space="preserve">DISM /ScanHealth</w:t>
-      </w:r>
-      <w:r>
-        <w:t xml:space="preserve"> </w:t>
-      </w:r>
-      <w:r>
-        <w:t xml:space="preserve">→ за потреби</w:t>
-      </w:r>
-      <w:r>
-        <w:t xml:space="preserve"> </w:t>
-      </w:r>
-      <w:r>
-        <w:rPr>
-          <w:rStyle w:val="VerbatimChar"/>
-        </w:rPr>
-        <w:t xml:space="preserve">DISM /RestoreHealth</w:t>
-      </w:r>
-      <w:r>
-        <w:t xml:space="preserve"> </w:t>
-      </w:r>
-      <w:r>
-        <w:t xml:space="preserve">→ повторний</w:t>
-      </w:r>
-      <w:r>
-        <w:t xml:space="preserve"> </w:t>
-      </w:r>
-      <w:r>
-        <w:rPr>
-          <w:rStyle w:val="VerbatimChar"/>
-        </w:rPr>
-        <w:t xml:space="preserve">sfc /scannow</w:t>
-      </w:r>
-      <w:r>
-        <w:t xml:space="preserve">. Зворотний порядок часто дає нульовий результат, бо</w:t>
-      </w:r>
-      <w:r>
-        <w:t xml:space="preserve"> </w:t>
-      </w:r>
-      <w:r>
-        <w:rPr>
-          <w:rStyle w:val="VerbatimChar"/>
-        </w:rPr>
-        <w:t xml:space="preserve">sfc</w:t>
-      </w:r>
-      <w:r>
-        <w:t xml:space="preserve"> </w:t>
-      </w:r>
-      <w:r>
-        <w:t xml:space="preserve">бере файли з того самого пошкодженого сховища.</w:t>
-      </w:r>
-    </w:p>
-    <w:p>
-      <w:pPr>
-        <w:pStyle w:val="BodyText"/>
-      </w:pPr>
-      <w:r>
-        <w:t xml:space="preserve">Звіт</w:t>
-      </w:r>
-      <w:r>
-        <w:t xml:space="preserve"> </w:t>
-      </w:r>
-      <w:r>
-        <w:rPr>
-          <w:rStyle w:val="VerbatimChar"/>
-        </w:rPr>
-        <w:t xml:space="preserve">sfc</w:t>
-      </w:r>
-      <w:r>
-        <w:t xml:space="preserve"> </w:t>
-      </w:r>
-      <w:r>
-        <w:t xml:space="preserve">пишеться в</w:t>
-      </w:r>
-      <w:r>
-        <w:t xml:space="preserve"> </w:t>
-      </w:r>
-      <w:r>
-        <w:rPr>
-          <w:rStyle w:val="VerbatimChar"/>
-        </w:rPr>
         <w:t xml:space="preserve">%WinDir%\Logs\CBS\CBS.log</w:t>
       </w:r>
       <w:r>
@@ -903,14 +1083,63 @@
     </w:p>
     <w:p>
       <w:pPr>
-        <w:pStyle w:val="SourceCode"/>
-      </w:pPr>
-      <w:r>
-        <w:rPr>
-          <w:rStyle w:val="VerbatimChar"/>
-        </w:rPr>
-        <w:t xml:space="preserve">C:\&gt; findstr /c:"[SR]" %WinDir%\Logs\CBS\CBS.log &gt; "%USERPROFILE%\Desktop\sfc-report.txt"</w:t>
-      </w:r>
+        <w:spacing w:before="0" w:after="0" w:line="120" w:lineRule="exact"/>
+        <w:rPr>
+          <w:sz w:val="4"/>
+          <w:szCs w:val="4"/>
+        </w:rPr>
+      </w:pPr>
+    </w:p>
+    <w:tbl>
+      <w:tblPr>
+        <w:tblStyle w:val="SourceCodeTable"/>
+        <w:tblW w:type="dxa" w:w="9637"/>
+        <w:tblInd w:w="0" w:type="dxa"/>
+        <w:tblBorders>
+          <w:top w:color="BFBFBF" w:space="0" w:sz="4" w:val="single"/>
+          <w:left w:color="BFBFBF" w:space="0" w:sz="4" w:val="single"/>
+          <w:bottom w:color="BFBFBF" w:space="0" w:sz="4" w:val="single"/>
+          <w:right w:color="BFBFBF" w:space="0" w:sz="4" w:val="single"/>
+        </w:tblBorders>
+        <w:shd w:color="auto" w:fill="F4F4F4" w:val="clear"/>
+        <w:tblLayout w:type="fixed"/>
+        <w:tblCellMar>
+          <w:top w:type="dxa" w:w="113"/>
+          <w:left w:type="dxa" w:w="113"/>
+          <w:bottom w:type="dxa" w:w="113"/>
+          <w:right w:type="dxa" w:w="113"/>
+        </w:tblCellMar>
+        <w:tblLook w:val="0000" w:firstRow="0" w:lastRow="0" w:firstColumn="0" w:lastColumn="0" w:noHBand="1" w:noVBand="1"/>
+      </w:tblPr>
+      <w:tblGrid>
+        <w:gridCol w:w="9637"/>
+      </w:tblGrid>
+      <w:tr>
+        <w:tc>
+          <w:tcPr>
+            <w:tcW w:type="dxa" w:w="9637"/>
+            <w:shd w:color="auto" w:fill="F4F4F4" w:val="clear"/>
+          </w:tcPr>
+          <w:p>
+            <w:pPr>
+              <w:pStyle w:val="SourceCode"/>
+              <w:spacing w:before="0" w:after="0" w:line="200" w:lineRule="auto"/>
+            </w:pPr>
+            <w:r>
+              <w:t xml:space="preserve">C:\&gt; findstr /c:"[SR]" %WinDir%\Logs\CBS\CBS.log &gt; "%USERPROFILE%\Desktop\sfc.txt"</w:t>
+            </w:r>
+          </w:p>
+        </w:tc>
+      </w:tr>
+    </w:tbl>
+    <w:p>
+      <w:pPr>
+        <w:spacing w:before="0" w:after="0" w:line="120" w:lineRule="exact"/>
+        <w:rPr>
+          <w:sz w:val="4"/>
+          <w:szCs w:val="4"/>
+        </w:rPr>
+      </w:pPr>
     </w:p>
     <w:bookmarkEnd w:id="11"/>
     <w:bookmarkStart w:id="12" w:name="перевірка-файлової-системи"/>
@@ -1194,44 +1423,96 @@
     </w:p>
     <w:p>
       <w:pPr>
-        <w:pStyle w:val="SourceCode"/>
-      </w:pPr>
-      <w:r>
-        <w:rPr>
-          <w:rStyle w:val="VerbatimChar"/>
-        </w:rPr>
-        <w:t xml:space="preserve">:: Перезавантажитися в середовище відновлення</w:t>
-      </w:r>
-      <w:r>
-        <w:br/>
-      </w:r>
-      <w:r>
-        <w:rPr>
-          <w:rStyle w:val="VerbatimChar"/>
-        </w:rPr>
-        <w:t xml:space="preserve">C:\&gt; shutdown /r /o /t 0</w:t>
-      </w:r>
-      <w:r>
-        <w:br/>
-      </w:r>
-      <w:r>
-        <w:br/>
-      </w:r>
-      <w:r>
-        <w:rPr>
-          <w:rStyle w:val="VerbatimChar"/>
-        </w:rPr>
-        <w:t xml:space="preserve">:: Перевірити стан WinRE</w:t>
-      </w:r>
-      <w:r>
-        <w:br/>
-      </w:r>
-      <w:r>
-        <w:rPr>
-          <w:rStyle w:val="VerbatimChar"/>
-        </w:rPr>
-        <w:t xml:space="preserve">C:\&gt; reagentc /info</w:t>
-      </w:r>
+        <w:spacing w:before="0" w:after="0" w:line="120" w:lineRule="exact"/>
+        <w:rPr>
+          <w:sz w:val="4"/>
+          <w:szCs w:val="4"/>
+        </w:rPr>
+      </w:pPr>
+    </w:p>
+    <w:tbl>
+      <w:tblPr>
+        <w:tblStyle w:val="SourceCodeTable"/>
+        <w:tblW w:type="dxa" w:w="9637"/>
+        <w:tblInd w:w="0" w:type="dxa"/>
+        <w:tblBorders>
+          <w:top w:color="BFBFBF" w:space="0" w:sz="4" w:val="single"/>
+          <w:left w:color="BFBFBF" w:space="0" w:sz="4" w:val="single"/>
+          <w:bottom w:color="BFBFBF" w:space="0" w:sz="4" w:val="single"/>
+          <w:right w:color="BFBFBF" w:space="0" w:sz="4" w:val="single"/>
+        </w:tblBorders>
+        <w:shd w:color="auto" w:fill="F4F4F4" w:val="clear"/>
+        <w:tblLayout w:type="fixed"/>
+        <w:tblCellMar>
+          <w:top w:type="dxa" w:w="113"/>
+          <w:left w:type="dxa" w:w="113"/>
+          <w:bottom w:type="dxa" w:w="113"/>
+          <w:right w:type="dxa" w:w="113"/>
+        </w:tblCellMar>
+        <w:tblLook w:val="0000" w:firstRow="0" w:lastRow="0" w:firstColumn="0" w:lastColumn="0" w:noHBand="1" w:noVBand="1"/>
+      </w:tblPr>
+      <w:tblGrid>
+        <w:gridCol w:w="9637"/>
+      </w:tblGrid>
+      <w:tr>
+        <w:tc>
+          <w:tcPr>
+            <w:tcW w:type="dxa" w:w="9637"/>
+            <w:shd w:color="auto" w:fill="F4F4F4" w:val="clear"/>
+          </w:tcPr>
+          <w:p>
+            <w:pPr>
+              <w:pStyle w:val="SourceCode"/>
+              <w:spacing w:before="0" w:after="0" w:line="200" w:lineRule="auto"/>
+            </w:pPr>
+            <w:r>
+              <w:t xml:space="preserve">:: Перезавантажитися в середовище відновлення</w:t>
+            </w:r>
+          </w:p>
+          <w:p>
+            <w:pPr>
+              <w:pStyle w:val="SourceCode"/>
+              <w:spacing w:before="0" w:after="0" w:line="200" w:lineRule="auto"/>
+            </w:pPr>
+            <w:r>
+              <w:t xml:space="preserve">C:\&gt; shutdown /r /o /t 0</w:t>
+            </w:r>
+          </w:p>
+          <w:p>
+            <w:pPr>
+              <w:pStyle w:val="SourceCode"/>
+              <w:spacing w:before="0" w:after="0" w:line="200" w:lineRule="auto"/>
+            </w:pPr>
+          </w:p>
+          <w:p>
+            <w:pPr>
+              <w:pStyle w:val="SourceCode"/>
+              <w:spacing w:before="0" w:after="0" w:line="200" w:lineRule="auto"/>
+            </w:pPr>
+            <w:r>
+              <w:t xml:space="preserve">:: Перевірити стан WinRE</w:t>
+            </w:r>
+          </w:p>
+          <w:p>
+            <w:pPr>
+              <w:pStyle w:val="SourceCode"/>
+              <w:spacing w:before="0" w:after="0" w:line="200" w:lineRule="auto"/>
+            </w:pPr>
+            <w:r>
+              <w:t xml:space="preserve">C:\&gt; reagentc /info</w:t>
+            </w:r>
+          </w:p>
+        </w:tc>
+      </w:tr>
+    </w:tbl>
+    <w:p>
+      <w:pPr>
+        <w:spacing w:before="0" w:after="0" w:line="120" w:lineRule="exact"/>
+        <w:rPr>
+          <w:sz w:val="4"/>
+          <w:szCs w:val="4"/>
+        </w:rPr>
+      </w:pPr>
     </w:p>
     <w:p>
       <w:pPr>
@@ -1243,32 +1524,81 @@
     </w:p>
     <w:p>
       <w:pPr>
-        <w:pStyle w:val="SourceCode"/>
-      </w:pPr>
-      <w:r>
-        <w:rPr>
-          <w:rStyle w:val="VerbatimChar"/>
-        </w:rPr>
-        <w:t xml:space="preserve">X:\&gt; bootrec /scanos</w:t>
-      </w:r>
-      <w:r>
-        <w:br/>
-      </w:r>
-      <w:r>
-        <w:rPr>
-          <w:rStyle w:val="VerbatimChar"/>
-        </w:rPr>
-        <w:t xml:space="preserve">X:\&gt; bootrec /rebuildbcd</w:t>
-      </w:r>
-      <w:r>
-        <w:br/>
-      </w:r>
-      <w:r>
-        <w:rPr>
-          <w:rStyle w:val="VerbatimChar"/>
-        </w:rPr>
-        <w:t xml:space="preserve">X:\&gt; bcdedit /enum</w:t>
-      </w:r>
+        <w:spacing w:before="0" w:after="0" w:line="120" w:lineRule="exact"/>
+        <w:rPr>
+          <w:sz w:val="4"/>
+          <w:szCs w:val="4"/>
+        </w:rPr>
+      </w:pPr>
+    </w:p>
+    <w:tbl>
+      <w:tblPr>
+        <w:tblStyle w:val="SourceCodeTable"/>
+        <w:tblW w:type="dxa" w:w="9637"/>
+        <w:tblInd w:w="0" w:type="dxa"/>
+        <w:tblBorders>
+          <w:top w:color="BFBFBF" w:space="0" w:sz="4" w:val="single"/>
+          <w:left w:color="BFBFBF" w:space="0" w:sz="4" w:val="single"/>
+          <w:bottom w:color="BFBFBF" w:space="0" w:sz="4" w:val="single"/>
+          <w:right w:color="BFBFBF" w:space="0" w:sz="4" w:val="single"/>
+        </w:tblBorders>
+        <w:shd w:color="auto" w:fill="F4F4F4" w:val="clear"/>
+        <w:tblLayout w:type="fixed"/>
+        <w:tblCellMar>
+          <w:top w:type="dxa" w:w="113"/>
+          <w:left w:type="dxa" w:w="113"/>
+          <w:bottom w:type="dxa" w:w="113"/>
+          <w:right w:type="dxa" w:w="113"/>
+        </w:tblCellMar>
+        <w:tblLook w:val="0000" w:firstRow="0" w:lastRow="0" w:firstColumn="0" w:lastColumn="0" w:noHBand="1" w:noVBand="1"/>
+      </w:tblPr>
+      <w:tblGrid>
+        <w:gridCol w:w="9637"/>
+      </w:tblGrid>
+      <w:tr>
+        <w:tc>
+          <w:tcPr>
+            <w:tcW w:type="dxa" w:w="9637"/>
+            <w:shd w:color="auto" w:fill="F4F4F4" w:val="clear"/>
+          </w:tcPr>
+          <w:p>
+            <w:pPr>
+              <w:pStyle w:val="SourceCode"/>
+              <w:spacing w:before="0" w:after="0" w:line="200" w:lineRule="auto"/>
+            </w:pPr>
+            <w:r>
+              <w:t xml:space="preserve">X:\&gt; bootrec /scanos</w:t>
+            </w:r>
+          </w:p>
+          <w:p>
+            <w:pPr>
+              <w:pStyle w:val="SourceCode"/>
+              <w:spacing w:before="0" w:after="0" w:line="200" w:lineRule="auto"/>
+            </w:pPr>
+            <w:r>
+              <w:t xml:space="preserve">X:\&gt; bootrec /rebuildbcd</w:t>
+            </w:r>
+          </w:p>
+          <w:p>
+            <w:pPr>
+              <w:pStyle w:val="SourceCode"/>
+              <w:spacing w:before="0" w:after="0" w:line="200" w:lineRule="auto"/>
+            </w:pPr>
+            <w:r>
+              <w:t xml:space="preserve">X:\&gt; bcdedit /enum</w:t>
+            </w:r>
+          </w:p>
+        </w:tc>
+      </w:tr>
+    </w:tbl>
+    <w:p>
+      <w:pPr>
+        <w:spacing w:before="0" w:after="0" w:line="120" w:lineRule="exact"/>
+        <w:rPr>
+          <w:sz w:val="4"/>
+          <w:szCs w:val="4"/>
+        </w:rPr>
+      </w:pPr>
     </w:p>
     <w:p>
       <w:pPr>
@@ -1334,23 +1664,72 @@
     </w:p>
     <w:p>
       <w:pPr>
-        <w:pStyle w:val="SourceCode"/>
-      </w:pPr>
-      <w:r>
-        <w:rPr>
-          <w:rStyle w:val="VerbatimChar"/>
-        </w:rPr>
-        <w:t xml:space="preserve">C:\&gt; msconfig</w:t>
-      </w:r>
-      <w:r>
-        <w:br/>
-      </w:r>
-      <w:r>
-        <w:rPr>
-          <w:rStyle w:val="VerbatimChar"/>
-        </w:rPr>
-        <w:t xml:space="preserve">:: вкладка «Завантаження» → Безпечний режим → Мінімальна</w:t>
-      </w:r>
+        <w:spacing w:before="0" w:after="0" w:line="120" w:lineRule="exact"/>
+        <w:rPr>
+          <w:sz w:val="4"/>
+          <w:szCs w:val="4"/>
+        </w:rPr>
+      </w:pPr>
+    </w:p>
+    <w:tbl>
+      <w:tblPr>
+        <w:tblStyle w:val="SourceCodeTable"/>
+        <w:tblW w:type="dxa" w:w="9637"/>
+        <w:tblInd w:w="0" w:type="dxa"/>
+        <w:tblBorders>
+          <w:top w:color="BFBFBF" w:space="0" w:sz="4" w:val="single"/>
+          <w:left w:color="BFBFBF" w:space="0" w:sz="4" w:val="single"/>
+          <w:bottom w:color="BFBFBF" w:space="0" w:sz="4" w:val="single"/>
+          <w:right w:color="BFBFBF" w:space="0" w:sz="4" w:val="single"/>
+        </w:tblBorders>
+        <w:shd w:color="auto" w:fill="F4F4F4" w:val="clear"/>
+        <w:tblLayout w:type="fixed"/>
+        <w:tblCellMar>
+          <w:top w:type="dxa" w:w="113"/>
+          <w:left w:type="dxa" w:w="113"/>
+          <w:bottom w:type="dxa" w:w="113"/>
+          <w:right w:type="dxa" w:w="113"/>
+        </w:tblCellMar>
+        <w:tblLook w:val="0000" w:firstRow="0" w:lastRow="0" w:firstColumn="0" w:lastColumn="0" w:noHBand="1" w:noVBand="1"/>
+      </w:tblPr>
+      <w:tblGrid>
+        <w:gridCol w:w="9637"/>
+      </w:tblGrid>
+      <w:tr>
+        <w:tc>
+          <w:tcPr>
+            <w:tcW w:type="dxa" w:w="9637"/>
+            <w:shd w:color="auto" w:fill="F4F4F4" w:val="clear"/>
+          </w:tcPr>
+          <w:p>
+            <w:pPr>
+              <w:pStyle w:val="SourceCode"/>
+              <w:spacing w:before="0" w:after="0" w:line="200" w:lineRule="auto"/>
+            </w:pPr>
+            <w:r>
+              <w:t xml:space="preserve">C:\&gt; msconfig</w:t>
+            </w:r>
+          </w:p>
+          <w:p>
+            <w:pPr>
+              <w:pStyle w:val="SourceCode"/>
+              <w:spacing w:before="0" w:after="0" w:line="200" w:lineRule="auto"/>
+            </w:pPr>
+            <w:r>
+              <w:t xml:space="preserve">:: вкладка «Завантаження» → Безпечний режим → Мінімальна</w:t>
+            </w:r>
+          </w:p>
+        </w:tc>
+      </w:tr>
+    </w:tbl>
+    <w:p>
+      <w:pPr>
+        <w:spacing w:before="0" w:after="0" w:line="120" w:lineRule="exact"/>
+        <w:rPr>
+          <w:sz w:val="4"/>
+          <w:szCs w:val="4"/>
+        </w:rPr>
+      </w:pPr>
     </w:p>
     <w:p>
       <w:pPr>
@@ -1401,14 +1780,72 @@
     </w:p>
     <w:p>
       <w:pPr>
-        <w:pStyle w:val="SourceCode"/>
-      </w:pPr>
-      <w:r>
-        <w:rPr>
-          <w:rStyle w:val="VerbatimChar"/>
-        </w:rPr>
-        <w:t xml:space="preserve">C:\&gt; robocopy "%USERPROFILE%\Documents" "D:\Backup\Documents" /mir /r:1 /w:1 /log+:D:\Backup\backup.log</w:t>
-      </w:r>
+        <w:spacing w:before="0" w:after="0" w:line="120" w:lineRule="exact"/>
+        <w:rPr>
+          <w:sz w:val="4"/>
+          <w:szCs w:val="4"/>
+        </w:rPr>
+      </w:pPr>
+    </w:p>
+    <w:tbl>
+      <w:tblPr>
+        <w:tblStyle w:val="SourceCodeTable"/>
+        <w:tblW w:type="dxa" w:w="9637"/>
+        <w:tblInd w:w="0" w:type="dxa"/>
+        <w:tblBorders>
+          <w:top w:color="BFBFBF" w:space="0" w:sz="4" w:val="single"/>
+          <w:left w:color="BFBFBF" w:space="0" w:sz="4" w:val="single"/>
+          <w:bottom w:color="BFBFBF" w:space="0" w:sz="4" w:val="single"/>
+          <w:right w:color="BFBFBF" w:space="0" w:sz="4" w:val="single"/>
+        </w:tblBorders>
+        <w:shd w:color="auto" w:fill="F4F4F4" w:val="clear"/>
+        <w:tblLayout w:type="fixed"/>
+        <w:tblCellMar>
+          <w:top w:type="dxa" w:w="113"/>
+          <w:left w:type="dxa" w:w="113"/>
+          <w:bottom w:type="dxa" w:w="113"/>
+          <w:right w:type="dxa" w:w="113"/>
+        </w:tblCellMar>
+        <w:tblLook w:val="0000" w:firstRow="0" w:lastRow="0" w:firstColumn="0" w:lastColumn="0" w:noHBand="1" w:noVBand="1"/>
+      </w:tblPr>
+      <w:tblGrid>
+        <w:gridCol w:w="9637"/>
+      </w:tblGrid>
+      <w:tr>
+        <w:tc>
+          <w:tcPr>
+            <w:tcW w:type="dxa" w:w="9637"/>
+            <w:shd w:color="auto" w:fill="F4F4F4" w:val="clear"/>
+          </w:tcPr>
+          <w:p>
+            <w:pPr>
+              <w:pStyle w:val="SourceCode"/>
+              <w:spacing w:before="0" w:after="0" w:line="200" w:lineRule="auto"/>
+            </w:pPr>
+            <w:r>
+              <w:t xml:space="preserve">C:\&gt; robocopy "%USERPROFILE%\Documents" "D:\Backup\Documents" ^</w:t>
+            </w:r>
+          </w:p>
+          <w:p>
+            <w:pPr>
+              <w:pStyle w:val="SourceCode"/>
+              <w:spacing w:before="0" w:after="0" w:line="200" w:lineRule="auto"/>
+            </w:pPr>
+            <w:r>
+              <w:t xml:space="preserve">More? /mir /r:1 /w:1 /log+:D:\Backup\backup.log</w:t>
+            </w:r>
+          </w:p>
+        </w:tc>
+      </w:tr>
+    </w:tbl>
+    <w:p>
+      <w:pPr>
+        <w:spacing w:before="0" w:after="0" w:line="120" w:lineRule="exact"/>
+        <w:rPr>
+          <w:sz w:val="4"/>
+          <w:szCs w:val="4"/>
+        </w:rPr>
+      </w:pPr>
     </w:p>
     <w:p>
       <w:pPr>
@@ -1462,23 +1899,81 @@
     </w:p>
     <w:p>
       <w:pPr>
-        <w:pStyle w:val="SourceCode"/>
-      </w:pPr>
-      <w:r>
-        <w:rPr>
-          <w:rStyle w:val="VerbatimChar"/>
-        </w:rPr>
-        <w:t xml:space="preserve">PS C:\&gt; Get-WinEvent -FilterHashtable @{LogName='System'; Level=1,2; StartTime=(Get-Date).AddDays(-7)} |</w:t>
-      </w:r>
-      <w:r>
-        <w:br/>
-      </w:r>
-      <w:r>
-        <w:rPr>
-          <w:rStyle w:val="VerbatimChar"/>
-        </w:rPr>
-        <w:t xml:space="preserve">&gt;&gt;     Select-Object -First 10 TimeCreated, Id, ProviderName, Message</w:t>
-      </w:r>
+        <w:spacing w:before="0" w:after="0" w:line="120" w:lineRule="exact"/>
+        <w:rPr>
+          <w:sz w:val="4"/>
+          <w:szCs w:val="4"/>
+        </w:rPr>
+      </w:pPr>
+    </w:p>
+    <w:tbl>
+      <w:tblPr>
+        <w:tblStyle w:val="SourceCodeTable"/>
+        <w:tblW w:type="dxa" w:w="9637"/>
+        <w:tblInd w:w="0" w:type="dxa"/>
+        <w:tblBorders>
+          <w:top w:color="BFBFBF" w:space="0" w:sz="4" w:val="single"/>
+          <w:left w:color="BFBFBF" w:space="0" w:sz="4" w:val="single"/>
+          <w:bottom w:color="BFBFBF" w:space="0" w:sz="4" w:val="single"/>
+          <w:right w:color="BFBFBF" w:space="0" w:sz="4" w:val="single"/>
+        </w:tblBorders>
+        <w:shd w:color="auto" w:fill="F4F4F4" w:val="clear"/>
+        <w:tblLayout w:type="fixed"/>
+        <w:tblCellMar>
+          <w:top w:type="dxa" w:w="113"/>
+          <w:left w:type="dxa" w:w="113"/>
+          <w:bottom w:type="dxa" w:w="113"/>
+          <w:right w:type="dxa" w:w="113"/>
+        </w:tblCellMar>
+        <w:tblLook w:val="0000" w:firstRow="0" w:lastRow="0" w:firstColumn="0" w:lastColumn="0" w:noHBand="1" w:noVBand="1"/>
+      </w:tblPr>
+      <w:tblGrid>
+        <w:gridCol w:w="9637"/>
+      </w:tblGrid>
+      <w:tr>
+        <w:tc>
+          <w:tcPr>
+            <w:tcW w:type="dxa" w:w="9637"/>
+            <w:shd w:color="auto" w:fill="F4F4F4" w:val="clear"/>
+          </w:tcPr>
+          <w:p>
+            <w:pPr>
+              <w:pStyle w:val="SourceCode"/>
+              <w:spacing w:before="0" w:after="0" w:line="200" w:lineRule="auto"/>
+            </w:pPr>
+            <w:r>
+              <w:t xml:space="preserve">PS C:\&gt; Get-WinEvent -FilterHashtable @{</w:t>
+            </w:r>
+          </w:p>
+          <w:p>
+            <w:pPr>
+              <w:pStyle w:val="SourceCode"/>
+              <w:spacing w:before="0" w:after="0" w:line="200" w:lineRule="auto"/>
+            </w:pPr>
+            <w:r>
+              <w:t xml:space="preserve">&gt;&gt;     LogName='System'; Level=1,2; StartTime=(Get-Date).AddDays(-7)} |</w:t>
+            </w:r>
+          </w:p>
+          <w:p>
+            <w:pPr>
+              <w:pStyle w:val="SourceCode"/>
+              <w:spacing w:before="0" w:after="0" w:line="200" w:lineRule="auto"/>
+            </w:pPr>
+            <w:r>
+              <w:t xml:space="preserve">&gt;&gt;     Select-Object -First 10 TimeCreated, Id, ProviderName, Message</w:t>
+            </w:r>
+          </w:p>
+        </w:tc>
+      </w:tr>
+    </w:tbl>
+    <w:p>
+      <w:pPr>
+        <w:spacing w:before="0" w:after="0" w:line="120" w:lineRule="exact"/>
+        <w:rPr>
+          <w:sz w:val="4"/>
+          <w:szCs w:val="4"/>
+        </w:rPr>
+      </w:pPr>
     </w:p>
     <w:p>
       <w:pPr>
@@ -1510,83 +2005,138 @@
     </w:p>
     <w:p>
       <w:pPr>
-        <w:pStyle w:val="SourceCode"/>
-      </w:pPr>
-      <w:r>
-        <w:rPr>
-          <w:rStyle w:val="VerbatimChar"/>
-        </w:rPr>
-        <w:t xml:space="preserve">C:\&gt; systeminfo | findstr /c:"OS Version" /c:"System Boot Time"</w:t>
-      </w:r>
-      <w:r>
-        <w:br/>
-      </w:r>
-      <w:r>
-        <w:rPr>
-          <w:rStyle w:val="VerbatimChar"/>
-        </w:rPr>
-        <w:t xml:space="preserve">OS Version:     10.0.22631 N/A Build 22631</w:t>
-      </w:r>
-      <w:r>
-        <w:br/>
-      </w:r>
-      <w:r>
-        <w:rPr>
-          <w:rStyle w:val="VerbatimChar"/>
-        </w:rPr>
-        <w:t xml:space="preserve">System Boot Time:  17.09.2026, 8:42:17</w:t>
-      </w:r>
-      <w:r>
-        <w:br/>
-      </w:r>
-      <w:r>
-        <w:br/>
-      </w:r>
-      <w:r>
-        <w:rPr>
-          <w:rStyle w:val="VerbatimChar"/>
-        </w:rPr>
-        <w:t xml:space="preserve">C:\&gt; reagentc /info</w:t>
-      </w:r>
-      <w:r>
-        <w:br/>
-      </w:r>
-      <w:r>
-        <w:rPr>
-          <w:rStyle w:val="VerbatimChar"/>
-        </w:rPr>
-        <w:t xml:space="preserve">Windows Recovery Environment (Windows RE) and system reset configuration</w:t>
-      </w:r>
-      <w:r>
-        <w:br/>
-      </w:r>
-      <w:r>
-        <w:rPr>
-          <w:rStyle w:val="VerbatimChar"/>
-        </w:rPr>
-        <w:t xml:space="preserve">Information:</w:t>
-      </w:r>
-      <w:r>
-        <w:br/>
-      </w:r>
-      <w:r>
-        <w:br/>
-      </w:r>
-      <w:r>
-        <w:rPr>
-          <w:rStyle w:val="VerbatimChar"/>
-        </w:rPr>
-        <w:t xml:space="preserve">    Windows RE status:         Enabled</w:t>
-      </w:r>
-      <w:r>
-        <w:br/>
-      </w:r>
-      <w:r>
-        <w:rPr>
-          <w:rStyle w:val="VerbatimChar"/>
-        </w:rPr>
-        <w:t xml:space="preserve">    Windows RE location:       \\?\GLOBALROOT\device\harddisk0\partition4\Recovery\WindowsRE</w:t>
-      </w:r>
+        <w:spacing w:before="0" w:after="0" w:line="120" w:lineRule="exact"/>
+        <w:rPr>
+          <w:sz w:val="4"/>
+          <w:szCs w:val="4"/>
+        </w:rPr>
+      </w:pPr>
+    </w:p>
+    <w:tbl>
+      <w:tblPr>
+        <w:tblStyle w:val="SourceCodeTable"/>
+        <w:tblW w:type="dxa" w:w="9637"/>
+        <w:tblInd w:w="0" w:type="dxa"/>
+        <w:tblBorders>
+          <w:top w:color="BFBFBF" w:space="0" w:sz="4" w:val="single"/>
+          <w:left w:color="BFBFBF" w:space="0" w:sz="4" w:val="single"/>
+          <w:bottom w:color="BFBFBF" w:space="0" w:sz="4" w:val="single"/>
+          <w:right w:color="BFBFBF" w:space="0" w:sz="4" w:val="single"/>
+        </w:tblBorders>
+        <w:shd w:color="auto" w:fill="F4F4F4" w:val="clear"/>
+        <w:tblLayout w:type="fixed"/>
+        <w:tblCellMar>
+          <w:top w:type="dxa" w:w="113"/>
+          <w:left w:type="dxa" w:w="113"/>
+          <w:bottom w:type="dxa" w:w="113"/>
+          <w:right w:type="dxa" w:w="113"/>
+        </w:tblCellMar>
+        <w:tblLook w:val="0000" w:firstRow="0" w:lastRow="0" w:firstColumn="0" w:lastColumn="0" w:noHBand="1" w:noVBand="1"/>
+      </w:tblPr>
+      <w:tblGrid>
+        <w:gridCol w:w="9637"/>
+      </w:tblGrid>
+      <w:tr>
+        <w:tc>
+          <w:tcPr>
+            <w:tcW w:type="dxa" w:w="9637"/>
+            <w:shd w:color="auto" w:fill="F4F4F4" w:val="clear"/>
+          </w:tcPr>
+          <w:p>
+            <w:pPr>
+              <w:pStyle w:val="SourceCode"/>
+              <w:spacing w:before="0" w:after="0" w:line="200" w:lineRule="auto"/>
+            </w:pPr>
+            <w:r>
+              <w:t xml:space="preserve">C:\&gt; systeminfo | findstr /c:"OS Version" /c:"System Boot Time"</w:t>
+            </w:r>
+          </w:p>
+          <w:p>
+            <w:pPr>
+              <w:pStyle w:val="SourceCode"/>
+              <w:spacing w:before="0" w:after="0" w:line="200" w:lineRule="auto"/>
+            </w:pPr>
+            <w:r>
+              <w:t xml:space="preserve">OS Version:     10.0.22631 N/A Build 22631</w:t>
+            </w:r>
+          </w:p>
+          <w:p>
+            <w:pPr>
+              <w:pStyle w:val="SourceCode"/>
+              <w:spacing w:before="0" w:after="0" w:line="200" w:lineRule="auto"/>
+            </w:pPr>
+            <w:r>
+              <w:t xml:space="preserve">System Boot Time:  17.09.2026, 8:42:17</w:t>
+            </w:r>
+          </w:p>
+          <w:p>
+            <w:pPr>
+              <w:pStyle w:val="SourceCode"/>
+              <w:spacing w:before="0" w:after="0" w:line="200" w:lineRule="auto"/>
+            </w:pPr>
+          </w:p>
+          <w:p>
+            <w:pPr>
+              <w:pStyle w:val="SourceCode"/>
+              <w:spacing w:before="0" w:after="0" w:line="200" w:lineRule="auto"/>
+            </w:pPr>
+            <w:r>
+              <w:t xml:space="preserve">C:\&gt; reagentc /info</w:t>
+            </w:r>
+          </w:p>
+          <w:p>
+            <w:pPr>
+              <w:pStyle w:val="SourceCode"/>
+              <w:spacing w:before="0" w:after="0" w:line="200" w:lineRule="auto"/>
+            </w:pPr>
+            <w:r>
+              <w:t xml:space="preserve">Windows Recovery Environment (Windows RE) and system reset configuration</w:t>
+            </w:r>
+          </w:p>
+          <w:p>
+            <w:pPr>
+              <w:pStyle w:val="SourceCode"/>
+              <w:spacing w:before="0" w:after="0" w:line="200" w:lineRule="auto"/>
+            </w:pPr>
+            <w:r>
+              <w:t xml:space="preserve">Information:</w:t>
+            </w:r>
+          </w:p>
+          <w:p>
+            <w:pPr>
+              <w:pStyle w:val="SourceCode"/>
+              <w:spacing w:before="0" w:after="0" w:line="200" w:lineRule="auto"/>
+            </w:pPr>
+          </w:p>
+          <w:p>
+            <w:pPr>
+              <w:pStyle w:val="SourceCode"/>
+              <w:spacing w:before="0" w:after="0" w:line="200" w:lineRule="auto"/>
+            </w:pPr>
+            <w:r>
+              <w:t xml:space="preserve">    Windows RE status:   Enabled</w:t>
+            </w:r>
+          </w:p>
+          <w:p>
+            <w:pPr>
+              <w:pStyle w:val="SourceCode"/>
+              <w:spacing w:before="0" w:after="0" w:line="200" w:lineRule="auto"/>
+            </w:pPr>
+            <w:r>
+              <w:t xml:space="preserve">    Windows RE location: \\?\GLOBALROOT\device\harddisk0\partition4\Recovery\WindowsRE</w:t>
+            </w:r>
+          </w:p>
+        </w:tc>
+      </w:tr>
+    </w:tbl>
+    <w:p>
+      <w:pPr>
+        <w:spacing w:before="0" w:after="0" w:line="120" w:lineRule="exact"/>
+        <w:rPr>
+          <w:sz w:val="4"/>
+          <w:szCs w:val="4"/>
+        </w:rPr>
+      </w:pPr>
     </w:p>
     <w:p>
       <w:pPr>
@@ -1608,62 +2158,132 @@
     </w:p>
     <w:p>
       <w:pPr>
-        <w:pStyle w:val="SourceCode"/>
-      </w:pPr>
-      <w:r>
-        <w:rPr>
-          <w:rStyle w:val="VerbatimChar"/>
-        </w:rPr>
-        <w:t xml:space="preserve">PS C:\&gt; Enable-ComputerRestore -Drive "C:\"</w:t>
-      </w:r>
-      <w:r>
-        <w:br/>
-      </w:r>
-      <w:r>
-        <w:rPr>
-          <w:rStyle w:val="VerbatimChar"/>
-        </w:rPr>
-        <w:t xml:space="preserve">PS C:\&gt; Checkpoint-Computer -Description "LAB4 baseline" -RestorePointType MODIFY_SETTINGS</w:t>
-      </w:r>
-      <w:r>
-        <w:br/>
-      </w:r>
-      <w:r>
-        <w:rPr>
-          <w:rStyle w:val="VerbatimChar"/>
-        </w:rPr>
-        <w:t xml:space="preserve">PS C:\&gt; Get-ComputerRestorePoint | Format-Table SequenceNumber, Description, CreationTime</w:t>
-      </w:r>
-      <w:r>
-        <w:br/>
-      </w:r>
-      <w:r>
-        <w:br/>
-      </w:r>
-      <w:r>
-        <w:rPr>
-          <w:rStyle w:val="VerbatimChar"/>
-        </w:rPr>
-        <w:t xml:space="preserve">SequenceNumber Description     CreationTime</w:t>
-      </w:r>
-      <w:r>
-        <w:br/>
-      </w:r>
-      <w:r>
-        <w:rPr>
-          <w:rStyle w:val="VerbatimChar"/>
-        </w:rPr>
-        <w:t xml:space="preserve">-------------- -----------     ------------</w:t>
-      </w:r>
-      <w:r>
-        <w:br/>
-      </w:r>
-      <w:r>
-        <w:rPr>
-          <w:rStyle w:val="VerbatimChar"/>
-        </w:rPr>
-        <w:t xml:space="preserve">            12 LAB4 baseline   17.09.2026 22:10:03</w:t>
-      </w:r>
+        <w:spacing w:before="0" w:after="0" w:line="120" w:lineRule="exact"/>
+        <w:rPr>
+          <w:sz w:val="4"/>
+          <w:szCs w:val="4"/>
+        </w:rPr>
+      </w:pPr>
+    </w:p>
+    <w:tbl>
+      <w:tblPr>
+        <w:tblStyle w:val="SourceCodeTable"/>
+        <w:tblW w:type="dxa" w:w="9637"/>
+        <w:tblInd w:w="0" w:type="dxa"/>
+        <w:tblBorders>
+          <w:top w:color="BFBFBF" w:space="0" w:sz="4" w:val="single"/>
+          <w:left w:color="BFBFBF" w:space="0" w:sz="4" w:val="single"/>
+          <w:bottom w:color="BFBFBF" w:space="0" w:sz="4" w:val="single"/>
+          <w:right w:color="BFBFBF" w:space="0" w:sz="4" w:val="single"/>
+        </w:tblBorders>
+        <w:shd w:color="auto" w:fill="F4F4F4" w:val="clear"/>
+        <w:tblLayout w:type="fixed"/>
+        <w:tblCellMar>
+          <w:top w:type="dxa" w:w="113"/>
+          <w:left w:type="dxa" w:w="113"/>
+          <w:bottom w:type="dxa" w:w="113"/>
+          <w:right w:type="dxa" w:w="113"/>
+        </w:tblCellMar>
+        <w:tblLook w:val="0000" w:firstRow="0" w:lastRow="0" w:firstColumn="0" w:lastColumn="0" w:noHBand="1" w:noVBand="1"/>
+      </w:tblPr>
+      <w:tblGrid>
+        <w:gridCol w:w="9637"/>
+      </w:tblGrid>
+      <w:tr>
+        <w:tc>
+          <w:tcPr>
+            <w:tcW w:type="dxa" w:w="9637"/>
+            <w:shd w:color="auto" w:fill="F4F4F4" w:val="clear"/>
+          </w:tcPr>
+          <w:p>
+            <w:pPr>
+              <w:pStyle w:val="SourceCode"/>
+              <w:spacing w:before="0" w:after="0" w:line="200" w:lineRule="auto"/>
+            </w:pPr>
+            <w:r>
+              <w:t xml:space="preserve">PS C:\&gt; Enable-ComputerRestore -Drive "C:\"</w:t>
+            </w:r>
+          </w:p>
+          <w:p>
+            <w:pPr>
+              <w:pStyle w:val="SourceCode"/>
+              <w:spacing w:before="0" w:after="0" w:line="200" w:lineRule="auto"/>
+            </w:pPr>
+            <w:r>
+              <w:t xml:space="preserve">PS C:\&gt; Checkpoint-Computer -Description "LAB4 baseline" `</w:t>
+            </w:r>
+          </w:p>
+          <w:p>
+            <w:pPr>
+              <w:pStyle w:val="SourceCode"/>
+              <w:spacing w:before="0" w:after="0" w:line="200" w:lineRule="auto"/>
+            </w:pPr>
+            <w:r>
+              <w:t xml:space="preserve">&gt;&gt;     -RestorePointType MODIFY_SETTINGS</w:t>
+            </w:r>
+          </w:p>
+          <w:p>
+            <w:pPr>
+              <w:pStyle w:val="SourceCode"/>
+              <w:spacing w:before="0" w:after="0" w:line="200" w:lineRule="auto"/>
+            </w:pPr>
+            <w:r>
+              <w:t xml:space="preserve">PS C:\&gt; Get-ComputerRestorePoint |</w:t>
+            </w:r>
+          </w:p>
+          <w:p>
+            <w:pPr>
+              <w:pStyle w:val="SourceCode"/>
+              <w:spacing w:before="0" w:after="0" w:line="200" w:lineRule="auto"/>
+            </w:pPr>
+            <w:r>
+              <w:t xml:space="preserve">&gt;&gt;     Format-Table SequenceNumber, Description, CreationTime</w:t>
+            </w:r>
+          </w:p>
+          <w:p>
+            <w:pPr>
+              <w:pStyle w:val="SourceCode"/>
+              <w:spacing w:before="0" w:after="0" w:line="200" w:lineRule="auto"/>
+            </w:pPr>
+          </w:p>
+          <w:p>
+            <w:pPr>
+              <w:pStyle w:val="SourceCode"/>
+              <w:spacing w:before="0" w:after="0" w:line="200" w:lineRule="auto"/>
+            </w:pPr>
+            <w:r>
+              <w:t xml:space="preserve">SequenceNumber Description     CreationTime</w:t>
+            </w:r>
+          </w:p>
+          <w:p>
+            <w:pPr>
+              <w:pStyle w:val="SourceCode"/>
+              <w:spacing w:before="0" w:after="0" w:line="200" w:lineRule="auto"/>
+            </w:pPr>
+            <w:r>
+              <w:t xml:space="preserve">-------------- -----------     ------------</w:t>
+            </w:r>
+          </w:p>
+          <w:p>
+            <w:pPr>
+              <w:pStyle w:val="SourceCode"/>
+              <w:spacing w:before="0" w:after="0" w:line="200" w:lineRule="auto"/>
+            </w:pPr>
+            <w:r>
+              <w:t xml:space="preserve">            12 LAB4 baseline   17.09.2026 22:10:03</w:t>
+            </w:r>
+          </w:p>
+        </w:tc>
+      </w:tr>
+    </w:tbl>
+    <w:p>
+      <w:pPr>
+        <w:spacing w:before="0" w:after="0" w:line="120" w:lineRule="exact"/>
+        <w:rPr>
+          <w:sz w:val="4"/>
+          <w:szCs w:val="4"/>
+        </w:rPr>
+      </w:pPr>
     </w:p>
     <w:p>
       <w:pPr>
@@ -1700,137 +2320,210 @@
     </w:p>
     <w:p>
       <w:pPr>
-        <w:pStyle w:val="SourceCode"/>
-      </w:pPr>
-      <w:r>
-        <w:rPr>
-          <w:rStyle w:val="VerbatimChar"/>
-        </w:rPr>
-        <w:t xml:space="preserve">C:\Windows\system32&gt; DISM /Online /Cleanup-Image /ScanHealth</w:t>
-      </w:r>
-      <w:r>
-        <w:br/>
-      </w:r>
-      <w:r>
-        <w:br/>
-      </w:r>
-      <w:r>
-        <w:rPr>
-          <w:rStyle w:val="VerbatimChar"/>
-        </w:rPr>
-        <w:t xml:space="preserve">Deployment Image Servicing and Management tool</w:t>
-      </w:r>
-      <w:r>
-        <w:br/>
-      </w:r>
-      <w:r>
-        <w:rPr>
-          <w:rStyle w:val="VerbatimChar"/>
-        </w:rPr>
-        <w:t xml:space="preserve">Version: 10.0.26100.1</w:t>
-      </w:r>
-      <w:r>
-        <w:br/>
-      </w:r>
-      <w:r>
-        <w:br/>
-      </w:r>
-      <w:r>
-        <w:rPr>
-          <w:rStyle w:val="VerbatimChar"/>
-        </w:rPr>
-        <w:t xml:space="preserve">Image Version: 10.0.26100.1</w:t>
-      </w:r>
-      <w:r>
-        <w:br/>
-      </w:r>
-      <w:r>
-        <w:br/>
-      </w:r>
-      <w:r>
-        <w:rPr>
-          <w:rStyle w:val="VerbatimChar"/>
-        </w:rPr>
-        <w:t xml:space="preserve">The component store is repairable.</w:t>
-      </w:r>
-      <w:r>
-        <w:br/>
-      </w:r>
-      <w:r>
-        <w:rPr>
-          <w:rStyle w:val="VerbatimChar"/>
-        </w:rPr>
-        <w:t xml:space="preserve">The operation completed successfully.</w:t>
-      </w:r>
-      <w:r>
-        <w:br/>
-      </w:r>
-      <w:r>
-        <w:br/>
-      </w:r>
-      <w:r>
-        <w:rPr>
-          <w:rStyle w:val="VerbatimChar"/>
-        </w:rPr>
-        <w:t xml:space="preserve">C:\Windows\system32&gt; DISM /Online /Cleanup-Image /RestoreHealth</w:t>
-      </w:r>
-      <w:r>
-        <w:br/>
-      </w:r>
-      <w:r>
-        <w:br/>
-      </w:r>
-      <w:r>
-        <w:rPr>
-          <w:rStyle w:val="VerbatimChar"/>
-        </w:rPr>
-        <w:t xml:space="preserve">The restore operation completed successfully.</w:t>
-      </w:r>
-      <w:r>
-        <w:br/>
-      </w:r>
-      <w:r>
-        <w:rPr>
-          <w:rStyle w:val="VerbatimChar"/>
-        </w:rPr>
-        <w:t xml:space="preserve">The operation completed successfully.</w:t>
-      </w:r>
-      <w:r>
-        <w:br/>
-      </w:r>
-      <w:r>
-        <w:br/>
-      </w:r>
-      <w:r>
-        <w:rPr>
-          <w:rStyle w:val="VerbatimChar"/>
-        </w:rPr>
-        <w:t xml:space="preserve">C:\Windows\system32&gt; sfc /scannow</w:t>
-      </w:r>
-      <w:r>
-        <w:br/>
-      </w:r>
-      <w:r>
-        <w:br/>
-      </w:r>
-      <w:r>
-        <w:rPr>
-          <w:rStyle w:val="VerbatimChar"/>
-        </w:rPr>
-        <w:t xml:space="preserve">Windows Resource Protection found corrupt files and successfully repaired them.</w:t>
-      </w:r>
-      <w:r>
-        <w:br/>
-      </w:r>
-      <w:r>
-        <w:br/>
-      </w:r>
-      <w:r>
-        <w:rPr>
-          <w:rStyle w:val="VerbatimChar"/>
-        </w:rPr>
-        <w:t xml:space="preserve">C:\&gt; findstr /c:"[SR] Cannot repair" %WinDir%\Logs\CBS\CBS.log</w:t>
-      </w:r>
+        <w:spacing w:before="0" w:after="0" w:line="120" w:lineRule="exact"/>
+        <w:rPr>
+          <w:sz w:val="4"/>
+          <w:szCs w:val="4"/>
+        </w:rPr>
+      </w:pPr>
+    </w:p>
+    <w:tbl>
+      <w:tblPr>
+        <w:tblStyle w:val="SourceCodeTable"/>
+        <w:tblW w:type="dxa" w:w="9637"/>
+        <w:tblInd w:w="0" w:type="dxa"/>
+        <w:tblBorders>
+          <w:top w:color="BFBFBF" w:space="0" w:sz="4" w:val="single"/>
+          <w:left w:color="BFBFBF" w:space="0" w:sz="4" w:val="single"/>
+          <w:bottom w:color="BFBFBF" w:space="0" w:sz="4" w:val="single"/>
+          <w:right w:color="BFBFBF" w:space="0" w:sz="4" w:val="single"/>
+        </w:tblBorders>
+        <w:shd w:color="auto" w:fill="F4F4F4" w:val="clear"/>
+        <w:tblLayout w:type="fixed"/>
+        <w:tblCellMar>
+          <w:top w:type="dxa" w:w="113"/>
+          <w:left w:type="dxa" w:w="113"/>
+          <w:bottom w:type="dxa" w:w="113"/>
+          <w:right w:type="dxa" w:w="113"/>
+        </w:tblCellMar>
+        <w:tblLook w:val="0000" w:firstRow="0" w:lastRow="0" w:firstColumn="0" w:lastColumn="0" w:noHBand="1" w:noVBand="1"/>
+      </w:tblPr>
+      <w:tblGrid>
+        <w:gridCol w:w="9637"/>
+      </w:tblGrid>
+      <w:tr>
+        <w:tc>
+          <w:tcPr>
+            <w:tcW w:type="dxa" w:w="9637"/>
+            <w:shd w:color="auto" w:fill="F4F4F4" w:val="clear"/>
+          </w:tcPr>
+          <w:p>
+            <w:pPr>
+              <w:pStyle w:val="SourceCode"/>
+              <w:spacing w:before="0" w:after="0" w:line="200" w:lineRule="auto"/>
+            </w:pPr>
+            <w:r>
+              <w:t xml:space="preserve">C:\Windows\system32&gt; DISM /Online /Cleanup-Image /ScanHealth</w:t>
+            </w:r>
+          </w:p>
+          <w:p>
+            <w:pPr>
+              <w:pStyle w:val="SourceCode"/>
+              <w:spacing w:before="0" w:after="0" w:line="200" w:lineRule="auto"/>
+            </w:pPr>
+          </w:p>
+          <w:p>
+            <w:pPr>
+              <w:pStyle w:val="SourceCode"/>
+              <w:spacing w:before="0" w:after="0" w:line="200" w:lineRule="auto"/>
+            </w:pPr>
+            <w:r>
+              <w:t xml:space="preserve">Deployment Image Servicing and Management tool</w:t>
+            </w:r>
+          </w:p>
+          <w:p>
+            <w:pPr>
+              <w:pStyle w:val="SourceCode"/>
+              <w:spacing w:before="0" w:after="0" w:line="200" w:lineRule="auto"/>
+            </w:pPr>
+            <w:r>
+              <w:t xml:space="preserve">Version: 10.0.26100.1</w:t>
+            </w:r>
+          </w:p>
+          <w:p>
+            <w:pPr>
+              <w:pStyle w:val="SourceCode"/>
+              <w:spacing w:before="0" w:after="0" w:line="200" w:lineRule="auto"/>
+            </w:pPr>
+          </w:p>
+          <w:p>
+            <w:pPr>
+              <w:pStyle w:val="SourceCode"/>
+              <w:spacing w:before="0" w:after="0" w:line="200" w:lineRule="auto"/>
+            </w:pPr>
+            <w:r>
+              <w:t xml:space="preserve">Image Version: 10.0.26100.1</w:t>
+            </w:r>
+          </w:p>
+          <w:p>
+            <w:pPr>
+              <w:pStyle w:val="SourceCode"/>
+              <w:spacing w:before="0" w:after="0" w:line="200" w:lineRule="auto"/>
+            </w:pPr>
+          </w:p>
+          <w:p>
+            <w:pPr>
+              <w:pStyle w:val="SourceCode"/>
+              <w:spacing w:before="0" w:after="0" w:line="200" w:lineRule="auto"/>
+            </w:pPr>
+            <w:r>
+              <w:t xml:space="preserve">The component store is repairable.</w:t>
+            </w:r>
+          </w:p>
+          <w:p>
+            <w:pPr>
+              <w:pStyle w:val="SourceCode"/>
+              <w:spacing w:before="0" w:after="0" w:line="200" w:lineRule="auto"/>
+            </w:pPr>
+            <w:r>
+              <w:t xml:space="preserve">The operation completed successfully.</w:t>
+            </w:r>
+          </w:p>
+          <w:p>
+            <w:pPr>
+              <w:pStyle w:val="SourceCode"/>
+              <w:spacing w:before="0" w:after="0" w:line="200" w:lineRule="auto"/>
+            </w:pPr>
+          </w:p>
+          <w:p>
+            <w:pPr>
+              <w:pStyle w:val="SourceCode"/>
+              <w:spacing w:before="0" w:after="0" w:line="200" w:lineRule="auto"/>
+            </w:pPr>
+            <w:r>
+              <w:t xml:space="preserve">C:\Windows\system32&gt; DISM /Online /Cleanup-Image /RestoreHealth</w:t>
+            </w:r>
+          </w:p>
+          <w:p>
+            <w:pPr>
+              <w:pStyle w:val="SourceCode"/>
+              <w:spacing w:before="0" w:after="0" w:line="200" w:lineRule="auto"/>
+            </w:pPr>
+          </w:p>
+          <w:p>
+            <w:pPr>
+              <w:pStyle w:val="SourceCode"/>
+              <w:spacing w:before="0" w:after="0" w:line="200" w:lineRule="auto"/>
+            </w:pPr>
+            <w:r>
+              <w:t xml:space="preserve">The restore operation completed successfully.</w:t>
+            </w:r>
+          </w:p>
+          <w:p>
+            <w:pPr>
+              <w:pStyle w:val="SourceCode"/>
+              <w:spacing w:before="0" w:after="0" w:line="200" w:lineRule="auto"/>
+            </w:pPr>
+            <w:r>
+              <w:t xml:space="preserve">The operation completed successfully.</w:t>
+            </w:r>
+          </w:p>
+          <w:p>
+            <w:pPr>
+              <w:pStyle w:val="SourceCode"/>
+              <w:spacing w:before="0" w:after="0" w:line="200" w:lineRule="auto"/>
+            </w:pPr>
+          </w:p>
+          <w:p>
+            <w:pPr>
+              <w:pStyle w:val="SourceCode"/>
+              <w:spacing w:before="0" w:after="0" w:line="200" w:lineRule="auto"/>
+            </w:pPr>
+            <w:r>
+              <w:t xml:space="preserve">C:\Windows\system32&gt; sfc /scannow</w:t>
+            </w:r>
+          </w:p>
+          <w:p>
+            <w:pPr>
+              <w:pStyle w:val="SourceCode"/>
+              <w:spacing w:before="0" w:after="0" w:line="200" w:lineRule="auto"/>
+            </w:pPr>
+          </w:p>
+          <w:p>
+            <w:pPr>
+              <w:pStyle w:val="SourceCode"/>
+              <w:spacing w:before="0" w:after="0" w:line="200" w:lineRule="auto"/>
+            </w:pPr>
+            <w:r>
+              <w:t xml:space="preserve">Windows Resource Protection found corrupt files and successfully repaired them.</w:t>
+            </w:r>
+          </w:p>
+          <w:p>
+            <w:pPr>
+              <w:pStyle w:val="SourceCode"/>
+              <w:spacing w:before="0" w:after="0" w:line="200" w:lineRule="auto"/>
+            </w:pPr>
+          </w:p>
+          <w:p>
+            <w:pPr>
+              <w:pStyle w:val="SourceCode"/>
+              <w:spacing w:before="0" w:after="0" w:line="200" w:lineRule="auto"/>
+            </w:pPr>
+            <w:r>
+              <w:t xml:space="preserve">C:\&gt; findstr /c:"[SR] Cannot repair" %WinDir%\Logs\CBS\CBS.log</w:t>
+            </w:r>
+          </w:p>
+        </w:tc>
+      </w:tr>
+    </w:tbl>
+    <w:p>
+      <w:pPr>
+        <w:spacing w:before="0" w:after="0" w:line="120" w:lineRule="exact"/>
+        <w:rPr>
+          <w:sz w:val="4"/>
+          <w:szCs w:val="4"/>
+        </w:rPr>
+      </w:pPr>
     </w:p>
     <w:p>
       <w:pPr>
@@ -1852,122 +2545,180 @@
     </w:p>
     <w:p>
       <w:pPr>
-        <w:pStyle w:val="SourceCode"/>
-      </w:pPr>
-      <w:r>
-        <w:rPr>
-          <w:rStyle w:val="VerbatimChar"/>
-        </w:rPr>
-        <w:t xml:space="preserve">C:\&gt; chkdsk D: /scan</w:t>
-      </w:r>
-      <w:r>
-        <w:br/>
-      </w:r>
-      <w:r>
-        <w:rPr>
-          <w:rStyle w:val="VerbatimChar"/>
-        </w:rPr>
-        <w:t xml:space="preserve">The type of the file system is NTFS.</w:t>
-      </w:r>
-      <w:r>
-        <w:br/>
-      </w:r>
-      <w:r>
-        <w:br/>
-      </w:r>
-      <w:r>
-        <w:rPr>
-          <w:rStyle w:val="VerbatimChar"/>
-        </w:rPr>
-        <w:t xml:space="preserve">Stage 1: Examining basic file system structure ...</w:t>
-      </w:r>
-      <w:r>
-        <w:br/>
-      </w:r>
-      <w:r>
-        <w:rPr>
-          <w:rStyle w:val="VerbatimChar"/>
-        </w:rPr>
-        <w:t xml:space="preserve">  20736 file records processed.</w:t>
-      </w:r>
-      <w:r>
-        <w:br/>
-      </w:r>
-      <w:r>
-        <w:rPr>
-          <w:rStyle w:val="VerbatimChar"/>
-        </w:rPr>
-        <w:t xml:space="preserve">Windows has scanned the file system and found no problems.</w:t>
-      </w:r>
-      <w:r>
-        <w:br/>
-      </w:r>
-      <w:r>
-        <w:rPr>
-          <w:rStyle w:val="VerbatimChar"/>
-        </w:rPr>
-        <w:t xml:space="preserve">No further action is required.</w:t>
-      </w:r>
-      <w:r>
-        <w:br/>
-      </w:r>
-      <w:r>
-        <w:br/>
-      </w:r>
-      <w:r>
-        <w:rPr>
-          <w:rStyle w:val="VerbatimChar"/>
-        </w:rPr>
-        <w:t xml:space="preserve">C:\&gt; chkdsk C: /f</w:t>
-      </w:r>
-      <w:r>
-        <w:br/>
-      </w:r>
-      <w:r>
-        <w:rPr>
-          <w:rStyle w:val="VerbatimChar"/>
-        </w:rPr>
-        <w:t xml:space="preserve">The type of the file system is NTFS.</w:t>
-      </w:r>
-      <w:r>
-        <w:br/>
-      </w:r>
-      <w:r>
-        <w:rPr>
-          <w:rStyle w:val="VerbatimChar"/>
-        </w:rPr>
-        <w:t xml:space="preserve">Cannot lock current drive.</w:t>
-      </w:r>
-      <w:r>
-        <w:br/>
-      </w:r>
-      <w:r>
-        <w:br/>
-      </w:r>
-      <w:r>
-        <w:rPr>
-          <w:rStyle w:val="VerbatimChar"/>
-        </w:rPr>
-        <w:t xml:space="preserve">Chkdsk cannot run because the volume is in use by another process.</w:t>
-      </w:r>
-      <w:r>
-        <w:br/>
-      </w:r>
-      <w:r>
-        <w:rPr>
-          <w:rStyle w:val="VerbatimChar"/>
-        </w:rPr>
-        <w:t xml:space="preserve">Would you like to schedule this volume to be checked the next time the</w:t>
-      </w:r>
-      <w:r>
-        <w:br/>
-      </w:r>
-      <w:r>
-        <w:rPr>
-          <w:rStyle w:val="VerbatimChar"/>
-        </w:rPr>
-        <w:t xml:space="preserve">system restarts? (Y/N) y</w:t>
-      </w:r>
+        <w:spacing w:before="0" w:after="0" w:line="120" w:lineRule="exact"/>
+        <w:rPr>
+          <w:sz w:val="4"/>
+          <w:szCs w:val="4"/>
+        </w:rPr>
+      </w:pPr>
+    </w:p>
+    <w:tbl>
+      <w:tblPr>
+        <w:tblStyle w:val="SourceCodeTable"/>
+        <w:tblW w:type="dxa" w:w="9637"/>
+        <w:tblInd w:w="0" w:type="dxa"/>
+        <w:tblBorders>
+          <w:top w:color="BFBFBF" w:space="0" w:sz="4" w:val="single"/>
+          <w:left w:color="BFBFBF" w:space="0" w:sz="4" w:val="single"/>
+          <w:bottom w:color="BFBFBF" w:space="0" w:sz="4" w:val="single"/>
+          <w:right w:color="BFBFBF" w:space="0" w:sz="4" w:val="single"/>
+        </w:tblBorders>
+        <w:shd w:color="auto" w:fill="F4F4F4" w:val="clear"/>
+        <w:tblLayout w:type="fixed"/>
+        <w:tblCellMar>
+          <w:top w:type="dxa" w:w="113"/>
+          <w:left w:type="dxa" w:w="113"/>
+          <w:bottom w:type="dxa" w:w="113"/>
+          <w:right w:type="dxa" w:w="113"/>
+        </w:tblCellMar>
+        <w:tblLook w:val="0000" w:firstRow="0" w:lastRow="0" w:firstColumn="0" w:lastColumn="0" w:noHBand="1" w:noVBand="1"/>
+      </w:tblPr>
+      <w:tblGrid>
+        <w:gridCol w:w="9637"/>
+      </w:tblGrid>
+      <w:tr>
+        <w:tc>
+          <w:tcPr>
+            <w:tcW w:type="dxa" w:w="9637"/>
+            <w:shd w:color="auto" w:fill="F4F4F4" w:val="clear"/>
+          </w:tcPr>
+          <w:p>
+            <w:pPr>
+              <w:pStyle w:val="SourceCode"/>
+              <w:spacing w:before="0" w:after="0" w:line="200" w:lineRule="auto"/>
+            </w:pPr>
+            <w:r>
+              <w:t xml:space="preserve">C:\&gt; chkdsk D: /scan</w:t>
+            </w:r>
+          </w:p>
+          <w:p>
+            <w:pPr>
+              <w:pStyle w:val="SourceCode"/>
+              <w:spacing w:before="0" w:after="0" w:line="200" w:lineRule="auto"/>
+            </w:pPr>
+            <w:r>
+              <w:t xml:space="preserve">The type of the file system is NTFS.</w:t>
+            </w:r>
+          </w:p>
+          <w:p>
+            <w:pPr>
+              <w:pStyle w:val="SourceCode"/>
+              <w:spacing w:before="0" w:after="0" w:line="200" w:lineRule="auto"/>
+            </w:pPr>
+          </w:p>
+          <w:p>
+            <w:pPr>
+              <w:pStyle w:val="SourceCode"/>
+              <w:spacing w:before="0" w:after="0" w:line="200" w:lineRule="auto"/>
+            </w:pPr>
+            <w:r>
+              <w:t xml:space="preserve">Stage 1: Examining basic file system structure ...</w:t>
+            </w:r>
+          </w:p>
+          <w:p>
+            <w:pPr>
+              <w:pStyle w:val="SourceCode"/>
+              <w:spacing w:before="0" w:after="0" w:line="200" w:lineRule="auto"/>
+            </w:pPr>
+            <w:r>
+              <w:t xml:space="preserve">  20736 file records processed.</w:t>
+            </w:r>
+          </w:p>
+          <w:p>
+            <w:pPr>
+              <w:pStyle w:val="SourceCode"/>
+              <w:spacing w:before="0" w:after="0" w:line="200" w:lineRule="auto"/>
+            </w:pPr>
+            <w:r>
+              <w:t xml:space="preserve">Windows has scanned the file system and found no problems.</w:t>
+            </w:r>
+          </w:p>
+          <w:p>
+            <w:pPr>
+              <w:pStyle w:val="SourceCode"/>
+              <w:spacing w:before="0" w:after="0" w:line="200" w:lineRule="auto"/>
+            </w:pPr>
+            <w:r>
+              <w:t xml:space="preserve">No further action is required.</w:t>
+            </w:r>
+          </w:p>
+          <w:p>
+            <w:pPr>
+              <w:pStyle w:val="SourceCode"/>
+              <w:spacing w:before="0" w:after="0" w:line="200" w:lineRule="auto"/>
+            </w:pPr>
+          </w:p>
+          <w:p>
+            <w:pPr>
+              <w:pStyle w:val="SourceCode"/>
+              <w:spacing w:before="0" w:after="0" w:line="200" w:lineRule="auto"/>
+            </w:pPr>
+            <w:r>
+              <w:t xml:space="preserve">C:\&gt; chkdsk C: /f</w:t>
+            </w:r>
+          </w:p>
+          <w:p>
+            <w:pPr>
+              <w:pStyle w:val="SourceCode"/>
+              <w:spacing w:before="0" w:after="0" w:line="200" w:lineRule="auto"/>
+            </w:pPr>
+            <w:r>
+              <w:t xml:space="preserve">The type of the file system is NTFS.</w:t>
+            </w:r>
+          </w:p>
+          <w:p>
+            <w:pPr>
+              <w:pStyle w:val="SourceCode"/>
+              <w:spacing w:before="0" w:after="0" w:line="200" w:lineRule="auto"/>
+            </w:pPr>
+            <w:r>
+              <w:t xml:space="preserve">Cannot lock current drive.</w:t>
+            </w:r>
+          </w:p>
+          <w:p>
+            <w:pPr>
+              <w:pStyle w:val="SourceCode"/>
+              <w:spacing w:before="0" w:after="0" w:line="200" w:lineRule="auto"/>
+            </w:pPr>
+          </w:p>
+          <w:p>
+            <w:pPr>
+              <w:pStyle w:val="SourceCode"/>
+              <w:spacing w:before="0" w:after="0" w:line="200" w:lineRule="auto"/>
+            </w:pPr>
+            <w:r>
+              <w:t xml:space="preserve">Chkdsk cannot run because the volume is in use by another process.</w:t>
+            </w:r>
+          </w:p>
+          <w:p>
+            <w:pPr>
+              <w:pStyle w:val="SourceCode"/>
+              <w:spacing w:before="0" w:after="0" w:line="200" w:lineRule="auto"/>
+            </w:pPr>
+            <w:r>
+              <w:t xml:space="preserve">Would you like to schedule this volume to be checked the next time the</w:t>
+            </w:r>
+          </w:p>
+          <w:p>
+            <w:pPr>
+              <w:pStyle w:val="SourceCode"/>
+              <w:spacing w:before="0" w:after="0" w:line="200" w:lineRule="auto"/>
+            </w:pPr>
+            <w:r>
+              <w:t xml:space="preserve">system restarts? (Y/N) y</w:t>
+            </w:r>
+          </w:p>
+        </w:tc>
+      </w:tr>
+    </w:tbl>
+    <w:p>
+      <w:pPr>
+        <w:spacing w:before="0" w:after="0" w:line="120" w:lineRule="exact"/>
+        <w:rPr>
+          <w:sz w:val="4"/>
+          <w:szCs w:val="4"/>
+        </w:rPr>
+      </w:pPr>
     </w:p>
     <w:p>
       <w:pPr>
@@ -2019,62 +2770,114 @@
     </w:p>
     <w:p>
       <w:pPr>
-        <w:pStyle w:val="SourceCode"/>
-      </w:pPr>
-      <w:r>
-        <w:rPr>
-          <w:rStyle w:val="VerbatimChar"/>
-        </w:rPr>
-        <w:t xml:space="preserve">PS C:\&gt; Get-WinEvent -FilterHashtable @{LogName='System'; Id=6008,41,1001} -MaxEvents 5 |</w:t>
-      </w:r>
-      <w:r>
-        <w:br/>
-      </w:r>
-      <w:r>
-        <w:rPr>
-          <w:rStyle w:val="VerbatimChar"/>
-        </w:rPr>
-        <w:t xml:space="preserve">&gt;&gt;     Select-Object TimeCreated, Id, ProviderName</w:t>
-      </w:r>
-      <w:r>
-        <w:br/>
-      </w:r>
-      <w:r>
-        <w:br/>
-      </w:r>
-      <w:r>
-        <w:rPr>
-          <w:rStyle w:val="VerbatimChar"/>
-        </w:rPr>
-        <w:t xml:space="preserve">TimeCreated           Id ProviderName</w:t>
-      </w:r>
-      <w:r>
-        <w:br/>
-      </w:r>
-      <w:r>
-        <w:rPr>
-          <w:rStyle w:val="VerbatimChar"/>
-        </w:rPr>
-        <w:t xml:space="preserve">-----------           -- ------------</w:t>
-      </w:r>
-      <w:r>
-        <w:br/>
-      </w:r>
-      <w:r>
-        <w:rPr>
-          <w:rStyle w:val="VerbatimChar"/>
-        </w:rPr>
-        <w:t xml:space="preserve">16.09.2026 19:12:04 6008 EventLog</w:t>
-      </w:r>
-      <w:r>
-        <w:br/>
-      </w:r>
-      <w:r>
-        <w:rPr>
-          <w:rStyle w:val="VerbatimChar"/>
-        </w:rPr>
-        <w:t xml:space="preserve">16.09.2026 19:12:31   41 Microsoft-Windows-Kernel-Power</w:t>
-      </w:r>
+        <w:spacing w:before="0" w:after="0" w:line="120" w:lineRule="exact"/>
+        <w:rPr>
+          <w:sz w:val="4"/>
+          <w:szCs w:val="4"/>
+        </w:rPr>
+      </w:pPr>
+    </w:p>
+    <w:tbl>
+      <w:tblPr>
+        <w:tblStyle w:val="SourceCodeTable"/>
+        <w:tblW w:type="dxa" w:w="9637"/>
+        <w:tblInd w:w="0" w:type="dxa"/>
+        <w:tblBorders>
+          <w:top w:color="BFBFBF" w:space="0" w:sz="4" w:val="single"/>
+          <w:left w:color="BFBFBF" w:space="0" w:sz="4" w:val="single"/>
+          <w:bottom w:color="BFBFBF" w:space="0" w:sz="4" w:val="single"/>
+          <w:right w:color="BFBFBF" w:space="0" w:sz="4" w:val="single"/>
+        </w:tblBorders>
+        <w:shd w:color="auto" w:fill="F4F4F4" w:val="clear"/>
+        <w:tblLayout w:type="fixed"/>
+        <w:tblCellMar>
+          <w:top w:type="dxa" w:w="113"/>
+          <w:left w:type="dxa" w:w="113"/>
+          <w:bottom w:type="dxa" w:w="113"/>
+          <w:right w:type="dxa" w:w="113"/>
+        </w:tblCellMar>
+        <w:tblLook w:val="0000" w:firstRow="0" w:lastRow="0" w:firstColumn="0" w:lastColumn="0" w:noHBand="1" w:noVBand="1"/>
+      </w:tblPr>
+      <w:tblGrid>
+        <w:gridCol w:w="9637"/>
+      </w:tblGrid>
+      <w:tr>
+        <w:tc>
+          <w:tcPr>
+            <w:tcW w:type="dxa" w:w="9637"/>
+            <w:shd w:color="auto" w:fill="F4F4F4" w:val="clear"/>
+          </w:tcPr>
+          <w:p>
+            <w:pPr>
+              <w:pStyle w:val="SourceCode"/>
+              <w:spacing w:before="0" w:after="0" w:line="200" w:lineRule="auto"/>
+            </w:pPr>
+            <w:r>
+              <w:t xml:space="preserve">PS C:\&gt; Get-WinEvent -FilterHashtable @{LogName='System'; Id=6008,41,1001} `</w:t>
+            </w:r>
+          </w:p>
+          <w:p>
+            <w:pPr>
+              <w:pStyle w:val="SourceCode"/>
+              <w:spacing w:before="0" w:after="0" w:line="200" w:lineRule="auto"/>
+            </w:pPr>
+            <w:r>
+              <w:t xml:space="preserve">&gt;&gt;     -MaxEvents 5 | Select-Object TimeCreated, Id, ProviderName</w:t>
+            </w:r>
+          </w:p>
+          <w:p>
+            <w:pPr>
+              <w:pStyle w:val="SourceCode"/>
+              <w:spacing w:before="0" w:after="0" w:line="200" w:lineRule="auto"/>
+            </w:pPr>
+          </w:p>
+          <w:p>
+            <w:pPr>
+              <w:pStyle w:val="SourceCode"/>
+              <w:spacing w:before="0" w:after="0" w:line="200" w:lineRule="auto"/>
+            </w:pPr>
+            <w:r>
+              <w:t xml:space="preserve">TimeCreated           Id ProviderName</w:t>
+            </w:r>
+          </w:p>
+          <w:p>
+            <w:pPr>
+              <w:pStyle w:val="SourceCode"/>
+              <w:spacing w:before="0" w:after="0" w:line="200" w:lineRule="auto"/>
+            </w:pPr>
+            <w:r>
+              <w:t xml:space="preserve">-----------           -- ------------</w:t>
+            </w:r>
+          </w:p>
+          <w:p>
+            <w:pPr>
+              <w:pStyle w:val="SourceCode"/>
+              <w:spacing w:before="0" w:after="0" w:line="200" w:lineRule="auto"/>
+            </w:pPr>
+            <w:r>
+              <w:t xml:space="preserve">16.09.2026 19:12:04 6008 EventLog</w:t>
+            </w:r>
+          </w:p>
+          <w:p>
+            <w:pPr>
+              <w:pStyle w:val="SourceCode"/>
+              <w:spacing w:before="0" w:after="0" w:line="200" w:lineRule="auto"/>
+            </w:pPr>
+            <w:r>
+              <w:t xml:space="preserve">16.09.2026 19:12:31   41 Microsoft-Windows-Kernel-Power</w:t>
+            </w:r>
+          </w:p>
+        </w:tc>
+      </w:tr>
+    </w:tbl>
+    <w:p>
+      <w:pPr>
+        <w:spacing w:before="0" w:after="0" w:line="120" w:lineRule="exact"/>
+        <w:rPr>
+          <w:sz w:val="4"/>
+          <w:szCs w:val="4"/>
+        </w:rPr>
+      </w:pPr>
     </w:p>
     <w:p>
       <w:pPr>
@@ -2108,59 +2911,108 @@
     </w:p>
     <w:p>
       <w:pPr>
-        <w:pStyle w:val="SourceCode"/>
-      </w:pPr>
-      <w:r>
-        <w:rPr>
-          <w:rStyle w:val="VerbatimChar"/>
-        </w:rPr>
-        <w:t xml:space="preserve">C:\&gt; md D:\Backup</w:t>
-      </w:r>
-      <w:r>
-        <w:br/>
-      </w:r>
-      <w:r>
-        <w:rPr>
-          <w:rStyle w:val="VerbatimChar"/>
-        </w:rPr>
-        <w:t xml:space="preserve">C:\&gt; robocopy "%USERPROFILE%\Desktop\LAB4" "D:\Backup\LAB4" /e /njh /njs</w:t>
-      </w:r>
-      <w:r>
-        <w:br/>
-      </w:r>
-      <w:r>
-        <w:rPr>
-          <w:rStyle w:val="VerbatimChar"/>
-        </w:rPr>
-        <w:t xml:space="preserve">C:\&gt; del "%USERPROFILE%\Desktop\LAB4\important.txt"</w:t>
-      </w:r>
-      <w:r>
-        <w:br/>
-      </w:r>
-      <w:r>
-        <w:rPr>
-          <w:rStyle w:val="VerbatimChar"/>
-        </w:rPr>
-        <w:t xml:space="preserve">C:\&gt; robocopy "D:\Backup\LAB4" "%USERPROFILE%\Desktop\LAB4" important.txt</w:t>
-      </w:r>
-      <w:r>
-        <w:br/>
-      </w:r>
-      <w:r>
-        <w:rPr>
-          <w:rStyle w:val="VerbatimChar"/>
-        </w:rPr>
-        <w:t xml:space="preserve">C:\&gt; dir "%USERPROFILE%\Desktop\LAB4\important.txt"</w:t>
-      </w:r>
-      <w:r>
-        <w:br/>
-      </w:r>
-      <w:r>
-        <w:rPr>
-          <w:rStyle w:val="VerbatimChar"/>
-        </w:rPr>
-        <w:t xml:space="preserve">17.09.2026  22:31               128 important.txt</w:t>
-      </w:r>
+        <w:spacing w:before="0" w:after="0" w:line="120" w:lineRule="exact"/>
+        <w:rPr>
+          <w:sz w:val="4"/>
+          <w:szCs w:val="4"/>
+        </w:rPr>
+      </w:pPr>
+    </w:p>
+    <w:tbl>
+      <w:tblPr>
+        <w:tblStyle w:val="SourceCodeTable"/>
+        <w:tblW w:type="dxa" w:w="9637"/>
+        <w:tblInd w:w="0" w:type="dxa"/>
+        <w:tblBorders>
+          <w:top w:color="BFBFBF" w:space="0" w:sz="4" w:val="single"/>
+          <w:left w:color="BFBFBF" w:space="0" w:sz="4" w:val="single"/>
+          <w:bottom w:color="BFBFBF" w:space="0" w:sz="4" w:val="single"/>
+          <w:right w:color="BFBFBF" w:space="0" w:sz="4" w:val="single"/>
+        </w:tblBorders>
+        <w:shd w:color="auto" w:fill="F4F4F4" w:val="clear"/>
+        <w:tblLayout w:type="fixed"/>
+        <w:tblCellMar>
+          <w:top w:type="dxa" w:w="113"/>
+          <w:left w:type="dxa" w:w="113"/>
+          <w:bottom w:type="dxa" w:w="113"/>
+          <w:right w:type="dxa" w:w="113"/>
+        </w:tblCellMar>
+        <w:tblLook w:val="0000" w:firstRow="0" w:lastRow="0" w:firstColumn="0" w:lastColumn="0" w:noHBand="1" w:noVBand="1"/>
+      </w:tblPr>
+      <w:tblGrid>
+        <w:gridCol w:w="9637"/>
+      </w:tblGrid>
+      <w:tr>
+        <w:tc>
+          <w:tcPr>
+            <w:tcW w:type="dxa" w:w="9637"/>
+            <w:shd w:color="auto" w:fill="F4F4F4" w:val="clear"/>
+          </w:tcPr>
+          <w:p>
+            <w:pPr>
+              <w:pStyle w:val="SourceCode"/>
+              <w:spacing w:before="0" w:after="0" w:line="200" w:lineRule="auto"/>
+            </w:pPr>
+            <w:r>
+              <w:t xml:space="preserve">C:\&gt; md D:\Backup</w:t>
+            </w:r>
+          </w:p>
+          <w:p>
+            <w:pPr>
+              <w:pStyle w:val="SourceCode"/>
+              <w:spacing w:before="0" w:after="0" w:line="200" w:lineRule="auto"/>
+            </w:pPr>
+            <w:r>
+              <w:t xml:space="preserve">C:\&gt; robocopy "%USERPROFILE%\Desktop\LAB4" "D:\Backup\LAB4" /e /njh /njs</w:t>
+            </w:r>
+          </w:p>
+          <w:p>
+            <w:pPr>
+              <w:pStyle w:val="SourceCode"/>
+              <w:spacing w:before="0" w:after="0" w:line="200" w:lineRule="auto"/>
+            </w:pPr>
+            <w:r>
+              <w:t xml:space="preserve">C:\&gt; del "%USERPROFILE%\Desktop\LAB4\important.txt"</w:t>
+            </w:r>
+          </w:p>
+          <w:p>
+            <w:pPr>
+              <w:pStyle w:val="SourceCode"/>
+              <w:spacing w:before="0" w:after="0" w:line="200" w:lineRule="auto"/>
+            </w:pPr>
+            <w:r>
+              <w:t xml:space="preserve">C:\&gt; robocopy "D:\Backup\LAB4" "%USERPROFILE%\Desktop\LAB4" important.txt</w:t>
+            </w:r>
+          </w:p>
+          <w:p>
+            <w:pPr>
+              <w:pStyle w:val="SourceCode"/>
+              <w:spacing w:before="0" w:after="0" w:line="200" w:lineRule="auto"/>
+            </w:pPr>
+            <w:r>
+              <w:t xml:space="preserve">C:\&gt; dir "%USERPROFILE%\Desktop\LAB4\important.txt"</w:t>
+            </w:r>
+          </w:p>
+          <w:p>
+            <w:pPr>
+              <w:pStyle w:val="SourceCode"/>
+              <w:spacing w:before="0" w:after="0" w:line="200" w:lineRule="auto"/>
+            </w:pPr>
+            <w:r>
+              <w:t xml:space="preserve">17.09.2026  22:31               128 important.txt</w:t>
+            </w:r>
+          </w:p>
+        </w:tc>
+      </w:tr>
+    </w:tbl>
+    <w:p>
+      <w:pPr>
+        <w:spacing w:before="0" w:after="0" w:line="120" w:lineRule="exact"/>
+        <w:rPr>
+          <w:sz w:val="4"/>
+          <w:szCs w:val="4"/>
+        </w:rPr>
+      </w:pPr>
     </w:p>
     <w:p>
       <w:pPr>
@@ -5490,15 +6342,8 @@
     <w:basedOn w:val="Normal"/>
     <w:qFormat/>
     <w:pPr>
-      <w:pBdr>
-        <w:top w:color="BFBFBF" w:space="4" w:sz="4" w:val="single"/>
-        <w:left w:color="BFBFBF" w:space="4" w:sz="4" w:val="single"/>
-        <w:bottom w:color="BFBFBF" w:space="4" w:sz="4" w:val="single"/>
-        <w:right w:color="BFBFBF" w:space="4" w:sz="4" w:val="single"/>
-      </w:pBdr>
-      <w:shd w:color="auto" w:fill="F4F4F4" w:val="clear"/>
-      <w:spacing w:after="120" w:before="120" w:line="200" w:lineRule="auto"/>
-      <w:ind w:firstLine="0" w:left="284" w:right="284"/>
+      <w:spacing w:after="0" w:before="0" w:line="200" w:lineRule="auto"/>
+      <w:ind w:hanging="340" w:left="340" w:right="0"/>
       <w:jc w:val="left"/>
     </w:pPr>
     <w:rPr>
@@ -5506,6 +6351,27 @@
       <w:sz w:val="18"/>
       <w:szCs w:val="18"/>
     </w:rPr>
+  </w:style>
+  <w:style w:customStyle="1" w:styleId="SourceCodeTable" w:type="table">
+    <w:name w:val="Source Code Table"/>
+    <w:basedOn w:val="TableNormal"/>
+    <w:qFormat/>
+    <w:tblPr>
+      <w:tblInd w:type="dxa" w:w="0"/>
+      <w:tblBorders>
+        <w:top w:color="BFBFBF" w:space="0" w:sz="4" w:val="single"/>
+        <w:left w:color="BFBFBF" w:space="0" w:sz="4" w:val="single"/>
+        <w:bottom w:color="BFBFBF" w:space="0" w:sz="4" w:val="single"/>
+        <w:right w:color="BFBFBF" w:space="0" w:sz="4" w:val="single"/>
+      </w:tblBorders>
+      <w:shd w:color="auto" w:fill="F4F4F4" w:val="clear"/>
+      <w:tblCellMar>
+        <w:top w:type="dxa" w:w="113"/>
+        <w:left w:type="dxa" w:w="113"/>
+        <w:bottom w:type="dxa" w:w="113"/>
+        <w:right w:type="dxa" w:w="113"/>
+      </w:tblCellMar>
+    </w:tblPr>
   </w:style>
   <w:style w:type="paragraph" w:customStyle="1" w:styleId="TableCaption">
     <w:name w:val="TableCaption"/>

--- a/public/labs/os/pz-25/ЛР4_ОС_Методи_відновлення_ОС.docx
+++ b/public/labs/os/pz-25/ЛР4_ОС_Методи_відновлення_ОС.docx
@@ -1605,6 +1605,44 @@
         <w:pStyle w:val="FirstParagraph"/>
       </w:pPr>
       <w:r>
+        <w:t xml:space="preserve">На сучасних комп’ютерах з UEFI завантажувальні файли на EFI-розділі найнадійніше відтворює команда</w:t>
+      </w:r>
+      <w:r>
+        <w:t xml:space="preserve"> </w:t>
+      </w:r>
+      <w:r>
+        <w:rPr>
+          <w:rStyle w:val="VerbatimChar"/>
+        </w:rPr>
+        <w:t xml:space="preserve">bcdboot C:\Windows</w:t>
+      </w:r>
+      <w:r>
+        <w:t xml:space="preserve"> </w:t>
+      </w:r>
+      <w:r>
+        <w:t xml:space="preserve">— вона копіює їх із встановленої системи і створює запис завантаження заново.</w:t>
+      </w:r>
+      <w:r>
+        <w:t xml:space="preserve"> </w:t>
+      </w:r>
+      <w:r>
+        <w:rPr>
+          <w:rStyle w:val="VerbatimChar"/>
+        </w:rPr>
+        <w:t xml:space="preserve">bootrec /fixboot</w:t>
+      </w:r>
+      <w:r>
+        <w:t xml:space="preserve"> </w:t>
+      </w:r>
+      <w:r>
+        <w:t xml:space="preserve">на таких машинах часто завершується відмовою в доступі.</w:t>
+      </w:r>
+    </w:p>
+    <w:p>
+      <w:pPr>
+        <w:pStyle w:val="BodyText"/>
+      </w:pPr>
+      <w:r>
         <w:t xml:space="preserve">Команду</w:t>
       </w:r>
       <w:r>
@@ -2387,22 +2425,22 @@
               <w:spacing w:before="0" w:after="0" w:line="200" w:lineRule="auto"/>
             </w:pPr>
             <w:r>
-              <w:t xml:space="preserve">Version: 10.0.26100.1</w:t>
-            </w:r>
-          </w:p>
-          <w:p>
-            <w:pPr>
-              <w:pStyle w:val="SourceCode"/>
-              <w:spacing w:before="0" w:after="0" w:line="200" w:lineRule="auto"/>
-            </w:pPr>
-          </w:p>
-          <w:p>
-            <w:pPr>
-              <w:pStyle w:val="SourceCode"/>
-              <w:spacing w:before="0" w:after="0" w:line="200" w:lineRule="auto"/>
-            </w:pPr>
-            <w:r>
-              <w:t xml:space="preserve">Image Version: 10.0.26100.1</w:t>
+              <w:t xml:space="preserve">Version: 10.0.22621.2792</w:t>
+            </w:r>
+          </w:p>
+          <w:p>
+            <w:pPr>
+              <w:pStyle w:val="SourceCode"/>
+              <w:spacing w:before="0" w:after="0" w:line="200" w:lineRule="auto"/>
+            </w:pPr>
+          </w:p>
+          <w:p>
+            <w:pPr>
+              <w:pStyle w:val="SourceCode"/>
+              <w:spacing w:before="0" w:after="0" w:line="200" w:lineRule="auto"/>
+            </w:pPr>
+            <w:r>
+              <w:t xml:space="preserve">Image Version: 10.0.22631.4460</w:t>
             </w:r>
           </w:p>
           <w:p>
@@ -2884,19 +2922,55 @@
         <w:pStyle w:val="FirstParagraph"/>
       </w:pPr>
       <w:r>
-        <w:t xml:space="preserve">Пара подій 6008 і 41 з близьким часом означає аварійне вимкнення живлення, а не збій програмного забезпечення — у такому разі ні</w:t>
-      </w:r>
-      <w:r>
-        <w:t xml:space="preserve"> </w:t>
+        <w:t xml:space="preserve">Пара подій 6008 і 41 з близьким часом означає, що система вимкнулася некоректно, — обидві записано вже під час наступного запуску. Причину уточнює подія 41: відкрийте її (</w:t>
       </w:r>
       <w:r>
         <w:rPr>
           <w:rStyle w:val="VerbatimChar"/>
         </w:rPr>
+        <w:t xml:space="preserve">eventvwr</w:t>
+      </w:r>
+      <w:r>
+        <w:t xml:space="preserve"> </w:t>
+      </w:r>
+      <w:r>
+        <w:t xml:space="preserve">або</w:t>
+      </w:r>
+      <w:r>
+        <w:t xml:space="preserve"> </w:t>
+      </w:r>
+      <w:r>
+        <w:rPr>
+          <w:rStyle w:val="VerbatimChar"/>
+        </w:rPr>
+        <w:t xml:space="preserve">Format-List *</w:t>
+      </w:r>
+      <w:r>
+        <w:t xml:space="preserve">) і подивіться поле</w:t>
+      </w:r>
+      <w:r>
+        <w:t xml:space="preserve"> </w:t>
+      </w:r>
+      <w:r>
+        <w:rPr>
+          <w:rStyle w:val="VerbatimChar"/>
+        </w:rPr>
+        <w:t xml:space="preserve">BugcheckCode</w:t>
+      </w:r>
+      <w:r>
+        <w:t xml:space="preserve">. Нуль означає, що синього екрана не було: пропало живлення або система зависла так, що допомогло лише примусове вимкнення. Ненульовий код — це номер помилки синього екрана, і тоді поряд буде й подія 1001. У першому випадку ні</w:t>
+      </w:r>
+      <w:r>
+        <w:t xml:space="preserve"> </w:t>
+      </w:r>
+      <w:r>
+        <w:rPr>
+          <w:rStyle w:val="VerbatimChar"/>
+        </w:rPr>
         <w:t xml:space="preserve">sfc</w:t>
       </w:r>
       <w:r>
-        <w:t xml:space="preserve">, ні відкат проблему не розв’язують.</w:t>
+        <w:t xml:space="preserve">, ні відкат проблему не розв’язують — шукають причину в живленні чи охолодженні.</w:t>
       </w:r>
     </w:p>
     <w:bookmarkEnd w:id="22"/>
@@ -2907,6 +2981,14 @@
       </w:pPr>
       <w:r>
         <w:t xml:space="preserve">Крок 6. Резервна копія та контрольне відновлення</w:t>
+      </w:r>
+    </w:p>
+    <w:p>
+      <w:pPr>
+        <w:pStyle w:val="FirstParagraph"/>
+      </w:pPr>
+      <w:r>
+        <w:t xml:space="preserve">Копію роблять на інший диск або флешку. Якщо окремого розділу D: немає, підставте літеру флешки; копія на тому самому диску захищає лише від помилкового видалення, але не від відмови диска.</w:t>
       </w:r>
     </w:p>
     <w:p>
@@ -2954,6 +3036,24 @@
               <w:spacing w:before="0" w:after="0" w:line="200" w:lineRule="auto"/>
             </w:pPr>
             <w:r>
+              <w:t xml:space="preserve">C:\&gt; md "%USERPROFILE%\Desktop\LAB4"</w:t>
+            </w:r>
+          </w:p>
+          <w:p>
+            <w:pPr>
+              <w:pStyle w:val="SourceCode"/>
+              <w:spacing w:before="0" w:after="0" w:line="200" w:lineRule="auto"/>
+            </w:pPr>
+            <w:r>
+              <w:t xml:space="preserve">C:\&gt; echo Контрольний файл &gt; "%USERPROFILE%\Desktop\LAB4\important.txt"</w:t>
+            </w:r>
+          </w:p>
+          <w:p>
+            <w:pPr>
+              <w:pStyle w:val="SourceCode"/>
+              <w:spacing w:before="0" w:after="0" w:line="200" w:lineRule="auto"/>
+            </w:pPr>
+            <w:r>
               <w:t xml:space="preserve">C:\&gt; md D:\Backup</w:t>
             </w:r>
           </w:p>
@@ -3144,7 +3244,7 @@
         <w:jc w:val="both"/>
       </w:pPr>
       <w:r>
-        <w:t xml:space="preserve">Отримати перелік критичних подій системного журналу за останній тиждень засобами PowerShell. Знайти подію, зазначену у варіанті, і пояснити її причину.</w:t>
+        <w:t xml:space="preserve">Отримати перелік критичних подій системного журналу за останній тиждень засобами PowerShell. Знайти подію, зазначену у варіанті, і пояснити її причину. Не всі події пишуться в журнал System: 1000, 1511, 1530 і 8194 шукають у журналі Application, 1116 — у журналі Microsoft-Windows-Windows Defender/Operational. Якщо такої події на вашій машині немає, пояснити, за яких обставин вона з’явилася б.</w:t>
       </w:r>
     </w:p>
     <w:p>
